--- a/pr-preview/pr-438/exploratory-descriptive-handout.docx
+++ b/pr-preview/pr-438/exploratory-descriptive-handout.docx
@@ -15,10 +15,10 @@
         <w:pStyle w:val="Date"/>
       </w:pPr>
       <w:r>
-        <w:t xml:space="preserve">Last modified: 2026-10-22 15:07:28 (PDT)</w:t>
+        <w:t xml:space="preserve">Last modified: 2026-10-26 12:25:07 (PDT)</w:t>
       </w:r>
     </w:p>
-    <w:bookmarkStart w:id="24" w:name="introduction"/>
+    <w:bookmarkStart w:id="31" w:name="introduction"/>
     <w:p>
       <w:pPr>
         <w:pStyle w:val="Heading2"/>
@@ -1912,7 +1912,7 @@
       </w:r>
     </w:p>
     <w:bookmarkEnd w:id="14"/>
-    <w:bookmarkStart w:id="23" w:name="sec-populations-samples"/>
+    <w:bookmarkStart w:id="30" w:name="sec-populations-samples"/>
     <w:p>
       <w:pPr>
         <w:pStyle w:val="Heading3"/>
@@ -2136,6 +2136,7 @@
         <m:oMath>
           <m:r>
             <m:rPr>
+              <m:scr m:val="double-struck"/>
               <m:sty m:val="p"/>
             </m:rPr>
             <m:t>P</m:t>
@@ -2369,6 +2370,7 @@
         <m:oMath>
           <m:r>
             <m:rPr>
+              <m:scr m:val="double-struck"/>
               <m:sty m:val="p"/>
             </m:rPr>
             <m:t>P</m:t>
@@ -2558,6 +2560,7 @@
         </m:r>
         <m:r>
           <m:rPr>
+            <m:scr m:val="double-struck"/>
             <m:sty m:val="p"/>
           </m:rPr>
           <m:t>P</m:t>
@@ -2619,7 +2622,7 @@
         <w:t xml:space="preserve">or, when it has one, by its probability mass or density function.</w:t>
       </w:r>
     </w:p>
-    <w:bookmarkStart w:id="19" w:name="def-sample"/>
+    <w:bookmarkStart w:id="20" w:name="def-observation"/>
     <w:p>
       <w:pPr>
         <w:pStyle w:val="BodyText"/>
@@ -2629,7 +2632,156 @@
           <w:b/>
           <w:bCs/>
         </w:rPr>
-        <w:t xml:space="preserve">Definition 3 (Sample)</w:t>
+        <w:t xml:space="preserve">Definition 3 (Observation)</w:t>
+      </w:r>
+      <w:r>
+        <w:t xml:space="preserve"> </w:t>
+      </w:r>
+      <w:r>
+        <w:t xml:space="preserve">An</w:t>
+      </w:r>
+      <w:r>
+        <w:t xml:space="preserve"> </w:t>
+      </w:r>
+      <w:r>
+        <w:rPr>
+          <w:b/>
+          <w:bCs/>
+        </w:rPr>
+        <w:t xml:space="preserve">observation</w:t>
+      </w:r>
+      <w:r>
+        <w:t xml:space="preserve"> </w:t>
+      </w:r>
+      <w:r>
+        <w:t xml:space="preserve">is the set of values recorded for the variables</w:t>
+      </w:r>
+      <w:r>
+        <w:t xml:space="preserve"> </w:t>
+      </w:r>
+      <w:r>
+        <w:t xml:space="preserve">on one unit of a population (</w:t>
+      </w:r>
+      <w:hyperlink w:anchor="def-population">
+        <w:r>
+          <w:rPr>
+            <w:rStyle w:val="Hyperlink"/>
+          </w:rPr>
+          <w:t xml:space="preserve">Definition 1</w:t>
+        </w:r>
+      </w:hyperlink>
+      <w:r>
+        <w:t xml:space="preserve">).</w:t>
+      </w:r>
+      <w:r>
+        <w:t xml:space="preserve"> </w:t>
+      </w:r>
+      <w:r>
+        <w:t xml:space="preserve">Each recorded value is a</w:t>
+      </w:r>
+      <w:r>
+        <w:t xml:space="preserve"> </w:t>
+      </w:r>
+      <w:hyperlink r:id="rId19">
+        <w:r>
+          <w:rPr>
+            <w:rStyle w:val="Hyperlink"/>
+          </w:rPr>
+          <w:t xml:space="preserve">realization</w:t>
+        </w:r>
+      </w:hyperlink>
+      <w:r>
+        <w:t xml:space="preserve"> </w:t>
+      </w:r>
+      <w:r>
+        <w:t xml:space="preserve">of the corresponding variable.</w:t>
+      </w:r>
+    </w:p>
+    <w:bookmarkEnd w:id="20"/>
+    <w:bookmarkStart w:id="21" w:name="exm-observation-wcgs"/>
+    <w:p>
+      <w:pPr>
+        <w:pStyle w:val="BodyText"/>
+      </w:pPr>
+      <w:r>
+        <w:rPr>
+          <w:b/>
+          <w:bCs/>
+        </w:rPr>
+        <w:t xml:space="preserve">Example 1 (One observation in the WCGS)</w:t>
+      </w:r>
+      <w:r>
+        <w:t xml:space="preserve"> </w:t>
+      </w:r>
+      <w:r>
+        <w:t xml:space="preserve">Each row of the</w:t>
+      </w:r>
+      <w:r>
+        <w:t xml:space="preserve"> </w:t>
+      </w:r>
+      <w:r>
+        <w:rPr>
+          <w:rStyle w:val="VerbatimChar"/>
+        </w:rPr>
+        <w:t xml:space="preserve">wcgs</w:t>
+      </w:r>
+      <w:r>
+        <w:t xml:space="preserve"> </w:t>
+      </w:r>
+      <w:r>
+        <w:t xml:space="preserve">data frame is one</w:t>
+      </w:r>
+      <w:r>
+        <w:t xml:space="preserve"> </w:t>
+      </w:r>
+      <w:hyperlink w:anchor="def-observation">
+        <w:r>
+          <w:rPr>
+            <w:rStyle w:val="Hyperlink"/>
+          </w:rPr>
+          <w:t xml:space="preserve">observation</w:t>
+        </w:r>
+      </w:hyperlink>
+      <w:r>
+        <w:t xml:space="preserve">:</w:t>
+      </w:r>
+      <w:r>
+        <w:t xml:space="preserve"> </w:t>
+      </w:r>
+      <w:r>
+        <w:t xml:space="preserve">the values recorded for one participant.</w:t>
+      </w:r>
+      <w:r>
+        <w:t xml:space="preserve"> </w:t>
+      </w:r>
+      <w:r>
+        <w:t xml:space="preserve">The first participant’s observation has</w:t>
+      </w:r>
+      <w:r>
+        <w:t xml:space="preserve"> </w:t>
+      </w:r>
+      <w:r>
+        <w:t xml:space="preserve">age 50 years and</w:t>
+      </w:r>
+      <w:r>
+        <w:t xml:space="preserve"> </w:t>
+      </w:r>
+      <w:r>
+        <w:t xml:space="preserve">cholesterol 249 mg/dL.</w:t>
+      </w:r>
+    </w:p>
+    <w:bookmarkEnd w:id="21"/>
+    <w:bookmarkStart w:id="22" w:name="def-sample"/>
+    <w:p>
+      <w:pPr>
+        <w:pStyle w:val="BodyText"/>
+      </w:pPr>
+      <w:r>
+        <w:rPr>
+          <w:b/>
+          <w:bCs/>
+        </w:rPr>
+        <w:t xml:space="preserve">Definition 4 (Sample)</w:t>
       </w:r>
       <w:r>
         <w:t xml:space="preserve"> </w:t>
@@ -2746,8 +2898,8 @@
         <w:t xml:space="preserve">).</w:t>
       </w:r>
     </w:p>
-    <w:bookmarkEnd w:id="19"/>
-    <w:bookmarkStart w:id="21" w:name="def-random-sample"/>
+    <w:bookmarkEnd w:id="22"/>
+    <w:bookmarkStart w:id="24" w:name="def-random-sample"/>
     <w:p>
       <w:pPr>
         <w:pStyle w:val="BodyText"/>
@@ -2757,7 +2909,7 @@
           <w:b/>
           <w:bCs/>
         </w:rPr>
-        <w:t xml:space="preserve">Definition 4 (Random sample)</w:t>
+        <w:t xml:space="preserve">Definition 5 (Random sample)</w:t>
       </w:r>
       <w:r>
         <w:t xml:space="preserve"> </w:t>
@@ -2770,7 +2922,7 @@
           <w:rPr>
             <w:rStyle w:val="Hyperlink"/>
           </w:rPr>
-          <w:t xml:space="preserve">Definition 3</w:t>
+          <w:t xml:space="preserve">Definition 4</w:t>
         </w:r>
       </w:hyperlink>
       <w:r>
@@ -2801,7 +2953,7 @@
       <w:r>
         <w:t xml:space="preserve"> </w:t>
       </w:r>
-      <w:hyperlink r:id="rId20">
+      <w:hyperlink r:id="rId23">
         <w:r>
           <w:rPr>
             <w:rStyle w:val="Hyperlink"/>
@@ -2889,6 +3041,7 @@
           </m:r>
           <m:r>
             <m:rPr>
+              <m:scr m:val="double-struck"/>
               <m:sty m:val="p"/>
             </m:rPr>
             <m:t>P</m:t>
@@ -2915,6 +3068,7 @@
       <m:oMath>
         <m:r>
           <m:rPr>
+            <m:scr m:val="double-struck"/>
             <m:sty m:val="p"/>
           </m:rPr>
           <m:t>P</m:t>
@@ -2944,7 +3098,7 @@
         <w:t xml:space="preserve">.</w:t>
       </w:r>
     </w:p>
-    <w:bookmarkEnd w:id="21"/>
+    <w:bookmarkEnd w:id="24"/>
     <w:p>
       <w:pPr>
         <w:pStyle w:val="BodyText"/>
@@ -2987,7 +3141,7 @@
         <w:t xml:space="preserve">approximates one.</w:t>
       </w:r>
     </w:p>
-    <w:bookmarkStart w:id="22" w:name="exm-population-sample-wcgs"/>
+    <w:bookmarkStart w:id="25" w:name="exm-population-sample-wcgs"/>
     <w:p>
       <w:pPr>
         <w:pStyle w:val="BodyText"/>
@@ -2997,7 +3151,7 @@
           <w:b/>
           <w:bCs/>
         </w:rPr>
-        <w:t xml:space="preserve">Example 1 (Population and sample in the WCGS)</w:t>
+        <w:t xml:space="preserve">Example 2 (Population and sample in the WCGS)</w:t>
       </w:r>
       <w:r>
         <w:t xml:space="preserve"> </w:t>
@@ -3065,7 +3219,7 @@
           <w:rPr>
             <w:rStyle w:val="Hyperlink"/>
           </w:rPr>
-          <w:t xml:space="preserve">Definition 3</w:t>
+          <w:t xml:space="preserve">Definition 4</w:t>
         </w:r>
       </w:hyperlink>
       <w:r>
@@ -3090,6 +3244,196 @@
         <w:t xml:space="preserve">so the sample is not a random sample (</w:t>
       </w:r>
       <w:hyperlink w:anchor="def-random-sample">
+        <w:r>
+          <w:rPr>
+            <w:rStyle w:val="Hyperlink"/>
+          </w:rPr>
+          <w:t xml:space="preserve">Definition 5</w:t>
+        </w:r>
+      </w:hyperlink>
+      <w:r>
+        <w:t xml:space="preserve">) of the population.</w:t>
+      </w:r>
+      <w:r>
+        <w:t xml:space="preserve"> </w:t>
+      </w:r>
+      <w:r>
+        <w:t xml:space="preserve">Its sample mean cholesterol, 226.4 mg/dL,</w:t>
+      </w:r>
+      <w:r>
+        <w:t xml:space="preserve"> </w:t>
+      </w:r>
+      <w:r>
+        <w:t xml:space="preserve">describes these 3154 men exactly,</w:t>
+      </w:r>
+      <w:r>
+        <w:t xml:space="preserve"> </w:t>
+      </w:r>
+      <w:r>
+        <w:t xml:space="preserve">but it estimates the population mean well</w:t>
+      </w:r>
+      <w:r>
+        <w:t xml:space="preserve"> </w:t>
+      </w:r>
+      <w:r>
+        <w:t xml:space="preserve">only to the extent that the volunteers resemble the rest of the population.</w:t>
+      </w:r>
+    </w:p>
+    <w:bookmarkEnd w:id="25"/>
+    <w:bookmarkStart w:id="27" w:name="def-population-parameter"/>
+    <w:p>
+      <w:pPr>
+        <w:pStyle w:val="BodyText"/>
+      </w:pPr>
+      <w:r>
+        <w:rPr>
+          <w:b/>
+          <w:bCs/>
+        </w:rPr>
+        <w:t xml:space="preserve">Definition 6 (Population parameter)</w:t>
+      </w:r>
+      <w:r>
+        <w:t xml:space="preserve"> </w:t>
+      </w:r>
+      <w:r>
+        <w:t xml:space="preserve">A</w:t>
+      </w:r>
+      <w:r>
+        <w:t xml:space="preserve"> </w:t>
+      </w:r>
+      <w:r>
+        <w:rPr>
+          <w:b/>
+          <w:bCs/>
+        </w:rPr>
+        <w:t xml:space="preserve">population parameter</w:t>
+      </w:r>
+      <w:r>
+        <w:t xml:space="preserve"> </w:t>
+      </w:r>
+      <w:r>
+        <w:t xml:space="preserve">is a number computed from the population distribution (</w:t>
+      </w:r>
+      <w:hyperlink w:anchor="def-population-distribution">
+        <w:r>
+          <w:rPr>
+            <w:rStyle w:val="Hyperlink"/>
+          </w:rPr>
+          <w:t xml:space="preserve">Definition 2</w:t>
+        </w:r>
+      </w:hyperlink>
+      <w:r>
+        <w:t xml:space="preserve">),</w:t>
+      </w:r>
+      <w:r>
+        <w:t xml:space="preserve"> </w:t>
+      </w:r>
+      <w:r>
+        <w:t xml:space="preserve">such as its</w:t>
+      </w:r>
+      <w:r>
+        <w:t xml:space="preserve"> </w:t>
+      </w:r>
+      <w:hyperlink r:id="rId26">
+        <w:r>
+          <w:rPr>
+            <w:rStyle w:val="Hyperlink"/>
+          </w:rPr>
+          <w:t xml:space="preserve">population mean</w:t>
+        </w:r>
+      </w:hyperlink>
+      <w:r>
+        <w:t xml:space="preserve">.</w:t>
+      </w:r>
+    </w:p>
+    <w:bookmarkEnd w:id="27"/>
+    <w:bookmarkStart w:id="28" w:name="exm-population-parameter-wcgs"/>
+    <w:p>
+      <w:pPr>
+        <w:pStyle w:val="BodyText"/>
+      </w:pPr>
+      <w:r>
+        <w:rPr>
+          <w:b/>
+          <w:bCs/>
+        </w:rPr>
+        <w:t xml:space="preserve">Example 3 (A population parameter in the WCGS)</w:t>
+      </w:r>
+      <w:r>
+        <w:t xml:space="preserve"> </w:t>
+      </w:r>
+      <w:r>
+        <w:t xml:space="preserve">In</w:t>
+      </w:r>
+      <w:r>
+        <w:t xml:space="preserve"> </w:t>
+      </w:r>
+      <w:hyperlink w:anchor="exm-population-sample-wcgs">
+        <w:r>
+          <w:rPr>
+            <w:rStyle w:val="Hyperlink"/>
+          </w:rPr>
+          <w:t xml:space="preserve">Example 2</w:t>
+        </w:r>
+      </w:hyperlink>
+      <w:r>
+        <w:t xml:space="preserve">, the</w:t>
+      </w:r>
+      <w:r>
+        <w:t xml:space="preserve"> </w:t>
+      </w:r>
+      <w:hyperlink r:id="rId26">
+        <w:r>
+          <w:rPr>
+            <w:rStyle w:val="Hyperlink"/>
+          </w:rPr>
+          <w:t xml:space="preserve">population mean</w:t>
+        </w:r>
+      </w:hyperlink>
+      <w:r>
+        <w:t xml:space="preserve"> </w:t>
+      </w:r>
+      <w:r>
+        <w:t xml:space="preserve">of cholesterol is a</w:t>
+      </w:r>
+      <w:r>
+        <w:t xml:space="preserve"> </w:t>
+      </w:r>
+      <w:hyperlink w:anchor="def-population-parameter">
+        <w:r>
+          <w:rPr>
+            <w:rStyle w:val="Hyperlink"/>
+          </w:rPr>
+          <w:t xml:space="preserve">population parameter</w:t>
+        </w:r>
+      </w:hyperlink>
+      <w:r>
+        <w:t xml:space="preserve">.</w:t>
+      </w:r>
+      <w:r>
+        <w:t xml:space="preserve"> </w:t>
+      </w:r>
+      <w:r>
+        <w:t xml:space="preserve">It describes all the men in the study’s population (</w:t>
+      </w:r>
+      <w:hyperlink w:anchor="def-population">
+        <w:r>
+          <w:rPr>
+            <w:rStyle w:val="Hyperlink"/>
+          </w:rPr>
+          <w:t xml:space="preserve">Definition 1</w:t>
+        </w:r>
+      </w:hyperlink>
+      <w:r>
+        <w:t xml:space="preserve">).</w:t>
+      </w:r>
+      <w:r>
+        <w:t xml:space="preserve"> </w:t>
+      </w:r>
+      <w:r>
+        <w:t xml:space="preserve">We know only the mean cholesterol of the sample (</w:t>
+      </w:r>
+      <w:hyperlink w:anchor="def-sample">
         <w:r>
           <w:rPr>
             <w:rStyle w:val="Hyperlink"/>
@@ -3098,46 +3442,69 @@
         </w:r>
       </w:hyperlink>
       <w:r>
-        <w:t xml:space="preserve">) of the population.</w:t>
-      </w:r>
-      <w:r>
-        <w:t xml:space="preserve"> </w:t>
-      </w:r>
-      <w:r>
-        <w:t xml:space="preserve">Its sample mean cholesterol, 226.4 mg/dL,</w:t>
-      </w:r>
-      <w:r>
-        <w:t xml:space="preserve"> </w:t>
-      </w:r>
-      <w:r>
-        <w:t xml:space="preserve">describes these 3154 men exactly,</w:t>
-      </w:r>
-      <w:r>
-        <w:t xml:space="preserve"> </w:t>
-      </w:r>
-      <w:r>
-        <w:t xml:space="preserve">but it estimates the population mean well</w:t>
-      </w:r>
-      <w:r>
-        <w:t xml:space="preserve"> </w:t>
-      </w:r>
-      <w:r>
-        <w:t xml:space="preserve">only to the extent that the volunteers resemble the rest of the population.</w:t>
+        <w:t xml:space="preserve">) of the</w:t>
+      </w:r>
+      <w:r>
+        <w:t xml:space="preserve"> </w:t>
+      </w:r>
+      <w:r>
+        <w:rPr>
+          <w:rStyle w:val="VerbatimChar"/>
+        </w:rPr>
+        <w:t xml:space="preserve">wcgs</w:t>
+      </w:r>
+      <w:r>
+        <w:t xml:space="preserve"> </w:t>
+      </w:r>
+      <w:r>
+        <w:t xml:space="preserve">data,</w:t>
+      </w:r>
+      <w:r>
+        <w:t xml:space="preserve"> </w:t>
+      </w:r>
+      <w:r>
+        <w:t xml:space="preserve">226.4 mg/dL.</w:t>
       </w:r>
     </w:p>
-    <w:bookmarkEnd w:id="22"/>
-    <w:bookmarkEnd w:id="23"/>
-    <w:bookmarkEnd w:id="24"/>
-    <w:bookmarkStart w:id="48" w:name="summarizing-a-single-variable"/>
+    <w:bookmarkEnd w:id="28"/>
+    <w:bookmarkStart w:id="29" w:name="rem-population-parameter"/>
     <w:p>
       <w:pPr>
+        <w:pStyle w:val="BodyText"/>
+      </w:pPr>
+      <w:r>
+        <w:rPr>
+          <w:i/>
+          <w:iCs/>
+        </w:rPr>
+        <w:t xml:space="preserve">Remark 1</w:t>
+      </w:r>
+      <w:r>
+        <w:t xml:space="preserve"> (Population parameters are fixed and usually unknown). </w:t>
+      </w:r>
+      <w:r>
+        <w:t xml:space="preserve">A population parameter is fixed.</w:t>
+      </w:r>
+      <w:r>
+        <w:t xml:space="preserve"> </w:t>
+      </w:r>
+      <w:r>
+        <w:t xml:space="preserve">It is usually unknown.</w:t>
+      </w:r>
+    </w:p>
+    <w:bookmarkEnd w:id="29"/>
+    <w:bookmarkEnd w:id="30"/>
+    <w:bookmarkEnd w:id="31"/>
+    <w:bookmarkStart w:id="56" w:name="summarizing-a-single-variable"/>
+    <w:p>
+      <w:pPr>
         <w:pStyle w:val="Heading2"/>
       </w:pPr>
       <w:r>
         <w:t xml:space="preserve">2 Summarizing a single variable</w:t>
       </w:r>
     </w:p>
-    <w:bookmarkStart w:id="30" w:name="measures-of-center"/>
+    <w:bookmarkStart w:id="38" w:name="measures-of-center"/>
     <w:p>
       <w:pPr>
         <w:pStyle w:val="Heading3"/>
@@ -3146,7 +3513,7 @@
         <w:t xml:space="preserve">2.1 Measures of center</w:t>
       </w:r>
     </w:p>
-    <w:bookmarkStart w:id="25" w:name="def-sample-mean"/>
+    <w:bookmarkStart w:id="32" w:name="def-sample-mean"/>
     <w:p>
       <w:pPr>
         <w:pStyle w:val="FirstParagraph"/>
@@ -3156,7 +3523,7 @@
           <w:b/>
           <w:bCs/>
         </w:rPr>
-        <w:t xml:space="preserve">Definition 5 (Sample mean)</w:t>
+        <w:t xml:space="preserve">Definition 7 (Sample mean)</w:t>
       </w:r>
       <w:r>
         <w:t xml:space="preserve"> </w:t>
@@ -3345,8 +3712,8 @@
         </m:oMath>
       </m:oMathPara>
     </w:p>
-    <w:bookmarkEnd w:id="25"/>
-    <w:bookmarkStart w:id="26" w:name="exm-sample-mean"/>
+    <w:bookmarkEnd w:id="32"/>
+    <w:bookmarkStart w:id="33" w:name="exm-sample-mean"/>
     <w:p>
       <w:pPr>
         <w:pStyle w:val="FirstParagraph"/>
@@ -3356,7 +3723,7 @@
           <w:b/>
           <w:bCs/>
         </w:rPr>
-        <w:t xml:space="preserve">Example 2 (Sample mean cholesterol in the WCGS)</w:t>
+        <w:t xml:space="preserve">Example 4 (Sample mean cholesterol in the WCGS)</w:t>
       </w:r>
       <w:r>
         <w:t xml:space="preserve"> </w:t>
@@ -3454,8 +3821,8 @@
         <w:t xml:space="preserve">#&gt; [1] 226.372</w:t>
       </w:r>
     </w:p>
-    <w:bookmarkEnd w:id="26"/>
-    <w:bookmarkStart w:id="28" w:name="def-sample-median"/>
+    <w:bookmarkEnd w:id="33"/>
+    <w:bookmarkStart w:id="34" w:name="exm-sample-vs-population-mean"/>
     <w:p>
       <w:pPr>
         <w:pStyle w:val="FirstParagraph"/>
@@ -3465,7 +3832,7 @@
           <w:b/>
           <w:bCs/>
         </w:rPr>
-        <w:t xml:space="preserve">Definition 6 (Sample median)</w:t>
+        <w:t xml:space="preserve">Example 5 (Sample mean versus population mean of cholesterol)</w:t>
       </w:r>
       <w:r>
         <w:t xml:space="preserve"> </w:t>
@@ -3476,11 +3843,178 @@
       <w:r>
         <w:t xml:space="preserve"> </w:t>
       </w:r>
+      <w:hyperlink r:id="rId26">
+        <w:r>
+          <w:rPr>
+            <w:rStyle w:val="Hyperlink"/>
+          </w:rPr>
+          <w:t xml:space="preserve">population mean</w:t>
+        </w:r>
+      </w:hyperlink>
+      <w:r>
+        <w:t xml:space="preserve"> </w:t>
+      </w:r>
+      <w:r>
+        <w:t xml:space="preserve">of cholesterol</w:t>
+      </w:r>
+      <w:r>
+        <w:t xml:space="preserve"> </w:t>
+      </w:r>
+      <w:r>
+        <w:t xml:space="preserve">is the</w:t>
+      </w:r>
+      <w:r>
+        <w:t xml:space="preserve"> </w:t>
+      </w:r>
+      <w:hyperlink r:id="rId26">
+        <w:r>
+          <w:rPr>
+            <w:rStyle w:val="Hyperlink"/>
+          </w:rPr>
+          <w:t xml:space="preserve">expectation</w:t>
+        </w:r>
+      </w:hyperlink>
+      <w:r>
+        <w:t xml:space="preserve"> </w:t>
+      </w:r>
+      <w:r>
+        <w:t xml:space="preserve">of the population distribution (</w:t>
+      </w:r>
+      <w:hyperlink w:anchor="def-population-distribution">
+        <w:r>
+          <w:rPr>
+            <w:rStyle w:val="Hyperlink"/>
+          </w:rPr>
+          <w:t xml:space="preserve">Definition 2</w:t>
+        </w:r>
+      </w:hyperlink>
+      <w:r>
+        <w:t xml:space="preserve">).</w:t>
+      </w:r>
+      <w:r>
+        <w:t xml:space="preserve"> </w:t>
+      </w:r>
+      <w:r>
+        <w:t xml:space="preserve">It is a fixed number that we do not know.</w:t>
+      </w:r>
+      <w:r>
+        <w:t xml:space="preserve"> </w:t>
+      </w:r>
+      <w:r>
+        <w:t xml:space="preserve">The sample mean (</w:t>
+      </w:r>
+      <w:hyperlink w:anchor="def-sample-mean">
+        <w:r>
+          <w:rPr>
+            <w:rStyle w:val="Hyperlink"/>
+          </w:rPr>
+          <w:t xml:space="preserve">Definition 7</w:t>
+        </w:r>
+      </w:hyperlink>
+      <w:r>
+        <w:t xml:space="preserve">) of the</w:t>
+      </w:r>
+      <w:r>
+        <w:t xml:space="preserve"> </w:t>
+      </w:r>
+      <w:r>
+        <w:rPr>
+          <w:rStyle w:val="VerbatimChar"/>
+        </w:rPr>
+        <w:t xml:space="preserve">wcgs</w:t>
+      </w:r>
+      <w:r>
+        <w:t xml:space="preserve"> </w:t>
+      </w:r>
+      <w:r>
+        <w:t xml:space="preserve">data,</w:t>
+      </w:r>
+      <w:r>
+        <w:t xml:space="preserve"> </w:t>
+      </w:r>
+      <w:r>
+        <w:t xml:space="preserve">226.4 mg/dL,</w:t>
+      </w:r>
+      <w:r>
+        <w:t xml:space="preserve"> </w:t>
+      </w:r>
+      <w:r>
+        <w:t xml:space="preserve">is computed from the observed data.</w:t>
+      </w:r>
+      <w:r>
+        <w:t xml:space="preserve"> </w:t>
+      </w:r>
+      <w:r>
+        <w:t xml:space="preserve">A different</w:t>
+      </w:r>
+      <w:r>
+        <w:t xml:space="preserve"> </w:t>
+      </w:r>
+      <w:hyperlink w:anchor="def-sample">
+        <w:r>
+          <w:rPr>
+            <w:rStyle w:val="Hyperlink"/>
+          </w:rPr>
+          <w:t xml:space="preserve">sample</w:t>
+        </w:r>
+      </w:hyperlink>
+      <w:r>
+        <w:t xml:space="preserve"> </w:t>
+      </w:r>
+      <w:r>
+        <w:t xml:space="preserve">from the same</w:t>
+      </w:r>
+      <w:r>
+        <w:t xml:space="preserve"> </w:t>
+      </w:r>
+      <w:hyperlink w:anchor="def-population">
+        <w:r>
+          <w:rPr>
+            <w:rStyle w:val="Hyperlink"/>
+          </w:rPr>
+          <w:t xml:space="preserve">population</w:t>
+        </w:r>
+      </w:hyperlink>
+      <w:r>
+        <w:t xml:space="preserve"> </w:t>
+      </w:r>
+      <w:r>
+        <w:t xml:space="preserve">would give a different sample mean,</w:t>
+      </w:r>
+      <w:r>
+        <w:t xml:space="preserve"> </w:t>
+      </w:r>
+      <w:r>
+        <w:t xml:space="preserve">while the population mean would not change.</w:t>
+      </w:r>
+    </w:p>
+    <w:bookmarkEnd w:id="34"/>
+    <w:bookmarkStart w:id="36" w:name="def-sample-median"/>
+    <w:p>
+      <w:pPr>
+        <w:pStyle w:val="BodyText"/>
+      </w:pPr>
       <w:r>
         <w:rPr>
           <w:b/>
           <w:bCs/>
         </w:rPr>
+        <w:t xml:space="preserve">Definition 8 (Sample median)</w:t>
+      </w:r>
+      <w:r>
+        <w:t xml:space="preserve"> </w:t>
+      </w:r>
+      <w:r>
+        <w:t xml:space="preserve">The</w:t>
+      </w:r>
+      <w:r>
+        <w:t xml:space="preserve"> </w:t>
+      </w:r>
+      <w:r>
+        <w:rPr>
+          <w:b/>
+          <w:bCs/>
+        </w:rPr>
         <w:t xml:space="preserve">sample median</w:t>
       </w:r>
       <w:r>
@@ -3504,7 +4038,7 @@
       <w:r>
         <w:t xml:space="preserve"> </w:t>
       </w:r>
-      <w:hyperlink r:id="rId27">
+      <w:hyperlink r:id="rId35">
         <w:r>
           <w:rPr>
             <w:rStyle w:val="Hyperlink"/>
@@ -3838,8 +4372,8 @@
         <w:t xml:space="preserve">.</w:t>
       </w:r>
     </w:p>
-    <w:bookmarkEnd w:id="28"/>
-    <w:bookmarkStart w:id="29" w:name="exm-sample-median"/>
+    <w:bookmarkEnd w:id="36"/>
+    <w:bookmarkStart w:id="37" w:name="exm-sample-median"/>
     <w:p>
       <w:pPr>
         <w:pStyle w:val="BodyText"/>
@@ -3849,7 +4383,7 @@
           <w:b/>
           <w:bCs/>
         </w:rPr>
-        <w:t xml:space="preserve">Example 3 (Median cholesterol in the WCGS)</w:t>
+        <w:t xml:space="preserve">Example 6 (Median cholesterol in the WCGS)</w:t>
       </w:r>
       <w:r>
         <w:t xml:space="preserve"> </w:t>
@@ -3938,7 +4472,7 @@
           <w:rPr>
             <w:rStyle w:val="Hyperlink"/>
           </w:rPr>
-          <w:t xml:space="preserve">Example 2</w:t>
+          <w:t xml:space="preserve">Example 4</w:t>
         </w:r>
       </w:hyperlink>
       <w:r>
@@ -3975,9 +4509,9 @@
         <w:t xml:space="preserve">A median is less sensitive to extreme values than a sample mean.</w:t>
       </w:r>
     </w:p>
-    <w:bookmarkEnd w:id="29"/>
-    <w:bookmarkEnd w:id="30"/>
-    <w:bookmarkStart w:id="41" w:name="measures-of-spread"/>
+    <w:bookmarkEnd w:id="37"/>
+    <w:bookmarkEnd w:id="38"/>
+    <w:bookmarkStart w:id="49" w:name="measures-of-spread"/>
     <w:p>
       <w:pPr>
         <w:pStyle w:val="Heading3"/>
@@ -3986,7 +4520,7 @@
         <w:t xml:space="preserve">2.2 Measures of spread</w:t>
       </w:r>
     </w:p>
-    <w:bookmarkStart w:id="31" w:name="def-sample-variance"/>
+    <w:bookmarkStart w:id="39" w:name="def-sample-variance"/>
     <w:p>
       <w:pPr>
         <w:pStyle w:val="FirstParagraph"/>
@@ -3996,7 +4530,7 @@
           <w:b/>
           <w:bCs/>
         </w:rPr>
-        <w:t xml:space="preserve">Definition 7 (Sample variance)</w:t>
+        <w:t xml:space="preserve">Definition 9 (Sample variance)</w:t>
       </w:r>
       <w:r>
         <w:t xml:space="preserve"> </w:t>
@@ -4206,8 +4740,8 @@
         <w:t xml:space="preserve">.</w:t>
       </w:r>
     </w:p>
-    <w:bookmarkEnd w:id="31"/>
-    <w:bookmarkStart w:id="32" w:name="def-sample-sd"/>
+    <w:bookmarkEnd w:id="39"/>
+    <w:bookmarkStart w:id="40" w:name="def-sample-sd"/>
     <w:p>
       <w:pPr>
         <w:pStyle w:val="BodyText"/>
@@ -4217,7 +4751,7 @@
           <w:b/>
           <w:bCs/>
         </w:rPr>
-        <w:t xml:space="preserve">Definition 8 (Sample standard deviation)</w:t>
+        <w:t xml:space="preserve">Definition 10 (Sample standard deviation)</w:t>
       </w:r>
       <w:r>
         <w:t xml:space="preserve"> </w:t>
@@ -4327,8 +4861,8 @@
         <w:t xml:space="preserve">.</w:t>
       </w:r>
     </w:p>
-    <w:bookmarkEnd w:id="32"/>
-    <w:bookmarkStart w:id="33" w:name="rem-sd-units"/>
+    <w:bookmarkEnd w:id="40"/>
+    <w:bookmarkStart w:id="41" w:name="rem-sd-units"/>
     <w:p>
       <w:pPr>
         <w:pStyle w:val="BodyText"/>
@@ -4338,7 +4872,7 @@
           <w:i/>
           <w:iCs/>
         </w:rPr>
-        <w:t xml:space="preserve">Remark 1</w:t>
+        <w:t xml:space="preserve">Remark 2</w:t>
       </w:r>
       <w:r>
         <w:t xml:space="preserve"> (Units of the standard deviation). </w:t>
@@ -4359,8 +4893,8 @@
         <w:t xml:space="preserve">whose units are squared.</w:t>
       </w:r>
     </w:p>
-    <w:bookmarkEnd w:id="33"/>
-    <w:bookmarkStart w:id="34" w:name="exm-sample-sd"/>
+    <w:bookmarkEnd w:id="41"/>
+    <w:bookmarkStart w:id="42" w:name="exm-sample-sd"/>
     <w:p>
       <w:pPr>
         <w:pStyle w:val="BodyText"/>
@@ -4370,7 +4904,7 @@
           <w:b/>
           <w:bCs/>
         </w:rPr>
-        <w:t xml:space="preserve">Example 4 (Variance and standard deviation of cholesterol in the WCGS)</w:t>
+        <w:t xml:space="preserve">Example 7 (Variance and standard deviation of cholesterol in the WCGS)</w:t>
       </w:r>
       <w:r>
         <w:t xml:space="preserve"> </w:t>
@@ -4530,8 +5064,8 @@
         <w:t xml:space="preserve">like the cholesterol values themselves.</w:t>
       </w:r>
     </w:p>
-    <w:bookmarkEnd w:id="34"/>
-    <w:bookmarkStart w:id="36" w:name="def-quartiles"/>
+    <w:bookmarkEnd w:id="42"/>
+    <w:bookmarkStart w:id="44" w:name="def-quartiles"/>
     <w:p>
       <w:pPr>
         <w:pStyle w:val="BodyText"/>
@@ -4541,7 +5075,7 @@
           <w:b/>
           <w:bCs/>
         </w:rPr>
-        <w:t xml:space="preserve">Definition 9 (Quartiles (first quartile, third quartile, 25th percentile, 75th percentile))</w:t>
+        <w:t xml:space="preserve">Definition 11 (Quartiles (first quartile, third quartile, 25th percentile, 75th percentile))</w:t>
       </w:r>
       <w:r>
         <w:t xml:space="preserve"> </w:t>
@@ -4640,7 +5174,7 @@
       <w:r>
         <w:t xml:space="preserve">(</w:t>
       </w:r>
-      <w:hyperlink r:id="rId35">
+      <w:hyperlink r:id="rId43">
         <w:r>
           <w:rPr>
             <w:rStyle w:val="Hyperlink"/>
@@ -4707,8 +5241,8 @@
         <w:t xml:space="preserve">.</w:t>
       </w:r>
     </w:p>
-    <w:bookmarkEnd w:id="36"/>
-    <w:bookmarkStart w:id="38" w:name="rem-quartile-software"/>
+    <w:bookmarkEnd w:id="44"/>
+    <w:bookmarkStart w:id="46" w:name="rem-quartile-software"/>
     <w:p>
       <w:pPr>
         <w:pStyle w:val="BodyText"/>
@@ -4718,7 +5252,7 @@
           <w:i/>
           <w:iCs/>
         </w:rPr>
-        <w:t xml:space="preserve">Remark 2</w:t>
+        <w:t xml:space="preserve">Remark 3</w:t>
       </w:r>
       <w:r>
         <w:t xml:space="preserve"> (Quartiles in software). </w:t>
@@ -4776,7 +5310,7 @@
       <w:r>
         <w:t xml:space="preserve">(</w:t>
       </w:r>
-      <w:hyperlink r:id="rId37">
+      <w:hyperlink r:id="rId45">
         <w:r>
           <w:rPr>
             <w:rStyle w:val="Hyperlink"/>
@@ -4827,8 +5361,8 @@
         <w:t xml:space="preserve">, interpolates.</w:t>
       </w:r>
     </w:p>
-    <w:bookmarkEnd w:id="38"/>
-    <w:bookmarkStart w:id="39" w:name="def-IQR"/>
+    <w:bookmarkEnd w:id="46"/>
+    <w:bookmarkStart w:id="47" w:name="def-IQR"/>
     <w:p>
       <w:pPr>
         <w:pStyle w:val="BodyText"/>
@@ -4838,7 +5372,7 @@
           <w:b/>
           <w:bCs/>
         </w:rPr>
-        <w:t xml:space="preserve">Definition 10 (Interquartile range)</w:t>
+        <w:t xml:space="preserve">Definition 12 (Interquartile range)</w:t>
       </w:r>
       <w:r>
         <w:t xml:space="preserve"> </w:t>
@@ -4968,8 +5502,8 @@
         <w:t xml:space="preserve">.</w:t>
       </w:r>
     </w:p>
-    <w:bookmarkEnd w:id="39"/>
-    <w:bookmarkStart w:id="40" w:name="exm-IQR"/>
+    <w:bookmarkEnd w:id="47"/>
+    <w:bookmarkStart w:id="48" w:name="exm-IQR"/>
     <w:p>
       <w:pPr>
         <w:pStyle w:val="BodyText"/>
@@ -4979,7 +5513,7 @@
           <w:b/>
           <w:bCs/>
         </w:rPr>
-        <w:t xml:space="preserve">Example 5 (Quartiles and IQR of cholesterol in the WCGS)</w:t>
+        <w:t xml:space="preserve">Example 8 (Quartiles and IQR of cholesterol in the WCGS)</w:t>
       </w:r>
       <w:r>
         <w:t xml:space="preserve"> </w:t>
@@ -5241,9 +5775,9 @@
         <w:t xml:space="preserve">so it is less sensitive to outliers than the standard deviation.</w:t>
       </w:r>
     </w:p>
-    <w:bookmarkEnd w:id="40"/>
-    <w:bookmarkEnd w:id="41"/>
-    <w:bookmarkStart w:id="43" w:name="summary-statistics-in-r"/>
+    <w:bookmarkEnd w:id="48"/>
+    <w:bookmarkEnd w:id="49"/>
+    <w:bookmarkStart w:id="51" w:name="summary-statistics-in-r"/>
     <w:p>
       <w:pPr>
         <w:pStyle w:val="Heading3"/>
@@ -5309,7 +5843,7 @@
           <w:rPr>
             <w:rStyle w:val="Hyperlink"/>
           </w:rPr>
-          <w:t xml:space="preserve">Definition 9</w:t>
+          <w:t xml:space="preserve">Definition 11</w:t>
         </w:r>
       </w:hyperlink>
       <w:r>
@@ -5410,7 +5944,7 @@
       <w:tr>
         <w:tc>
           <w:tcPr/>
-          <w:bookmarkStart w:id="42" w:name="tbl-wcgs-summary-continuous"/>
+          <w:bookmarkStart w:id="50" w:name="tbl-wcgs-summary-continuous"/>
           <w:p>
             <w:pPr>
               <w:jc w:val="center"/>
@@ -6137,12 +6671,12 @@
               </w:tc>
             </w:tr>
           </w:tbl>
-          <w:bookmarkEnd w:id="42"/>
+          <w:bookmarkEnd w:id="50"/>
         </w:tc>
       </w:tr>
     </w:tbl>
-    <w:bookmarkEnd w:id="43"/>
-    <w:bookmarkStart w:id="47" w:name="binary-and-categorical-variables"/>
+    <w:bookmarkEnd w:id="51"/>
+    <w:bookmarkStart w:id="55" w:name="binary-and-categorical-variables"/>
     <w:p>
       <w:pPr>
         <w:pStyle w:val="Heading3"/>
@@ -6151,7 +6685,7 @@
         <w:t xml:space="preserve">2.4 Binary and categorical variables</w:t>
       </w:r>
     </w:p>
-    <w:bookmarkStart w:id="44" w:name="def-sample-proportion"/>
+    <w:bookmarkStart w:id="52" w:name="def-sample-proportion"/>
     <w:p>
       <w:pPr>
         <w:pStyle w:val="FirstParagraph"/>
@@ -6161,7 +6695,7 @@
           <w:b/>
           <w:bCs/>
         </w:rPr>
-        <w:t xml:space="preserve">Definition 11 (Sample proportion)</w:t>
+        <w:t xml:space="preserve">Definition 13 (Sample proportion)</w:t>
       </w:r>
       <w:r>
         <w:t xml:space="preserve"> </w:t>
@@ -6290,8 +6824,8 @@
         <w:t xml:space="preserve">is the number of observations.</w:t>
       </w:r>
     </w:p>
-    <w:bookmarkEnd w:id="44"/>
-    <w:bookmarkStart w:id="45" w:name="exm-sample-proportion"/>
+    <w:bookmarkEnd w:id="52"/>
+    <w:bookmarkStart w:id="53" w:name="exm-sample-proportion"/>
     <w:p>
       <w:pPr>
         <w:pStyle w:val="BodyText"/>
@@ -6301,7 +6835,7 @@
           <w:b/>
           <w:bCs/>
         </w:rPr>
-        <w:t xml:space="preserve">Example 6 (Proportion of WCGS participants with a CHD event)</w:t>
+        <w:t xml:space="preserve">Example 9 (Proportion of WCGS participants with a CHD event)</w:t>
       </w:r>
       <w:r>
         <w:t xml:space="preserve"> </w:t>
@@ -6452,7 +6986,7 @@
         <w:t xml:space="preserve">0.081.</w:t>
       </w:r>
     </w:p>
-    <w:bookmarkEnd w:id="45"/>
+    <w:bookmarkEnd w:id="53"/>
     <w:p>
       <w:pPr>
         <w:pStyle w:val="BodyText"/>
@@ -6503,7 +7037,7 @@
       <w:tr>
         <w:tc>
           <w:tcPr/>
-          <w:bookmarkStart w:id="46" w:name="tbl-wcgs-summary-cat"/>
+          <w:bookmarkStart w:id="54" w:name="tbl-wcgs-summary-cat"/>
           <w:p>
             <w:pPr>
               <w:jc w:val="center"/>
@@ -7498,7 +8032,7 @@
               </w:tc>
             </w:tr>
           </w:tbl>
-          <w:bookmarkEnd w:id="46"/>
+          <w:bookmarkEnd w:id="54"/>
         </w:tc>
       </w:tr>
     </w:tbl>
@@ -7538,9 +8072,9 @@
         <w:t xml:space="preserve">covers measures of location and dispersion.</w:t>
       </w:r>
     </w:p>
-    <w:bookmarkEnd w:id="47"/>
-    <w:bookmarkEnd w:id="48"/>
-    <w:bookmarkStart w:id="82" w:name="graphical-methods"/>
+    <w:bookmarkEnd w:id="55"/>
+    <w:bookmarkEnd w:id="56"/>
+    <w:bookmarkStart w:id="90" w:name="graphical-methods"/>
     <w:p>
       <w:pPr>
         <w:pStyle w:val="Heading2"/>
@@ -7575,7 +8109,7 @@
         <w:t xml:space="preserve">Different types of graph suit different types of variable.</w:t>
       </w:r>
     </w:p>
-    <w:bookmarkStart w:id="55" w:name="histograms"/>
+    <w:bookmarkStart w:id="63" w:name="histograms"/>
     <w:p>
       <w:pPr>
         <w:pStyle w:val="Heading3"/>
@@ -7584,7 +8118,7 @@
         <w:t xml:space="preserve">3.1 Histograms</w:t>
       </w:r>
     </w:p>
-    <w:bookmarkStart w:id="49" w:name="def-histogram"/>
+    <w:bookmarkStart w:id="57" w:name="def-histogram"/>
     <w:p>
       <w:pPr>
         <w:pStyle w:val="FirstParagraph"/>
@@ -7594,7 +8128,7 @@
           <w:b/>
           <w:bCs/>
         </w:rPr>
-        <w:t xml:space="preserve">Definition 12 (Histogram)</w:t>
+        <w:t xml:space="preserve">Definition 14 (Histogram)</w:t>
       </w:r>
       <w:r>
         <w:t xml:space="preserve"> </w:t>
@@ -7654,8 +8188,8 @@
         <w:t xml:space="preserve">.</w:t>
       </w:r>
     </w:p>
-    <w:bookmarkEnd w:id="49"/>
-    <w:bookmarkStart w:id="50" w:name="def-bin"/>
+    <w:bookmarkEnd w:id="57"/>
+    <w:bookmarkStart w:id="58" w:name="def-bin"/>
     <w:p>
       <w:pPr>
         <w:pStyle w:val="BodyText"/>
@@ -7665,7 +8199,7 @@
           <w:b/>
           <w:bCs/>
         </w:rPr>
-        <w:t xml:space="preserve">Definition 13 (Bin)</w:t>
+        <w:t xml:space="preserve">Definition 15 (Bin)</w:t>
       </w:r>
       <w:r>
         <w:t xml:space="preserve"> </w:t>
@@ -7690,7 +8224,7 @@
         <w:t xml:space="preserve">of a histogram is one of its intervals.</w:t>
       </w:r>
     </w:p>
-    <w:bookmarkEnd w:id="50"/>
+    <w:bookmarkEnd w:id="58"/>
     <w:tbl>
       <w:tblPr>
         <w:tblStyle w:val="Table"/>
@@ -7704,7 +8238,7 @@
       <w:tr>
         <w:tc>
           <w:tcPr/>
-          <w:bookmarkStart w:id="54" w:name="fig-hist-chol"/>
+          <w:bookmarkStart w:id="62" w:name="fig-hist-chol"/>
           <w:p>
             <w:pPr>
               <w:pStyle w:val="SourceCode"/>
@@ -7990,18 +8524,18 @@
                 <wp:inline>
                   <wp:extent cx="4620126" cy="3696101"/>
                   <wp:effectExtent b="0" l="0" r="0" t="0"/>
-                  <wp:docPr descr="" title="" id="52" name="Picture"/>
+                  <wp:docPr descr="" title="" id="60" name="Picture"/>
                   <a:graphic>
                     <a:graphicData uri="http://schemas.openxmlformats.org/drawingml/2006/picture">
                       <pic:pic>
                         <pic:nvPicPr>
-                          <pic:cNvPr descr="exploratory-descriptive_files/figure-docx/unnamed-chunk-8-1.png" id="53" name="Picture"/>
+                          <pic:cNvPr descr="exploratory-descriptive_files/figure-docx/unnamed-chunk-8-1.png" id="61" name="Picture"/>
                           <pic:cNvPicPr>
                             <a:picLocks noChangeArrowheads="1" noChangeAspect="1"/>
                           </pic:cNvPicPr>
                         </pic:nvPicPr>
                         <pic:blipFill>
-                          <a:blip r:embed="rId51"/>
+                          <a:blip r:embed="rId59"/>
                           <a:stretch>
                             <a:fillRect/>
                           </a:stretch>
@@ -8041,7 +8575,7 @@
               <w:t xml:space="preserve">Figure 1: Histogram of total cholesterol in the WCGS dataset</w:t>
             </w:r>
           </w:p>
-          <w:bookmarkEnd w:id="54"/>
+          <w:bookmarkEnd w:id="62"/>
         </w:tc>
       </w:tr>
     </w:tbl>
@@ -8088,8 +8622,8 @@
         <w:t xml:space="preserve">but the largest value is 645 mg/dL.</w:t>
       </w:r>
     </w:p>
-    <w:bookmarkEnd w:id="55"/>
-    <w:bookmarkStart w:id="61" w:name="density-plots"/>
+    <w:bookmarkEnd w:id="63"/>
+    <w:bookmarkStart w:id="69" w:name="density-plots"/>
     <w:p>
       <w:pPr>
         <w:pStyle w:val="Heading3"/>
@@ -8098,7 +8632,7 @@
         <w:t xml:space="preserve">3.2 Density plots</w:t>
       </w:r>
     </w:p>
-    <w:bookmarkStart w:id="56" w:name="def-density-plot"/>
+    <w:bookmarkStart w:id="64" w:name="def-density-plot"/>
     <w:p>
       <w:pPr>
         <w:pStyle w:val="FirstParagraph"/>
@@ -8108,7 +8642,7 @@
           <w:b/>
           <w:bCs/>
         </w:rPr>
-        <w:t xml:space="preserve">Definition 14 (Density plot)</w:t>
+        <w:t xml:space="preserve">Definition 16 (Density plot)</w:t>
       </w:r>
       <w:r>
         <w:t xml:space="preserve"> </w:t>
@@ -8160,653 +8694,6 @@
       </w:r>
       <w:r>
         <w:t xml:space="preserve">.</w:t>
-      </w:r>
-    </w:p>
-    <w:bookmarkEnd w:id="56"/>
-    <w:tbl>
-      <w:tblPr>
-        <w:tblStyle w:val="Table"/>
-        <w:tblW w:type="pct" w:w="5000"/>
-        <w:tblLayout w:type="fixed"/>
-        <w:tblLook w:firstRow="0" w:lastRow="0" w:firstColumn="0" w:lastColumn="0" w:noHBand="0" w:noVBand="0" w:val="0000"/>
-      </w:tblPr>
-      <w:tblGrid>
-        <w:gridCol w:w="7920"/>
-      </w:tblGrid>
-      <w:tr>
-        <w:tc>
-          <w:tcPr/>
-          <w:bookmarkStart w:id="60" w:name="fig-density-chol"/>
-          <w:p>
-            <w:pPr>
-              <w:pStyle w:val="SourceCode"/>
-              <w:jc w:val="center"/>
-            </w:pPr>
-            <w:r>
-              <w:rPr>
-                <w:rStyle w:val="NormalTok"/>
-              </w:rPr>
-              <w:t xml:space="preserve">wcgs </w:t>
-            </w:r>
-            <w:r>
-              <w:rPr>
-                <w:rStyle w:val="SpecialCharTok"/>
-              </w:rPr>
-              <w:t xml:space="preserve">|&gt;</w:t>
-            </w:r>
-            <w:r>
-              <w:br/>
-            </w:r>
-            <w:r>
-              <w:rPr>
-                <w:rStyle w:val="NormalTok"/>
-              </w:rPr>
-              <w:t xml:space="preserve">  ggplot2</w:t>
-            </w:r>
-            <w:r>
-              <w:rPr>
-                <w:rStyle w:val="SpecialCharTok"/>
-              </w:rPr>
-              <w:t xml:space="preserve">::</w:t>
-            </w:r>
-            <w:r>
-              <w:rPr>
-                <w:rStyle w:val="FunctionTok"/>
-              </w:rPr>
-              <w:t xml:space="preserve">ggplot</w:t>
-            </w:r>
-            <w:r>
-              <w:rPr>
-                <w:rStyle w:val="NormalTok"/>
-              </w:rPr>
-              <w:t xml:space="preserve">() </w:t>
-            </w:r>
-            <w:r>
-              <w:rPr>
-                <w:rStyle w:val="SpecialCharTok"/>
-              </w:rPr>
-              <w:t xml:space="preserve">+</w:t>
-            </w:r>
-            <w:r>
-              <w:br/>
-            </w:r>
-            <w:r>
-              <w:rPr>
-                <w:rStyle w:val="NormalTok"/>
-              </w:rPr>
-              <w:t xml:space="preserve">  ggplot2</w:t>
-            </w:r>
-            <w:r>
-              <w:rPr>
-                <w:rStyle w:val="SpecialCharTok"/>
-              </w:rPr>
-              <w:t xml:space="preserve">::</w:t>
-            </w:r>
-            <w:r>
-              <w:rPr>
-                <w:rStyle w:val="FunctionTok"/>
-              </w:rPr>
-              <w:t xml:space="preserve">aes</w:t>
-            </w:r>
-            <w:r>
-              <w:rPr>
-                <w:rStyle w:val="NormalTok"/>
-              </w:rPr>
-              <w:t xml:space="preserve">(</w:t>
-            </w:r>
-            <w:r>
-              <w:rPr>
-                <w:rStyle w:val="AttributeTok"/>
-              </w:rPr>
-              <w:t xml:space="preserve">x =</w:t>
-            </w:r>
-            <w:r>
-              <w:rPr>
-                <w:rStyle w:val="NormalTok"/>
-              </w:rPr>
-              <w:t xml:space="preserve"> chol) </w:t>
-            </w:r>
-            <w:r>
-              <w:rPr>
-                <w:rStyle w:val="SpecialCharTok"/>
-              </w:rPr>
-              <w:t xml:space="preserve">+</w:t>
-            </w:r>
-            <w:r>
-              <w:br/>
-            </w:r>
-            <w:r>
-              <w:rPr>
-                <w:rStyle w:val="NormalTok"/>
-              </w:rPr>
-              <w:t xml:space="preserve">  ggplot2</w:t>
-            </w:r>
-            <w:r>
-              <w:rPr>
-                <w:rStyle w:val="SpecialCharTok"/>
-              </w:rPr>
-              <w:t xml:space="preserve">::</w:t>
-            </w:r>
-            <w:r>
-              <w:rPr>
-                <w:rStyle w:val="FunctionTok"/>
-              </w:rPr>
-              <w:t xml:space="preserve">geom_density</w:t>
-            </w:r>
-            <w:r>
-              <w:rPr>
-                <w:rStyle w:val="NormalTok"/>
-              </w:rPr>
-              <w:t xml:space="preserve">(</w:t>
-            </w:r>
-            <w:r>
-              <w:rPr>
-                <w:rStyle w:val="AttributeTok"/>
-              </w:rPr>
-              <w:t xml:space="preserve">fill =</w:t>
-            </w:r>
-            <w:r>
-              <w:rPr>
-                <w:rStyle w:val="NormalTok"/>
-              </w:rPr>
-              <w:t xml:space="preserve"> </w:t>
-            </w:r>
-            <w:r>
-              <w:rPr>
-                <w:rStyle w:val="StringTok"/>
-              </w:rPr>
-              <w:t xml:space="preserve">"steelblue"</w:t>
-            </w:r>
-            <w:r>
-              <w:rPr>
-                <w:rStyle w:val="NormalTok"/>
-              </w:rPr>
-              <w:t xml:space="preserve">, </w:t>
-            </w:r>
-            <w:r>
-              <w:rPr>
-                <w:rStyle w:val="AttributeTok"/>
-              </w:rPr>
-              <w:t xml:space="preserve">alpha =</w:t>
-            </w:r>
-            <w:r>
-              <w:rPr>
-                <w:rStyle w:val="NormalTok"/>
-              </w:rPr>
-              <w:t xml:space="preserve"> </w:t>
-            </w:r>
-            <w:r>
-              <w:rPr>
-                <w:rStyle w:val="FloatTok"/>
-              </w:rPr>
-              <w:t xml:space="preserve">0.5</w:t>
-            </w:r>
-            <w:r>
-              <w:rPr>
-                <w:rStyle w:val="NormalTok"/>
-              </w:rPr>
-              <w:t xml:space="preserve">) </w:t>
-            </w:r>
-            <w:r>
-              <w:rPr>
-                <w:rStyle w:val="SpecialCharTok"/>
-              </w:rPr>
-              <w:t xml:space="preserve">+</w:t>
-            </w:r>
-            <w:r>
-              <w:br/>
-            </w:r>
-            <w:r>
-              <w:rPr>
-                <w:rStyle w:val="NormalTok"/>
-              </w:rPr>
-              <w:t xml:space="preserve">  ggplot2</w:t>
-            </w:r>
-            <w:r>
-              <w:rPr>
-                <w:rStyle w:val="SpecialCharTok"/>
-              </w:rPr>
-              <w:t xml:space="preserve">::</w:t>
-            </w:r>
-            <w:r>
-              <w:rPr>
-                <w:rStyle w:val="FunctionTok"/>
-              </w:rPr>
-              <w:t xml:space="preserve">labs</w:t>
-            </w:r>
-            <w:r>
-              <w:rPr>
-                <w:rStyle w:val="NormalTok"/>
-              </w:rPr>
-              <w:t xml:space="preserve">(</w:t>
-            </w:r>
-            <w:r>
-              <w:rPr>
-                <w:rStyle w:val="AttributeTok"/>
-              </w:rPr>
-              <w:t xml:space="preserve">x =</w:t>
-            </w:r>
-            <w:r>
-              <w:rPr>
-                <w:rStyle w:val="NormalTok"/>
-              </w:rPr>
-              <w:t xml:space="preserve"> </w:t>
-            </w:r>
-            <w:r>
-              <w:rPr>
-                <w:rStyle w:val="StringTok"/>
-              </w:rPr>
-              <w:t xml:space="preserve">"Cholesterol (mg/dL)"</w:t>
-            </w:r>
-            <w:r>
-              <w:rPr>
-                <w:rStyle w:val="NormalTok"/>
-              </w:rPr>
-              <w:t xml:space="preserve">, </w:t>
-            </w:r>
-            <w:r>
-              <w:rPr>
-                <w:rStyle w:val="AttributeTok"/>
-              </w:rPr>
-              <w:t xml:space="preserve">y =</w:t>
-            </w:r>
-            <w:r>
-              <w:rPr>
-                <w:rStyle w:val="NormalTok"/>
-              </w:rPr>
-              <w:t xml:space="preserve"> </w:t>
-            </w:r>
-            <w:r>
-              <w:rPr>
-                <w:rStyle w:val="StringTok"/>
-              </w:rPr>
-              <w:t xml:space="preserve">"Density"</w:t>
-            </w:r>
-            <w:r>
-              <w:rPr>
-                <w:rStyle w:val="NormalTok"/>
-              </w:rPr>
-              <w:t xml:space="preserve">)</w:t>
-            </w:r>
-          </w:p>
-          <w:p>
-            <w:pPr>
-              <w:jc w:val="center"/>
-            </w:pPr>
-            <w:r>
-              <w:drawing>
-                <wp:inline>
-                  <wp:extent cx="4620126" cy="3696101"/>
-                  <wp:effectExtent b="0" l="0" r="0" t="0"/>
-                  <wp:docPr descr="" title="" id="58" name="Picture"/>
-                  <a:graphic>
-                    <a:graphicData uri="http://schemas.openxmlformats.org/drawingml/2006/picture">
-                      <pic:pic>
-                        <pic:nvPicPr>
-                          <pic:cNvPr descr="exploratory-descriptive_files/figure-docx/unnamed-chunk-9-1.png" id="59" name="Picture"/>
-                          <pic:cNvPicPr>
-                            <a:picLocks noChangeArrowheads="1" noChangeAspect="1"/>
-                          </pic:cNvPicPr>
-                        </pic:nvPicPr>
-                        <pic:blipFill>
-                          <a:blip r:embed="rId57"/>
-                          <a:stretch>
-                            <a:fillRect/>
-                          </a:stretch>
-                        </pic:blipFill>
-                        <pic:spPr bwMode="auto">
-                          <a:xfrm>
-                            <a:off x="0" y="0"/>
-                            <a:ext cx="4620126" cy="3696101"/>
-                          </a:xfrm>
-                          <a:prstGeom prst="rect">
-                            <a:avLst/>
-                          </a:prstGeom>
-                          <a:noFill/>
-                          <a:ln w="9525">
-                            <a:noFill/>
-                            <a:headEnd/>
-                            <a:tailEnd/>
-                          </a:ln>
-                        </pic:spPr>
-                      </pic:pic>
-                    </a:graphicData>
-                  </a:graphic>
-                </wp:inline>
-              </w:drawing>
-            </w:r>
-          </w:p>
-          <w:p>
-            <w:pPr>
-              <w:jc w:val="center"/>
-            </w:pPr>
-            <w:pPr>
-              <w:jc w:val="left"/>
-              <w:spacing w:before="200"/>
-              <w:pStyle w:val="ImageCaption"/>
-            </w:pPr>
-            <w:r>
-              <w:t xml:space="preserve">Figure 2: Density plot of total cholesterol in the WCGS dataset</w:t>
-            </w:r>
-          </w:p>
-          <w:bookmarkEnd w:id="60"/>
-        </w:tc>
-      </w:tr>
-    </w:tbl>
-    <w:bookmarkEnd w:id="61"/>
-    <w:bookmarkStart w:id="69" w:name="box-plots"/>
-    <w:p>
-      <w:pPr>
-        <w:pStyle w:val="Heading3"/>
-      </w:pPr>
-      <w:r>
-        <w:t xml:space="preserve">3.3 Box plots</w:t>
-      </w:r>
-    </w:p>
-    <w:bookmarkStart w:id="63" w:name="def-boxplot"/>
-    <w:p>
-      <w:pPr>
-        <w:pStyle w:val="FirstParagraph"/>
-      </w:pPr>
-      <w:r>
-        <w:rPr>
-          <w:b/>
-          <w:bCs/>
-        </w:rPr>
-        <w:t xml:space="preserve">Definition 15 (Box plot (box-and-whisker plot))</w:t>
-      </w:r>
-      <w:r>
-        <w:t xml:space="preserve"> </w:t>
-      </w:r>
-      <w:r>
-        <w:t xml:space="preserve">A</w:t>
-      </w:r>
-      <w:r>
-        <w:t xml:space="preserve"> </w:t>
-      </w:r>
-      <w:r>
-        <w:rPr>
-          <w:b/>
-          <w:bCs/>
-        </w:rPr>
-        <w:t xml:space="preserve">box plot</w:t>
-      </w:r>
-      <w:r>
-        <w:t xml:space="preserve"> </w:t>
-      </w:r>
-      <w:r>
-        <w:t xml:space="preserve">(or</w:t>
-      </w:r>
-      <w:r>
-        <w:t xml:space="preserve"> </w:t>
-      </w:r>
-      <w:r>
-        <w:rPr>
-          <w:b/>
-          <w:bCs/>
-        </w:rPr>
-        <w:t xml:space="preserve">box-and-whisker plot</w:t>
-      </w:r>
-      <w:r>
-        <w:t xml:space="preserve">) summarizes the distribution</w:t>
-      </w:r>
-      <w:r>
-        <w:t xml:space="preserve"> </w:t>
-      </w:r>
-      <w:r>
-        <w:t xml:space="preserve">of a</w:t>
-      </w:r>
-      <w:r>
-        <w:t xml:space="preserve"> </w:t>
-      </w:r>
-      <w:hyperlink r:id="rId62">
-        <w:r>
-          <w:rPr>
-            <w:rStyle w:val="Hyperlink"/>
-          </w:rPr>
-          <w:t xml:space="preserve">continuous variable</w:t>
-        </w:r>
-      </w:hyperlink>
-      <w:r>
-        <w:t xml:space="preserve">:</w:t>
-      </w:r>
-    </w:p>
-    <w:p>
-      <w:pPr>
-        <w:pStyle w:val="Compact"/>
-        <w:numPr>
-          <w:ilvl w:val="0"/>
-          <w:numId w:val="1005"/>
-        </w:numPr>
-      </w:pPr>
-      <w:r>
-        <w:t xml:space="preserve">the box spans the first to the third</w:t>
-      </w:r>
-      <w:r>
-        <w:t xml:space="preserve"> </w:t>
-      </w:r>
-      <w:hyperlink w:anchor="def-quartiles">
-        <w:r>
-          <w:rPr>
-            <w:rStyle w:val="Hyperlink"/>
-          </w:rPr>
-          <w:t xml:space="preserve">quartile</w:t>
-        </w:r>
-      </w:hyperlink>
-      <w:r>
-        <w:t xml:space="preserve">,</w:t>
-      </w:r>
-      <w:r>
-        <w:t xml:space="preserve"> </w:t>
-      </w:r>
-      <w:r>
-        <w:t xml:space="preserve">so its length is the</w:t>
-      </w:r>
-      <w:r>
-        <w:t xml:space="preserve"> </w:t>
-      </w:r>
-      <w:hyperlink w:anchor="def-IQR">
-        <w:r>
-          <w:rPr>
-            <w:rStyle w:val="Hyperlink"/>
-          </w:rPr>
-          <w:t xml:space="preserve">IQR</w:t>
-        </w:r>
-      </w:hyperlink>
-      <w:r>
-        <w:t xml:space="preserve">;</w:t>
-      </w:r>
-    </w:p>
-    <w:p>
-      <w:pPr>
-        <w:pStyle w:val="Compact"/>
-        <w:numPr>
-          <w:ilvl w:val="0"/>
-          <w:numId w:val="1005"/>
-        </w:numPr>
-      </w:pPr>
-      <w:r>
-        <w:t xml:space="preserve">a line inside the box marks the</w:t>
-      </w:r>
-      <w:r>
-        <w:t xml:space="preserve"> </w:t>
-      </w:r>
-      <w:hyperlink w:anchor="def-sample-median">
-        <w:r>
-          <w:rPr>
-            <w:rStyle w:val="Hyperlink"/>
-          </w:rPr>
-          <w:t xml:space="preserve">median</w:t>
-        </w:r>
-      </w:hyperlink>
-      <w:r>
-        <w:t xml:space="preserve">;</w:t>
-      </w:r>
-    </w:p>
-    <w:p>
-      <w:pPr>
-        <w:pStyle w:val="Compact"/>
-        <w:numPr>
-          <w:ilvl w:val="0"/>
-          <w:numId w:val="1005"/>
-        </w:numPr>
-      </w:pPr>
-      <w:r>
-        <w:t xml:space="preserve">the whiskers extend from the box</w:t>
-      </w:r>
-      <w:r>
-        <w:t xml:space="preserve"> </w:t>
-      </w:r>
-      <w:r>
-        <w:t xml:space="preserve">to the most extreme observations within</w:t>
-      </w:r>
-      <w:r>
-        <w:t xml:space="preserve"> </w:t>
-      </w:r>
-      <m:oMath>
-        <m:r>
-          <m:t>1.5</m:t>
-        </m:r>
-        <m:r>
-          <m:rPr>
-            <m:sty m:val="p"/>
-          </m:rPr>
-          <m:t>×</m:t>
-        </m:r>
-        <m:r>
-          <m:rPr>
-            <m:nor/>
-            <m:sty m:val="p"/>
-          </m:rPr>
-          <m:t>IQR</m:t>
-        </m:r>
-      </m:oMath>
-      <w:r>
-        <w:t xml:space="preserve"> </w:t>
-      </w:r>
-      <w:r>
-        <w:t xml:space="preserve">of the box;</w:t>
-      </w:r>
-    </w:p>
-    <w:p>
-      <w:pPr>
-        <w:pStyle w:val="Compact"/>
-        <w:numPr>
-          <w:ilvl w:val="0"/>
-          <w:numId w:val="1005"/>
-        </w:numPr>
-      </w:pPr>
-      <w:r>
-        <w:t xml:space="preserve">observations beyond the whiskers are plotted individually,</w:t>
-      </w:r>
-      <w:r>
-        <w:t xml:space="preserve"> </w:t>
-      </w:r>
-      <w:r>
-        <w:t xml:space="preserve">as potential outliers.</w:t>
-      </w:r>
-    </w:p>
-    <w:p>
-      <w:pPr>
-        <w:pStyle w:val="FirstParagraph"/>
-      </w:pPr>
-      <w:r>
-        <w:t xml:space="preserve">Source:</w:t>
-      </w:r>
-      <w:r>
-        <w:t xml:space="preserve"> </w:t>
-      </w:r>
-      <w:r>
-        <w:t xml:space="preserve">Wikipedia contributors [14]</w:t>
-      </w:r>
-      <w:r>
-        <w:t xml:space="preserve">.</w:t>
-      </w:r>
-    </w:p>
-    <w:bookmarkEnd w:id="63"/>
-    <w:bookmarkStart w:id="64" w:name="rem-whisker-rule"/>
-    <w:p>
-      <w:pPr>
-        <w:pStyle w:val="BodyText"/>
-      </w:pPr>
-      <w:r>
-        <w:rPr>
-          <w:i/>
-          <w:iCs/>
-        </w:rPr>
-        <w:t xml:space="preserve">Remark 3</w:t>
-      </w:r>
-      <w:r>
-        <w:t xml:space="preserve"> (Whisker rules). </w:t>
-      </w:r>
-      <w:r>
-        <w:t xml:space="preserve">The</w:t>
-      </w:r>
-      <w:r>
-        <w:t xml:space="preserve"> </w:t>
-      </w:r>
-      <m:oMath>
-        <m:r>
-          <m:t>1.5</m:t>
-        </m:r>
-        <m:r>
-          <m:rPr>
-            <m:sty m:val="p"/>
-          </m:rPr>
-          <m:t>×</m:t>
-        </m:r>
-        <m:r>
-          <m:rPr>
-            <m:nor/>
-            <m:sty m:val="p"/>
-          </m:rPr>
-          <m:t>IQR</m:t>
-        </m:r>
-      </m:oMath>
-      <w:r>
-        <w:t xml:space="preserve"> </w:t>
-      </w:r>
-      <w:r>
-        <w:t xml:space="preserve">whisker rule is the default in R’s</w:t>
-      </w:r>
-      <w:r>
-        <w:t xml:space="preserve"> </w:t>
-      </w:r>
-      <w:r>
-        <w:rPr>
-          <w:rStyle w:val="VerbatimChar"/>
-        </w:rPr>
-        <w:t xml:space="preserve">boxplot()</w:t>
-      </w:r>
-      <w:r>
-        <w:t xml:space="preserve"> </w:t>
-      </w:r>
-      <w:r>
-        <w:t xml:space="preserve">and</w:t>
-      </w:r>
-      <w:r>
-        <w:t xml:space="preserve"> </w:t>
-      </w:r>
-      <w:r>
-        <w:rPr>
-          <w:rStyle w:val="VerbatimChar"/>
-        </w:rPr>
-        <w:t xml:space="preserve">ggplot2::geom_boxplot()</w:t>
-      </w:r>
-      <w:r>
-        <w:t xml:space="preserve">;</w:t>
-      </w:r>
-      <w:r>
-        <w:t xml:space="preserve"> </w:t>
-      </w:r>
-      <w:r>
-        <w:t xml:space="preserve">other software and authors use other rules,</w:t>
-      </w:r>
-      <w:r>
-        <w:t xml:space="preserve"> </w:t>
-      </w:r>
-      <w:r>
-        <w:t xml:space="preserve">such as whiskers that run to the minimum and maximum.</w:t>
       </w:r>
     </w:p>
     <w:bookmarkEnd w:id="64"/>
@@ -8823,7 +8710,7 @@
       <w:tr>
         <w:tc>
           <w:tcPr/>
-          <w:bookmarkStart w:id="68" w:name="fig-box-chol"/>
+          <w:bookmarkStart w:id="68" w:name="fig-density-chol"/>
           <w:p>
             <w:pPr>
               <w:pStyle w:val="SourceCode"/>
@@ -8905,190 +8792,175 @@
               <w:rPr>
                 <w:rStyle w:val="AttributeTok"/>
               </w:rPr>
+              <w:t xml:space="preserve">x =</w:t>
+            </w:r>
+            <w:r>
+              <w:rPr>
+                <w:rStyle w:val="NormalTok"/>
+              </w:rPr>
+              <w:t xml:space="preserve"> chol) </w:t>
+            </w:r>
+            <w:r>
+              <w:rPr>
+                <w:rStyle w:val="SpecialCharTok"/>
+              </w:rPr>
+              <w:t xml:space="preserve">+</w:t>
+            </w:r>
+            <w:r>
+              <w:br/>
+            </w:r>
+            <w:r>
+              <w:rPr>
+                <w:rStyle w:val="NormalTok"/>
+              </w:rPr>
+              <w:t xml:space="preserve">  ggplot2</w:t>
+            </w:r>
+            <w:r>
+              <w:rPr>
+                <w:rStyle w:val="SpecialCharTok"/>
+              </w:rPr>
+              <w:t xml:space="preserve">::</w:t>
+            </w:r>
+            <w:r>
+              <w:rPr>
+                <w:rStyle w:val="FunctionTok"/>
+              </w:rPr>
+              <w:t xml:space="preserve">geom_density</w:t>
+            </w:r>
+            <w:r>
+              <w:rPr>
+                <w:rStyle w:val="NormalTok"/>
+              </w:rPr>
+              <w:t xml:space="preserve">(</w:t>
+            </w:r>
+            <w:r>
+              <w:rPr>
+                <w:rStyle w:val="AttributeTok"/>
+              </w:rPr>
+              <w:t xml:space="preserve">fill =</w:t>
+            </w:r>
+            <w:r>
+              <w:rPr>
+                <w:rStyle w:val="NormalTok"/>
+              </w:rPr>
+              <w:t xml:space="preserve"> </w:t>
+            </w:r>
+            <w:r>
+              <w:rPr>
+                <w:rStyle w:val="StringTok"/>
+              </w:rPr>
+              <w:t xml:space="preserve">"steelblue"</w:t>
+            </w:r>
+            <w:r>
+              <w:rPr>
+                <w:rStyle w:val="NormalTok"/>
+              </w:rPr>
+              <w:t xml:space="preserve">, </w:t>
+            </w:r>
+            <w:r>
+              <w:rPr>
+                <w:rStyle w:val="AttributeTok"/>
+              </w:rPr>
+              <w:t xml:space="preserve">alpha =</w:t>
+            </w:r>
+            <w:r>
+              <w:rPr>
+                <w:rStyle w:val="NormalTok"/>
+              </w:rPr>
+              <w:t xml:space="preserve"> </w:t>
+            </w:r>
+            <w:r>
+              <w:rPr>
+                <w:rStyle w:val="FloatTok"/>
+              </w:rPr>
+              <w:t xml:space="preserve">0.5</w:t>
+            </w:r>
+            <w:r>
+              <w:rPr>
+                <w:rStyle w:val="NormalTok"/>
+              </w:rPr>
+              <w:t xml:space="preserve">) </w:t>
+            </w:r>
+            <w:r>
+              <w:rPr>
+                <w:rStyle w:val="SpecialCharTok"/>
+              </w:rPr>
+              <w:t xml:space="preserve">+</w:t>
+            </w:r>
+            <w:r>
+              <w:br/>
+            </w:r>
+            <w:r>
+              <w:rPr>
+                <w:rStyle w:val="NormalTok"/>
+              </w:rPr>
+              <w:t xml:space="preserve">  ggplot2</w:t>
+            </w:r>
+            <w:r>
+              <w:rPr>
+                <w:rStyle w:val="SpecialCharTok"/>
+              </w:rPr>
+              <w:t xml:space="preserve">::</w:t>
+            </w:r>
+            <w:r>
+              <w:rPr>
+                <w:rStyle w:val="FunctionTok"/>
+              </w:rPr>
+              <w:t xml:space="preserve">labs</w:t>
+            </w:r>
+            <w:r>
+              <w:rPr>
+                <w:rStyle w:val="NormalTok"/>
+              </w:rPr>
+              <w:t xml:space="preserve">(</w:t>
+            </w:r>
+            <w:r>
+              <w:rPr>
+                <w:rStyle w:val="AttributeTok"/>
+              </w:rPr>
+              <w:t xml:space="preserve">x =</w:t>
+            </w:r>
+            <w:r>
+              <w:rPr>
+                <w:rStyle w:val="NormalTok"/>
+              </w:rPr>
+              <w:t xml:space="preserve"> </w:t>
+            </w:r>
+            <w:r>
+              <w:rPr>
+                <w:rStyle w:val="StringTok"/>
+              </w:rPr>
+              <w:t xml:space="preserve">"Cholesterol (mg/dL)"</w:t>
+            </w:r>
+            <w:r>
+              <w:rPr>
+                <w:rStyle w:val="NormalTok"/>
+              </w:rPr>
+              <w:t xml:space="preserve">, </w:t>
+            </w:r>
+            <w:r>
+              <w:rPr>
+                <w:rStyle w:val="AttributeTok"/>
+              </w:rPr>
               <w:t xml:space="preserve">y =</w:t>
             </w:r>
             <w:r>
               <w:rPr>
                 <w:rStyle w:val="NormalTok"/>
               </w:rPr>
-              <w:t xml:space="preserve"> chol) </w:t>
-            </w:r>
-            <w:r>
-              <w:rPr>
-                <w:rStyle w:val="SpecialCharTok"/>
-              </w:rPr>
-              <w:t xml:space="preserve">+</w:t>
-            </w:r>
-            <w:r>
-              <w:br/>
+              <w:t xml:space="preserve"> </w:t>
+            </w:r>
+            <w:r>
+              <w:rPr>
+                <w:rStyle w:val="StringTok"/>
+              </w:rPr>
+              <w:t xml:space="preserve">"Density"</w:t>
             </w:r>
             <w:r>
               <w:rPr>
                 <w:rStyle w:val="NormalTok"/>
               </w:rPr>
-              <w:t xml:space="preserve">  ggplot2</w:t>
-            </w:r>
-            <w:r>
-              <w:rPr>
-                <w:rStyle w:val="SpecialCharTok"/>
-              </w:rPr>
-              <w:t xml:space="preserve">::</w:t>
-            </w:r>
-            <w:r>
-              <w:rPr>
-                <w:rStyle w:val="FunctionTok"/>
-              </w:rPr>
-              <w:t xml:space="preserve">geom_boxplot</w:t>
-            </w:r>
-            <w:r>
-              <w:rPr>
-                <w:rStyle w:val="NormalTok"/>
-              </w:rPr>
-              <w:t xml:space="preserve">(</w:t>
-            </w:r>
-            <w:r>
-              <w:rPr>
-                <w:rStyle w:val="AttributeTok"/>
-              </w:rPr>
-              <w:t xml:space="preserve">fill =</w:t>
-            </w:r>
-            <w:r>
-              <w:rPr>
-                <w:rStyle w:val="NormalTok"/>
-              </w:rPr>
-              <w:t xml:space="preserve"> </w:t>
-            </w:r>
-            <w:r>
-              <w:rPr>
-                <w:rStyle w:val="StringTok"/>
-              </w:rPr>
-              <w:t xml:space="preserve">"steelblue"</w:t>
-            </w:r>
-            <w:r>
-              <w:rPr>
-                <w:rStyle w:val="NormalTok"/>
-              </w:rPr>
-              <w:t xml:space="preserve">) </w:t>
-            </w:r>
-            <w:r>
-              <w:rPr>
-                <w:rStyle w:val="SpecialCharTok"/>
-              </w:rPr>
-              <w:t xml:space="preserve">+</w:t>
-            </w:r>
-            <w:r>
-              <w:br/>
-            </w:r>
-            <w:r>
-              <w:rPr>
-                <w:rStyle w:val="NormalTok"/>
-              </w:rPr>
-              <w:t xml:space="preserve">  ggplot2</w:t>
-            </w:r>
-            <w:r>
-              <w:rPr>
-                <w:rStyle w:val="SpecialCharTok"/>
-              </w:rPr>
-              <w:t xml:space="preserve">::</w:t>
-            </w:r>
-            <w:r>
-              <w:rPr>
-                <w:rStyle w:val="FunctionTok"/>
-              </w:rPr>
-              <w:t xml:space="preserve">labs</w:t>
-            </w:r>
-            <w:r>
-              <w:rPr>
-                <w:rStyle w:val="NormalTok"/>
-              </w:rPr>
-              <w:t xml:space="preserve">(</w:t>
-            </w:r>
-            <w:r>
-              <w:rPr>
-                <w:rStyle w:val="AttributeTok"/>
-              </w:rPr>
-              <w:t xml:space="preserve">y =</w:t>
-            </w:r>
-            <w:r>
-              <w:rPr>
-                <w:rStyle w:val="NormalTok"/>
-              </w:rPr>
-              <w:t xml:space="preserve"> </w:t>
-            </w:r>
-            <w:r>
-              <w:rPr>
-                <w:rStyle w:val="StringTok"/>
-              </w:rPr>
-              <w:t xml:space="preserve">"Cholesterol (mg/dL)"</w:t>
-            </w:r>
-            <w:r>
-              <w:rPr>
-                <w:rStyle w:val="NormalTok"/>
-              </w:rPr>
-              <w:t xml:space="preserve">) </w:t>
-            </w:r>
-            <w:r>
-              <w:rPr>
-                <w:rStyle w:val="SpecialCharTok"/>
-              </w:rPr>
-              <w:t xml:space="preserve">+</w:t>
-            </w:r>
-            <w:r>
-              <w:br/>
-            </w:r>
-            <w:r>
-              <w:rPr>
-                <w:rStyle w:val="NormalTok"/>
-              </w:rPr>
-              <w:t xml:space="preserve">  ggplot2</w:t>
-            </w:r>
-            <w:r>
-              <w:rPr>
-                <w:rStyle w:val="SpecialCharTok"/>
-              </w:rPr>
-              <w:t xml:space="preserve">::</w:t>
-            </w:r>
-            <w:r>
-              <w:rPr>
-                <w:rStyle w:val="FunctionTok"/>
-              </w:rPr>
-              <w:t xml:space="preserve">theme</w:t>
-            </w:r>
-            <w:r>
-              <w:rPr>
-                <w:rStyle w:val="NormalTok"/>
-              </w:rPr>
-              <w:t xml:space="preserve">(</w:t>
-            </w:r>
-            <w:r>
-              <w:rPr>
-                <w:rStyle w:val="AttributeTok"/>
-              </w:rPr>
-              <w:t xml:space="preserve">axis.text.x =</w:t>
-            </w:r>
-            <w:r>
-              <w:rPr>
-                <w:rStyle w:val="NormalTok"/>
-              </w:rPr>
-              <w:t xml:space="preserve"> ggplot2</w:t>
-            </w:r>
-            <w:r>
-              <w:rPr>
-                <w:rStyle w:val="SpecialCharTok"/>
-              </w:rPr>
-              <w:t xml:space="preserve">::</w:t>
-            </w:r>
-            <w:r>
-              <w:rPr>
-                <w:rStyle w:val="FunctionTok"/>
-              </w:rPr>
-              <w:t xml:space="preserve">element_blank</w:t>
-            </w:r>
-            <w:r>
-              <w:rPr>
-                <w:rStyle w:val="NormalTok"/>
-              </w:rPr>
-              <w:t xml:space="preserve">())</w:t>
+              <w:t xml:space="preserve">)</w:t>
             </w:r>
           </w:p>
           <w:p>
@@ -9105,7 +8977,7 @@
                     <a:graphicData uri="http://schemas.openxmlformats.org/drawingml/2006/picture">
                       <pic:pic>
                         <pic:nvPicPr>
-                          <pic:cNvPr descr="exploratory-descriptive_files/figure-docx/unnamed-chunk-10-1.png" id="67" name="Picture"/>
+                          <pic:cNvPr descr="exploratory-descriptive_files/figure-docx/unnamed-chunk-9-1.png" id="67" name="Picture"/>
                           <pic:cNvPicPr>
                             <a:picLocks noChangeArrowheads="1" noChangeAspect="1"/>
                           </pic:cNvPicPr>
@@ -9148,7 +9020,7 @@
               <w:pStyle w:val="ImageCaption"/>
             </w:pPr>
             <w:r>
-              <w:t xml:space="preserve">Figure 3: Box plot of total cholesterol in the WCGS dataset</w:t>
+              <w:t xml:space="preserve">Figure 2: Density plot of total cholesterol in the WCGS dataset</w:t>
             </w:r>
           </w:p>
           <w:bookmarkEnd w:id="68"/>
@@ -9156,16 +9028,16 @@
       </w:tr>
     </w:tbl>
     <w:bookmarkEnd w:id="69"/>
-    <w:bookmarkStart w:id="75" w:name="bar-charts"/>
+    <w:bookmarkStart w:id="77" w:name="box-plots"/>
     <w:p>
       <w:pPr>
         <w:pStyle w:val="Heading3"/>
       </w:pPr>
       <w:r>
-        <w:t xml:space="preserve">3.4 Bar charts</w:t>
+        <w:t xml:space="preserve">3.3 Box plots</w:t>
       </w:r>
     </w:p>
-    <w:bookmarkStart w:id="70" w:name="def-bar-chart"/>
+    <w:bookmarkStart w:id="71" w:name="def-boxplot"/>
     <w:p>
       <w:pPr>
         <w:pStyle w:val="FirstParagraph"/>
@@ -9175,7 +9047,7 @@
           <w:b/>
           <w:bCs/>
         </w:rPr>
-        <w:t xml:space="preserve">Definition 16 (Bar chart)</w:t>
+        <w:t xml:space="preserve">Definition 17 (Box plot (box-and-whisker plot))</w:t>
       </w:r>
       <w:r>
         <w:t xml:space="preserve"> </w:t>
@@ -9191,45 +9063,287 @@
           <w:b/>
           <w:bCs/>
         </w:rPr>
-        <w:t xml:space="preserve">bar chart</w:t>
-      </w:r>
-      <w:r>
-        <w:t xml:space="preserve"> </w:t>
-      </w:r>
-      <w:r>
-        <w:t xml:space="preserve">displays the number or proportion of observations</w:t>
-      </w:r>
-      <w:r>
-        <w:t xml:space="preserve"> </w:t>
-      </w:r>
-      <w:r>
-        <w:t xml:space="preserve">in each category of a categorical variable,</w:t>
-      </w:r>
-      <w:r>
-        <w:t xml:space="preserve"> </w:t>
-      </w:r>
-      <w:r>
-        <w:t xml:space="preserve">as one bar per category.</w:t>
+        <w:t xml:space="preserve">box plot</w:t>
+      </w:r>
+      <w:r>
+        <w:t xml:space="preserve"> </w:t>
+      </w:r>
+      <w:r>
+        <w:t xml:space="preserve">(or</w:t>
+      </w:r>
+      <w:r>
+        <w:t xml:space="preserve"> </w:t>
+      </w:r>
+      <w:r>
+        <w:rPr>
+          <w:b/>
+          <w:bCs/>
+        </w:rPr>
+        <w:t xml:space="preserve">box-and-whisker plot</w:t>
+      </w:r>
+      <w:r>
+        <w:t xml:space="preserve">) summarizes the distribution</w:t>
+      </w:r>
+      <w:r>
+        <w:t xml:space="preserve"> </w:t>
+      </w:r>
+      <w:r>
+        <w:t xml:space="preserve">of a</w:t>
+      </w:r>
+      <w:r>
+        <w:t xml:space="preserve"> </w:t>
+      </w:r>
+      <w:hyperlink r:id="rId70">
+        <w:r>
+          <w:rPr>
+            <w:rStyle w:val="Hyperlink"/>
+          </w:rPr>
+          <w:t xml:space="preserve">continuous variable</w:t>
+        </w:r>
+      </w:hyperlink>
+      <w:r>
+        <w:t xml:space="preserve">:</w:t>
       </w:r>
     </w:p>
     <w:p>
       <w:pPr>
+        <w:pStyle w:val="Compact"/>
+        <w:numPr>
+          <w:ilvl w:val="0"/>
+          <w:numId w:val="1005"/>
+        </w:numPr>
+      </w:pPr>
+      <w:r>
+        <w:t xml:space="preserve">the box spans the first to the third</w:t>
+      </w:r>
+      <w:r>
+        <w:t xml:space="preserve"> </w:t>
+      </w:r>
+      <w:hyperlink w:anchor="def-quartiles">
+        <w:r>
+          <w:rPr>
+            <w:rStyle w:val="Hyperlink"/>
+          </w:rPr>
+          <w:t xml:space="preserve">quartile</w:t>
+        </w:r>
+      </w:hyperlink>
+      <w:r>
+        <w:t xml:space="preserve">,</w:t>
+      </w:r>
+      <w:r>
+        <w:t xml:space="preserve"> </w:t>
+      </w:r>
+      <w:r>
+        <w:t xml:space="preserve">so its length is the</w:t>
+      </w:r>
+      <w:r>
+        <w:t xml:space="preserve"> </w:t>
+      </w:r>
+      <w:hyperlink w:anchor="def-IQR">
+        <w:r>
+          <w:rPr>
+            <w:rStyle w:val="Hyperlink"/>
+          </w:rPr>
+          <w:t xml:space="preserve">IQR</w:t>
+        </w:r>
+      </w:hyperlink>
+      <w:r>
+        <w:t xml:space="preserve">;</w:t>
+      </w:r>
+    </w:p>
+    <w:p>
+      <w:pPr>
+        <w:pStyle w:val="Compact"/>
+        <w:numPr>
+          <w:ilvl w:val="0"/>
+          <w:numId w:val="1005"/>
+        </w:numPr>
+      </w:pPr>
+      <w:r>
+        <w:t xml:space="preserve">a line inside the box marks the</w:t>
+      </w:r>
+      <w:r>
+        <w:t xml:space="preserve"> </w:t>
+      </w:r>
+      <w:hyperlink w:anchor="def-sample-median">
+        <w:r>
+          <w:rPr>
+            <w:rStyle w:val="Hyperlink"/>
+          </w:rPr>
+          <w:t xml:space="preserve">median</w:t>
+        </w:r>
+      </w:hyperlink>
+      <w:r>
+        <w:t xml:space="preserve">;</w:t>
+      </w:r>
+    </w:p>
+    <w:p>
+      <w:pPr>
+        <w:pStyle w:val="Compact"/>
+        <w:numPr>
+          <w:ilvl w:val="0"/>
+          <w:numId w:val="1005"/>
+        </w:numPr>
+      </w:pPr>
+      <w:r>
+        <w:t xml:space="preserve">the whiskers extend from the box</w:t>
+      </w:r>
+      <w:r>
+        <w:t xml:space="preserve"> </w:t>
+      </w:r>
+      <w:r>
+        <w:t xml:space="preserve">to the most extreme observations within</w:t>
+      </w:r>
+      <w:r>
+        <w:t xml:space="preserve"> </w:t>
+      </w:r>
+      <m:oMath>
+        <m:r>
+          <m:t>1.5</m:t>
+        </m:r>
+        <m:r>
+          <m:rPr>
+            <m:sty m:val="p"/>
+          </m:rPr>
+          <m:t>×</m:t>
+        </m:r>
+        <m:r>
+          <m:rPr>
+            <m:nor/>
+            <m:sty m:val="p"/>
+          </m:rPr>
+          <m:t>IQR</m:t>
+        </m:r>
+      </m:oMath>
+      <w:r>
+        <w:t xml:space="preserve"> </w:t>
+      </w:r>
+      <w:r>
+        <w:t xml:space="preserve">of the box;</w:t>
+      </w:r>
+    </w:p>
+    <w:p>
+      <w:pPr>
+        <w:pStyle w:val="Compact"/>
+        <w:numPr>
+          <w:ilvl w:val="0"/>
+          <w:numId w:val="1005"/>
+        </w:numPr>
+      </w:pPr>
+      <w:r>
+        <w:t xml:space="preserve">observations beyond the whiskers are plotted individually,</w:t>
+      </w:r>
+      <w:r>
+        <w:t xml:space="preserve"> </w:t>
+      </w:r>
+      <w:r>
+        <w:t xml:space="preserve">as potential outliers.</w:t>
+      </w:r>
+    </w:p>
+    <w:p>
+      <w:pPr>
+        <w:pStyle w:val="FirstParagraph"/>
+      </w:pPr>
+      <w:r>
+        <w:t xml:space="preserve">Source:</w:t>
+      </w:r>
+      <w:r>
+        <w:t xml:space="preserve"> </w:t>
+      </w:r>
+      <w:r>
+        <w:t xml:space="preserve">Wikipedia contributors [14]</w:t>
+      </w:r>
+      <w:r>
+        <w:t xml:space="preserve">.</w:t>
+      </w:r>
+    </w:p>
+    <w:bookmarkEnd w:id="71"/>
+    <w:bookmarkStart w:id="72" w:name="rem-whisker-rule"/>
+    <w:p>
+      <w:pPr>
         <w:pStyle w:val="BodyText"/>
       </w:pPr>
       <w:r>
-        <w:t xml:space="preserve">Source:</w:t>
-      </w:r>
-      <w:r>
-        <w:t xml:space="preserve"> </w:t>
-      </w:r>
-      <w:r>
-        <w:t xml:space="preserve">Wikipedia contributors [15]</w:t>
-      </w:r>
-      <w:r>
-        <w:t xml:space="preserve">.</w:t>
+        <w:rPr>
+          <w:i/>
+          <w:iCs/>
+        </w:rPr>
+        <w:t xml:space="preserve">Remark 4</w:t>
+      </w:r>
+      <w:r>
+        <w:t xml:space="preserve"> (Whisker rules). </w:t>
+      </w:r>
+      <w:r>
+        <w:t xml:space="preserve">The</w:t>
+      </w:r>
+      <w:r>
+        <w:t xml:space="preserve"> </w:t>
+      </w:r>
+      <m:oMath>
+        <m:r>
+          <m:t>1.5</m:t>
+        </m:r>
+        <m:r>
+          <m:rPr>
+            <m:sty m:val="p"/>
+          </m:rPr>
+          <m:t>×</m:t>
+        </m:r>
+        <m:r>
+          <m:rPr>
+            <m:nor/>
+            <m:sty m:val="p"/>
+          </m:rPr>
+          <m:t>IQR</m:t>
+        </m:r>
+      </m:oMath>
+      <w:r>
+        <w:t xml:space="preserve"> </w:t>
+      </w:r>
+      <w:r>
+        <w:t xml:space="preserve">whisker rule is the default in R’s</w:t>
+      </w:r>
+      <w:r>
+        <w:t xml:space="preserve"> </w:t>
+      </w:r>
+      <w:r>
+        <w:rPr>
+          <w:rStyle w:val="VerbatimChar"/>
+        </w:rPr>
+        <w:t xml:space="preserve">boxplot()</w:t>
+      </w:r>
+      <w:r>
+        <w:t xml:space="preserve"> </w:t>
+      </w:r>
+      <w:r>
+        <w:t xml:space="preserve">and</w:t>
+      </w:r>
+      <w:r>
+        <w:t xml:space="preserve"> </w:t>
+      </w:r>
+      <w:r>
+        <w:rPr>
+          <w:rStyle w:val="VerbatimChar"/>
+        </w:rPr>
+        <w:t xml:space="preserve">ggplot2::geom_boxplot()</w:t>
+      </w:r>
+      <w:r>
+        <w:t xml:space="preserve">;</w:t>
+      </w:r>
+      <w:r>
+        <w:t xml:space="preserve"> </w:t>
+      </w:r>
+      <w:r>
+        <w:t xml:space="preserve">other software and authors use other rules,</w:t>
+      </w:r>
+      <w:r>
+        <w:t xml:space="preserve"> </w:t>
+      </w:r>
+      <w:r>
+        <w:t xml:space="preserve">such as whiskers that run to the minimum and maximum.</w:t>
       </w:r>
     </w:p>
-    <w:bookmarkEnd w:id="70"/>
+    <w:bookmarkEnd w:id="72"/>
     <w:tbl>
       <w:tblPr>
         <w:tblStyle w:val="Table"/>
@@ -9243,7 +9357,7 @@
       <w:tr>
         <w:tc>
           <w:tcPr/>
-          <w:bookmarkStart w:id="74" w:name="fig-bar-behpat"/>
+          <w:bookmarkStart w:id="76" w:name="fig-box-chol"/>
           <w:p>
             <w:pPr>
               <w:pStyle w:val="SourceCode"/>
@@ -9325,13 +9439,13 @@
               <w:rPr>
                 <w:rStyle w:val="AttributeTok"/>
               </w:rPr>
-              <w:t xml:space="preserve">x =</w:t>
+              <w:t xml:space="preserve">y =</w:t>
             </w:r>
             <w:r>
               <w:rPr>
                 <w:rStyle w:val="NormalTok"/>
               </w:rPr>
-              <w:t xml:space="preserve"> behpat) </w:t>
+              <w:t xml:space="preserve"> chol) </w:t>
             </w:r>
             <w:r>
               <w:rPr>
@@ -9358,7 +9472,7 @@
               <w:rPr>
                 <w:rStyle w:val="FunctionTok"/>
               </w:rPr>
-              <w:t xml:space="preserve">geom_bar</w:t>
+              <w:t xml:space="preserve">geom_boxplot</w:t>
             </w:r>
             <w:r>
               <w:rPr>
@@ -9427,7 +9541,7 @@
               <w:rPr>
                 <w:rStyle w:val="AttributeTok"/>
               </w:rPr>
-              <w:t xml:space="preserve">x =</w:t>
+              <w:t xml:space="preserve">y =</w:t>
             </w:r>
             <w:r>
               <w:rPr>
@@ -9439,37 +9553,76 @@
               <w:rPr>
                 <w:rStyle w:val="StringTok"/>
               </w:rPr>
-              <w:t xml:space="preserve">"Behavioral pattern"</w:t>
+              <w:t xml:space="preserve">"Cholesterol (mg/dL)"</w:t>
             </w:r>
             <w:r>
               <w:rPr>
                 <w:rStyle w:val="NormalTok"/>
               </w:rPr>
-              <w:t xml:space="preserve">, </w:t>
+              <w:t xml:space="preserve">) </w:t>
+            </w:r>
+            <w:r>
+              <w:rPr>
+                <w:rStyle w:val="SpecialCharTok"/>
+              </w:rPr>
+              <w:t xml:space="preserve">+</w:t>
+            </w:r>
+            <w:r>
+              <w:br/>
+            </w:r>
+            <w:r>
+              <w:rPr>
+                <w:rStyle w:val="NormalTok"/>
+              </w:rPr>
+              <w:t xml:space="preserve">  ggplot2</w:t>
+            </w:r>
+            <w:r>
+              <w:rPr>
+                <w:rStyle w:val="SpecialCharTok"/>
+              </w:rPr>
+              <w:t xml:space="preserve">::</w:t>
+            </w:r>
+            <w:r>
+              <w:rPr>
+                <w:rStyle w:val="FunctionTok"/>
+              </w:rPr>
+              <w:t xml:space="preserve">theme</w:t>
+            </w:r>
+            <w:r>
+              <w:rPr>
+                <w:rStyle w:val="NormalTok"/>
+              </w:rPr>
+              <w:t xml:space="preserve">(</w:t>
             </w:r>
             <w:r>
               <w:rPr>
                 <w:rStyle w:val="AttributeTok"/>
               </w:rPr>
-              <w:t xml:space="preserve">y =</w:t>
+              <w:t xml:space="preserve">axis.text.x =</w:t>
             </w:r>
             <w:r>
               <w:rPr>
                 <w:rStyle w:val="NormalTok"/>
               </w:rPr>
-              <w:t xml:space="preserve"> </w:t>
-            </w:r>
-            <w:r>
-              <w:rPr>
-                <w:rStyle w:val="StringTok"/>
-              </w:rPr>
-              <w:t xml:space="preserve">"Count"</w:t>
+              <w:t xml:space="preserve"> ggplot2</w:t>
+            </w:r>
+            <w:r>
+              <w:rPr>
+                <w:rStyle w:val="SpecialCharTok"/>
+              </w:rPr>
+              <w:t xml:space="preserve">::</w:t>
+            </w:r>
+            <w:r>
+              <w:rPr>
+                <w:rStyle w:val="FunctionTok"/>
+              </w:rPr>
+              <w:t xml:space="preserve">element_blank</w:t>
             </w:r>
             <w:r>
               <w:rPr>
                 <w:rStyle w:val="NormalTok"/>
               </w:rPr>
-              <w:t xml:space="preserve">)</w:t>
+              <w:t xml:space="preserve">())</w:t>
             </w:r>
           </w:p>
           <w:p>
@@ -9481,18 +9634,18 @@
                 <wp:inline>
                   <wp:extent cx="4620126" cy="3696101"/>
                   <wp:effectExtent b="0" l="0" r="0" t="0"/>
-                  <wp:docPr descr="" title="" id="72" name="Picture"/>
+                  <wp:docPr descr="" title="" id="74" name="Picture"/>
                   <a:graphic>
                     <a:graphicData uri="http://schemas.openxmlformats.org/drawingml/2006/picture">
                       <pic:pic>
                         <pic:nvPicPr>
-                          <pic:cNvPr descr="exploratory-descriptive_files/figure-docx/unnamed-chunk-11-1.png" id="73" name="Picture"/>
+                          <pic:cNvPr descr="exploratory-descriptive_files/figure-docx/unnamed-chunk-10-1.png" id="75" name="Picture"/>
                           <pic:cNvPicPr>
                             <a:picLocks noChangeArrowheads="1" noChangeAspect="1"/>
                           </pic:cNvPicPr>
                         </pic:nvPicPr>
                         <pic:blipFill>
-                          <a:blip r:embed="rId71"/>
+                          <a:blip r:embed="rId73"/>
                           <a:stretch>
                             <a:fillRect/>
                           </a:stretch>
@@ -9529,24 +9682,24 @@
               <w:pStyle w:val="ImageCaption"/>
             </w:pPr>
             <w:r>
-              <w:t xml:space="preserve">Figure 4: Bar chart of behavioral pattern in the WCGS dataset</w:t>
+              <w:t xml:space="preserve">Figure 3: Box plot of total cholesterol in the WCGS dataset</w:t>
             </w:r>
           </w:p>
-          <w:bookmarkEnd w:id="74"/>
+          <w:bookmarkEnd w:id="76"/>
         </w:tc>
       </w:tr>
     </w:tbl>
-    <w:bookmarkEnd w:id="75"/>
-    <w:bookmarkStart w:id="81" w:name="normal-quantile-quantile-plots"/>
+    <w:bookmarkEnd w:id="77"/>
+    <w:bookmarkStart w:id="83" w:name="bar-charts"/>
     <w:p>
       <w:pPr>
         <w:pStyle w:val="Heading3"/>
       </w:pPr>
       <w:r>
-        <w:t xml:space="preserve">3.5 Normal quantile-quantile plots</w:t>
+        <w:t xml:space="preserve">3.4 Bar charts</w:t>
       </w:r>
     </w:p>
-    <w:bookmarkStart w:id="76" w:name="def-qq-plot"/>
+    <w:bookmarkStart w:id="78" w:name="def-bar-chart"/>
     <w:p>
       <w:pPr>
         <w:pStyle w:val="FirstParagraph"/>
@@ -9556,7 +9709,7 @@
           <w:b/>
           <w:bCs/>
         </w:rPr>
-        <w:t xml:space="preserve">Definition 17 (Normal quantile-quantile plot)</w:t>
+        <w:t xml:space="preserve">Definition 18 (Bar chart)</w:t>
       </w:r>
       <w:r>
         <w:t xml:space="preserve"> </w:t>
@@ -9572,48 +9725,25 @@
           <w:b/>
           <w:bCs/>
         </w:rPr>
-        <w:t xml:space="preserve">normal quantile-quantile (Q-Q) plot</w:t>
-      </w:r>
-      <w:r>
-        <w:t xml:space="preserve"> </w:t>
-      </w:r>
-      <w:r>
-        <w:t xml:space="preserve">plots the sorted observations</w:t>
-      </w:r>
-      <w:r>
-        <w:t xml:space="preserve"> </w:t>
-      </w:r>
-      <w:r>
-        <w:t xml:space="preserve">(</w:t>
-      </w:r>
-      <w:hyperlink r:id="rId27">
-        <w:r>
-          <w:rPr>
-            <w:rStyle w:val="Hyperlink"/>
-          </w:rPr>
-          <w:t xml:space="preserve">order statistics</w:t>
-        </w:r>
-      </w:hyperlink>
-      <w:r>
-        <w:t xml:space="preserve">)</w:t>
-      </w:r>
-      <w:r>
-        <w:t xml:space="preserve"> </w:t>
-      </w:r>
-      <w:r>
-        <w:t xml:space="preserve">against the corresponding quantiles of a standard Gaussian distribution.</w:t>
-      </w:r>
-      <w:r>
-        <w:t xml:space="preserve"> </w:t>
-      </w:r>
-      <w:r>
-        <w:t xml:space="preserve">If the variable is approximately Gaussian,</w:t>
-      </w:r>
-      <w:r>
-        <w:t xml:space="preserve"> </w:t>
-      </w:r>
-      <w:r>
-        <w:t xml:space="preserve">the points fall close to a straight line.</w:t>
+        <w:t xml:space="preserve">bar chart</w:t>
+      </w:r>
+      <w:r>
+        <w:t xml:space="preserve"> </w:t>
+      </w:r>
+      <w:r>
+        <w:t xml:space="preserve">displays the number or proportion of observations</w:t>
+      </w:r>
+      <w:r>
+        <w:t xml:space="preserve"> </w:t>
+      </w:r>
+      <w:r>
+        <w:t xml:space="preserve">in each category of a categorical variable,</w:t>
+      </w:r>
+      <w:r>
+        <w:t xml:space="preserve"> </w:t>
+      </w:r>
+      <w:r>
+        <w:t xml:space="preserve">as one bar per category.</w:t>
       </w:r>
     </w:p>
     <w:p>
@@ -9627,13 +9757,13 @@
         <w:t xml:space="preserve"> </w:t>
       </w:r>
       <w:r>
-        <w:t xml:space="preserve">Wikipedia contributors [16]</w:t>
+        <w:t xml:space="preserve">Wikipedia contributors [15]</w:t>
       </w:r>
       <w:r>
         <w:t xml:space="preserve">.</w:t>
       </w:r>
     </w:p>
-    <w:bookmarkEnd w:id="76"/>
+    <w:bookmarkEnd w:id="78"/>
     <w:tbl>
       <w:tblPr>
         <w:tblStyle w:val="Table"/>
@@ -9647,7 +9777,7 @@
       <w:tr>
         <w:tc>
           <w:tcPr/>
-          <w:bookmarkStart w:id="80" w:name="fig-qq-chol"/>
+          <w:bookmarkStart w:id="82" w:name="fig-bar-behpat"/>
           <w:p>
             <w:pPr>
               <w:pStyle w:val="SourceCode"/>
@@ -9729,13 +9859,13 @@
               <w:rPr>
                 <w:rStyle w:val="AttributeTok"/>
               </w:rPr>
-              <w:t xml:space="preserve">sample =</w:t>
+              <w:t xml:space="preserve">x =</w:t>
             </w:r>
             <w:r>
               <w:rPr>
                 <w:rStyle w:val="NormalTok"/>
               </w:rPr>
-              <w:t xml:space="preserve"> chol) </w:t>
+              <w:t xml:space="preserve"> behpat) </w:t>
             </w:r>
             <w:r>
               <w:rPr>
@@ -9762,13 +9892,37 @@
               <w:rPr>
                 <w:rStyle w:val="FunctionTok"/>
               </w:rPr>
-              <w:t xml:space="preserve">stat_qq</w:t>
+              <w:t xml:space="preserve">geom_bar</w:t>
             </w:r>
             <w:r>
               <w:rPr>
                 <w:rStyle w:val="NormalTok"/>
               </w:rPr>
-              <w:t xml:space="preserve">() </w:t>
+              <w:t xml:space="preserve">(</w:t>
+            </w:r>
+            <w:r>
+              <w:rPr>
+                <w:rStyle w:val="AttributeTok"/>
+              </w:rPr>
+              <w:t xml:space="preserve">fill =</w:t>
+            </w:r>
+            <w:r>
+              <w:rPr>
+                <w:rStyle w:val="NormalTok"/>
+              </w:rPr>
+              <w:t xml:space="preserve"> </w:t>
+            </w:r>
+            <w:r>
+              <w:rPr>
+                <w:rStyle w:val="StringTok"/>
+              </w:rPr>
+              <w:t xml:space="preserve">"steelblue"</w:t>
+            </w:r>
+            <w:r>
+              <w:rPr>
+                <w:rStyle w:val="NormalTok"/>
+              </w:rPr>
+              <w:t xml:space="preserve">) </w:t>
             </w:r>
             <w:r>
               <w:rPr>
@@ -9795,7 +9949,7 @@
               <w:rPr>
                 <w:rStyle w:val="FunctionTok"/>
               </w:rPr>
-              <w:t xml:space="preserve">stat_qq_line</w:t>
+              <w:t xml:space="preserve">labs</w:t>
             </w:r>
             <w:r>
               <w:rPr>
@@ -9807,7 +9961,7 @@
               <w:rPr>
                 <w:rStyle w:val="AttributeTok"/>
               </w:rPr>
-              <w:t xml:space="preserve">color =</w:t>
+              <w:t xml:space="preserve">x =</w:t>
             </w:r>
             <w:r>
               <w:rPr>
@@ -9819,88 +9973,31 @@
               <w:rPr>
                 <w:rStyle w:val="StringTok"/>
               </w:rPr>
-              <w:t xml:space="preserve">"red"</w:t>
+              <w:t xml:space="preserve">"Behavioral pattern"</w:t>
             </w:r>
             <w:r>
               <w:rPr>
                 <w:rStyle w:val="NormalTok"/>
               </w:rPr>
-              <w:t xml:space="preserve">) </w:t>
-            </w:r>
-            <w:r>
-              <w:rPr>
-                <w:rStyle w:val="SpecialCharTok"/>
-              </w:rPr>
-              <w:t xml:space="preserve">+</w:t>
-            </w:r>
-            <w:r>
-              <w:br/>
+              <w:t xml:space="preserve">, </w:t>
+            </w:r>
+            <w:r>
+              <w:rPr>
+                <w:rStyle w:val="AttributeTok"/>
+              </w:rPr>
+              <w:t xml:space="preserve">y =</w:t>
             </w:r>
             <w:r>
               <w:rPr>
                 <w:rStyle w:val="NormalTok"/>
               </w:rPr>
-              <w:t xml:space="preserve">  ggplot2</w:t>
-            </w:r>
-            <w:r>
-              <w:rPr>
-                <w:rStyle w:val="SpecialCharTok"/>
-              </w:rPr>
-              <w:t xml:space="preserve">::</w:t>
-            </w:r>
-            <w:r>
-              <w:rPr>
-                <w:rStyle w:val="FunctionTok"/>
-              </w:rPr>
-              <w:t xml:space="preserve">labs</w:t>
-            </w:r>
-            <w:r>
-              <w:rPr>
-                <w:rStyle w:val="NormalTok"/>
-              </w:rPr>
-              <w:t xml:space="preserve">(</w:t>
-            </w:r>
-            <w:r>
-              <w:rPr>
-                <w:rStyle w:val="AttributeTok"/>
-              </w:rPr>
-              <w:t xml:space="preserve">x =</w:t>
-            </w:r>
-            <w:r>
-              <w:rPr>
-                <w:rStyle w:val="NormalTok"/>
-              </w:rPr>
               <w:t xml:space="preserve"> </w:t>
             </w:r>
             <w:r>
               <w:rPr>
                 <w:rStyle w:val="StringTok"/>
               </w:rPr>
-              <w:t xml:space="preserve">"Standard Gaussian quantiles"</w:t>
-            </w:r>
-            <w:r>
-              <w:rPr>
-                <w:rStyle w:val="NormalTok"/>
-              </w:rPr>
-              <w:t xml:space="preserve">, </w:t>
-            </w:r>
-            <w:r>
-              <w:rPr>
-                <w:rStyle w:val="AttributeTok"/>
-              </w:rPr>
-              <w:t xml:space="preserve">y =</w:t>
-            </w:r>
-            <w:r>
-              <w:rPr>
-                <w:rStyle w:val="NormalTok"/>
-              </w:rPr>
-              <w:t xml:space="preserve"> </w:t>
-            </w:r>
-            <w:r>
-              <w:rPr>
-                <w:rStyle w:val="StringTok"/>
-              </w:rPr>
-              <w:t xml:space="preserve">"Cholesterol (mg/dL)"</w:t>
+              <w:t xml:space="preserve">"Count"</w:t>
             </w:r>
             <w:r>
               <w:rPr>
@@ -9918,18 +10015,18 @@
                 <wp:inline>
                   <wp:extent cx="4620126" cy="3696101"/>
                   <wp:effectExtent b="0" l="0" r="0" t="0"/>
-                  <wp:docPr descr="" title="" id="78" name="Picture"/>
+                  <wp:docPr descr="" title="" id="80" name="Picture"/>
                   <a:graphic>
                     <a:graphicData uri="http://schemas.openxmlformats.org/drawingml/2006/picture">
                       <pic:pic>
                         <pic:nvPicPr>
-                          <pic:cNvPr descr="exploratory-descriptive_files/figure-docx/unnamed-chunk-12-1.png" id="79" name="Picture"/>
+                          <pic:cNvPr descr="exploratory-descriptive_files/figure-docx/unnamed-chunk-11-1.png" id="81" name="Picture"/>
                           <pic:cNvPicPr>
                             <a:picLocks noChangeArrowheads="1" noChangeAspect="1"/>
                           </pic:cNvPicPr>
                         </pic:nvPicPr>
                         <pic:blipFill>
-                          <a:blip r:embed="rId77"/>
+                          <a:blip r:embed="rId79"/>
                           <a:stretch>
                             <a:fillRect/>
                           </a:stretch>
@@ -9966,212 +10063,111 @@
               <w:pStyle w:val="ImageCaption"/>
             </w:pPr>
             <w:r>
-              <w:t xml:space="preserve">Figure 5: Normal Q-Q plot for total cholesterol in the WCGS dataset</w:t>
+              <w:t xml:space="preserve">Figure 4: Bar chart of behavioral pattern in the WCGS dataset</w:t>
             </w:r>
           </w:p>
-          <w:bookmarkEnd w:id="80"/>
+          <w:bookmarkEnd w:id="82"/>
         </w:tc>
       </w:tr>
     </w:tbl>
+    <w:bookmarkEnd w:id="83"/>
+    <w:bookmarkStart w:id="89" w:name="normal-quantile-quantile-plots"/>
     <w:p>
       <w:pPr>
-        <w:pStyle w:val="BodyText"/>
-      </w:pPr>
-      <w:r>
-        <w:t xml:space="preserve">In</w:t>
-      </w:r>
-      <w:r>
-        <w:t xml:space="preserve"> </w:t>
-      </w:r>
-      <w:hyperlink w:anchor="fig-qq-chol">
+        <w:pStyle w:val="Heading3"/>
+      </w:pPr>
+      <w:r>
+        <w:t xml:space="preserve">3.5 Normal quantile-quantile plots</w:t>
+      </w:r>
+    </w:p>
+    <w:bookmarkStart w:id="84" w:name="def-qq-plot"/>
+    <w:p>
+      <w:pPr>
+        <w:pStyle w:val="FirstParagraph"/>
+      </w:pPr>
+      <w:r>
+        <w:rPr>
+          <w:b/>
+          <w:bCs/>
+        </w:rPr>
+        <w:t xml:space="preserve">Definition 19 (Normal quantile-quantile plot)</w:t>
+      </w:r>
+      <w:r>
+        <w:t xml:space="preserve"> </w:t>
+      </w:r>
+      <w:r>
+        <w:t xml:space="preserve">A</w:t>
+      </w:r>
+      <w:r>
+        <w:t xml:space="preserve"> </w:t>
+      </w:r>
+      <w:r>
+        <w:rPr>
+          <w:b/>
+          <w:bCs/>
+        </w:rPr>
+        <w:t xml:space="preserve">normal quantile-quantile (Q-Q) plot</w:t>
+      </w:r>
+      <w:r>
+        <w:t xml:space="preserve"> </w:t>
+      </w:r>
+      <w:r>
+        <w:t xml:space="preserve">plots the sorted observations</w:t>
+      </w:r>
+      <w:r>
+        <w:t xml:space="preserve"> </w:t>
+      </w:r>
+      <w:r>
+        <w:t xml:space="preserve">(</w:t>
+      </w:r>
+      <w:hyperlink r:id="rId35">
         <w:r>
           <w:rPr>
             <w:rStyle w:val="Hyperlink"/>
           </w:rPr>
-          <w:t xml:space="preserve">Figure 5</w:t>
+          <w:t xml:space="preserve">order statistics</w:t>
         </w:r>
       </w:hyperlink>
       <w:r>
-        <w:t xml:space="preserve">, the points curve above the reference line at the right,</w:t>
-      </w:r>
-      <w:r>
-        <w:t xml:space="preserve"> </w:t>
-      </w:r>
-      <w:r>
-        <w:t xml:space="preserve">which matches the long right tail in</w:t>
-      </w:r>
-      <w:r>
-        <w:t xml:space="preserve"> </w:t>
-      </w:r>
-      <w:hyperlink w:anchor="fig-hist-chol">
-        <w:r>
-          <w:rPr>
-            <w:rStyle w:val="Hyperlink"/>
-          </w:rPr>
-          <w:t xml:space="preserve">Figure 1</w:t>
-        </w:r>
-      </w:hyperlink>
-      <w:r>
-        <w:t xml:space="preserve">.</w:t>
+        <w:t xml:space="preserve">)</w:t>
+      </w:r>
+      <w:r>
+        <w:t xml:space="preserve"> </w:t>
+      </w:r>
+      <w:r>
+        <w:t xml:space="preserve">against the corresponding quantiles of a standard Gaussian distribution.</w:t>
+      </w:r>
+      <w:r>
+        <w:t xml:space="preserve"> </w:t>
+      </w:r>
+      <w:r>
+        <w:t xml:space="preserve">If the variable is approximately Gaussian,</w:t>
+      </w:r>
+      <w:r>
+        <w:t xml:space="preserve"> </w:t>
+      </w:r>
+      <w:r>
+        <w:t xml:space="preserve">the points fall close to a straight line.</w:t>
       </w:r>
     </w:p>
     <w:p>
       <w:pPr>
-        <w:pStyle w:val="Compact"/>
-        <w:numPr>
-          <w:ilvl w:val="0"/>
-          <w:numId w:val="1006"/>
-        </w:numPr>
-      </w:pPr>
-      <w:r>
-        <w:t xml:space="preserve">Hogg et al. [10, Sec. 6.2], pp. 245–255</w:t>
-      </w:r>
-      <w:r>
-        <w:t xml:space="preserve"> </w:t>
-      </w:r>
-      <w:r>
-        <w:t xml:space="preserve">covers exploratory data analysis.</w:t>
+        <w:pStyle w:val="BodyText"/>
+      </w:pPr>
+      <w:r>
+        <w:t xml:space="preserve">Source:</w:t>
+      </w:r>
+      <w:r>
+        <w:t xml:space="preserve"> </w:t>
+      </w:r>
+      <w:r>
+        <w:t xml:space="preserve">Wikipedia contributors [16]</w:t>
+      </w:r>
+      <w:r>
+        <w:t xml:space="preserve">.</w:t>
       </w:r>
     </w:p>
-    <w:p>
-      <w:pPr>
-        <w:pStyle w:val="Compact"/>
-        <w:numPr>
-          <w:ilvl w:val="0"/>
-          <w:numId w:val="1006"/>
-        </w:numPr>
-      </w:pPr>
-      <w:r>
-        <w:t xml:space="preserve">Rice [11, Sec. 10.2.3], pp. 385–388</w:t>
-      </w:r>
-      <w:r>
-        <w:t xml:space="preserve"> </w:t>
-      </w:r>
-      <w:r>
-        <w:t xml:space="preserve">covers quantile-quantile plots.</w:t>
-      </w:r>
-    </w:p>
-    <w:p>
-      <w:pPr>
-        <w:pStyle w:val="Compact"/>
-        <w:numPr>
-          <w:ilvl w:val="0"/>
-          <w:numId w:val="1006"/>
-        </w:numPr>
-      </w:pPr>
-      <w:r>
-        <w:t xml:space="preserve">Rice [11, Sec. 10.3], pp. 389–391</w:t>
-      </w:r>
-      <w:r>
-        <w:t xml:space="preserve"> </w:t>
-      </w:r>
-      <w:r>
-        <w:t xml:space="preserve">covers histograms, density curves and stem-and-leaf plots.</w:t>
-      </w:r>
-    </w:p>
-    <w:p>
-      <w:pPr>
-        <w:pStyle w:val="Compact"/>
-        <w:numPr>
-          <w:ilvl w:val="0"/>
-          <w:numId w:val="1006"/>
-        </w:numPr>
-      </w:pPr>
-      <w:r>
-        <w:t xml:space="preserve">Rice [11, Sec. 10.6], pp. 402–403</w:t>
-      </w:r>
-      <w:r>
-        <w:t xml:space="preserve"> </w:t>
-      </w:r>
-      <w:r>
-        <w:t xml:space="preserve">covers boxplots.</w:t>
-      </w:r>
-    </w:p>
-    <w:bookmarkEnd w:id="81"/>
-    <w:bookmarkEnd w:id="82"/>
-    <w:bookmarkStart w:id="112" w:name="bivariate-relationships"/>
-    <w:p>
-      <w:pPr>
-        <w:pStyle w:val="Heading2"/>
-      </w:pPr>
-      <w:r>
-        <w:t xml:space="preserve">4 Bivariate relationships</w:t>
-      </w:r>
-    </w:p>
-    <w:bookmarkStart w:id="96" w:name="two-continuous-variables"/>
-    <w:p>
-      <w:pPr>
-        <w:pStyle w:val="Heading3"/>
-      </w:pPr>
-      <w:r>
-        <w:t xml:space="preserve">4.1 Two continuous variables</w:t>
-      </w:r>
-    </w:p>
-    <w:bookmarkStart w:id="83" w:name="def-scatterplot"/>
-    <w:p>
-      <w:pPr>
-        <w:pStyle w:val="FirstParagraph"/>
-      </w:pPr>
-      <w:r>
-        <w:rPr>
-          <w:b/>
-          <w:bCs/>
-        </w:rPr>
-        <w:t xml:space="preserve">Definition 18 (Scatter plot)</w:t>
-      </w:r>
-      <w:r>
-        <w:t xml:space="preserve"> </w:t>
-      </w:r>
-      <w:r>
-        <w:t xml:space="preserve">A</w:t>
-      </w:r>
-      <w:r>
-        <w:t xml:space="preserve"> </w:t>
-      </w:r>
-      <w:r>
-        <w:rPr>
-          <w:b/>
-          <w:bCs/>
-        </w:rPr>
-        <w:t xml:space="preserve">scatter plot</w:t>
-      </w:r>
-      <w:r>
-        <w:t xml:space="preserve"> </w:t>
-      </w:r>
-      <w:r>
-        <w:t xml:space="preserve">displays the joint distribution of two continuous variables</w:t>
-      </w:r>
-      <w:r>
-        <w:t xml:space="preserve"> </w:t>
-      </w:r>
-      <w:r>
-        <w:t xml:space="preserve">by plotting each observation as a point,</w:t>
-      </w:r>
-      <w:r>
-        <w:t xml:space="preserve"> </w:t>
-      </w:r>
-      <w:r>
-        <w:t xml:space="preserve">with one variable on each axis.</w:t>
-      </w:r>
-    </w:p>
-    <w:p>
-      <w:pPr>
-        <w:pStyle w:val="BodyText"/>
-      </w:pPr>
-      <w:r>
-        <w:t xml:space="preserve">Source:</w:t>
-      </w:r>
-      <w:r>
-        <w:t xml:space="preserve"> </w:t>
-      </w:r>
-      <w:r>
-        <w:t xml:space="preserve">Wikipedia contributors [17]</w:t>
-      </w:r>
-      <w:r>
-        <w:t xml:space="preserve">.</w:t>
-      </w:r>
-    </w:p>
-    <w:bookmarkEnd w:id="83"/>
+    <w:bookmarkEnd w:id="84"/>
     <w:tbl>
       <w:tblPr>
         <w:tblStyle w:val="Table"/>
@@ -10185,7 +10181,7 @@
       <w:tr>
         <w:tc>
           <w:tcPr/>
-          <w:bookmarkStart w:id="87" w:name="fig-scatter-chol-sbp"/>
+          <w:bookmarkStart w:id="88" w:name="fig-qq-chol"/>
           <w:p>
             <w:pPr>
               <w:pStyle w:val="SourceCode"/>
@@ -10267,238 +10263,154 @@
               <w:rPr>
                 <w:rStyle w:val="AttributeTok"/>
               </w:rPr>
+              <w:t xml:space="preserve">sample =</w:t>
+            </w:r>
+            <w:r>
+              <w:rPr>
+                <w:rStyle w:val="NormalTok"/>
+              </w:rPr>
+              <w:t xml:space="preserve"> chol) </w:t>
+            </w:r>
+            <w:r>
+              <w:rPr>
+                <w:rStyle w:val="SpecialCharTok"/>
+              </w:rPr>
+              <w:t xml:space="preserve">+</w:t>
+            </w:r>
+            <w:r>
+              <w:br/>
+            </w:r>
+            <w:r>
+              <w:rPr>
+                <w:rStyle w:val="NormalTok"/>
+              </w:rPr>
+              <w:t xml:space="preserve">  ggplot2</w:t>
+            </w:r>
+            <w:r>
+              <w:rPr>
+                <w:rStyle w:val="SpecialCharTok"/>
+              </w:rPr>
+              <w:t xml:space="preserve">::</w:t>
+            </w:r>
+            <w:r>
+              <w:rPr>
+                <w:rStyle w:val="FunctionTok"/>
+              </w:rPr>
+              <w:t xml:space="preserve">stat_qq</w:t>
+            </w:r>
+            <w:r>
+              <w:rPr>
+                <w:rStyle w:val="NormalTok"/>
+              </w:rPr>
+              <w:t xml:space="preserve">() </w:t>
+            </w:r>
+            <w:r>
+              <w:rPr>
+                <w:rStyle w:val="SpecialCharTok"/>
+              </w:rPr>
+              <w:t xml:space="preserve">+</w:t>
+            </w:r>
+            <w:r>
+              <w:br/>
+            </w:r>
+            <w:r>
+              <w:rPr>
+                <w:rStyle w:val="NormalTok"/>
+              </w:rPr>
+              <w:t xml:space="preserve">  ggplot2</w:t>
+            </w:r>
+            <w:r>
+              <w:rPr>
+                <w:rStyle w:val="SpecialCharTok"/>
+              </w:rPr>
+              <w:t xml:space="preserve">::</w:t>
+            </w:r>
+            <w:r>
+              <w:rPr>
+                <w:rStyle w:val="FunctionTok"/>
+              </w:rPr>
+              <w:t xml:space="preserve">stat_qq_line</w:t>
+            </w:r>
+            <w:r>
+              <w:rPr>
+                <w:rStyle w:val="NormalTok"/>
+              </w:rPr>
+              <w:t xml:space="preserve">(</w:t>
+            </w:r>
+            <w:r>
+              <w:rPr>
+                <w:rStyle w:val="AttributeTok"/>
+              </w:rPr>
+              <w:t xml:space="preserve">color =</w:t>
+            </w:r>
+            <w:r>
+              <w:rPr>
+                <w:rStyle w:val="NormalTok"/>
+              </w:rPr>
+              <w:t xml:space="preserve"> </w:t>
+            </w:r>
+            <w:r>
+              <w:rPr>
+                <w:rStyle w:val="StringTok"/>
+              </w:rPr>
+              <w:t xml:space="preserve">"red"</w:t>
+            </w:r>
+            <w:r>
+              <w:rPr>
+                <w:rStyle w:val="NormalTok"/>
+              </w:rPr>
+              <w:t xml:space="preserve">) </w:t>
+            </w:r>
+            <w:r>
+              <w:rPr>
+                <w:rStyle w:val="SpecialCharTok"/>
+              </w:rPr>
+              <w:t xml:space="preserve">+</w:t>
+            </w:r>
+            <w:r>
+              <w:br/>
+            </w:r>
+            <w:r>
+              <w:rPr>
+                <w:rStyle w:val="NormalTok"/>
+              </w:rPr>
+              <w:t xml:space="preserve">  ggplot2</w:t>
+            </w:r>
+            <w:r>
+              <w:rPr>
+                <w:rStyle w:val="SpecialCharTok"/>
+              </w:rPr>
+              <w:t xml:space="preserve">::</w:t>
+            </w:r>
+            <w:r>
+              <w:rPr>
+                <w:rStyle w:val="FunctionTok"/>
+              </w:rPr>
+              <w:t xml:space="preserve">labs</w:t>
+            </w:r>
+            <w:r>
+              <w:rPr>
+                <w:rStyle w:val="NormalTok"/>
+              </w:rPr>
+              <w:t xml:space="preserve">(</w:t>
+            </w:r>
+            <w:r>
+              <w:rPr>
+                <w:rStyle w:val="AttributeTok"/>
+              </w:rPr>
               <w:t xml:space="preserve">x =</w:t>
             </w:r>
             <w:r>
               <w:rPr>
                 <w:rStyle w:val="NormalTok"/>
               </w:rPr>
-              <w:t xml:space="preserve"> sbp, </w:t>
-            </w:r>
-            <w:r>
-              <w:rPr>
-                <w:rStyle w:val="AttributeTok"/>
-              </w:rPr>
-              <w:t xml:space="preserve">y =</w:t>
-            </w:r>
-            <w:r>
-              <w:rPr>
-                <w:rStyle w:val="NormalTok"/>
-              </w:rPr>
-              <w:t xml:space="preserve"> chol) </w:t>
-            </w:r>
-            <w:r>
-              <w:rPr>
-                <w:rStyle w:val="SpecialCharTok"/>
-              </w:rPr>
-              <w:t xml:space="preserve">+</w:t>
-            </w:r>
-            <w:r>
-              <w:br/>
-            </w:r>
-            <w:r>
-              <w:rPr>
-                <w:rStyle w:val="NormalTok"/>
-              </w:rPr>
-              <w:t xml:space="preserve">  ggplot2</w:t>
-            </w:r>
-            <w:r>
-              <w:rPr>
-                <w:rStyle w:val="SpecialCharTok"/>
-              </w:rPr>
-              <w:t xml:space="preserve">::</w:t>
-            </w:r>
-            <w:r>
-              <w:rPr>
-                <w:rStyle w:val="FunctionTok"/>
-              </w:rPr>
-              <w:t xml:space="preserve">geom_point</w:t>
-            </w:r>
-            <w:r>
-              <w:rPr>
-                <w:rStyle w:val="NormalTok"/>
-              </w:rPr>
-              <w:t xml:space="preserve">(</w:t>
-            </w:r>
-            <w:r>
-              <w:rPr>
-                <w:rStyle w:val="AttributeTok"/>
-              </w:rPr>
-              <w:t xml:space="preserve">alpha =</w:t>
-            </w:r>
-            <w:r>
-              <w:rPr>
-                <w:rStyle w:val="NormalTok"/>
-              </w:rPr>
               <w:t xml:space="preserve"> </w:t>
             </w:r>
             <w:r>
               <w:rPr>
-                <w:rStyle w:val="FloatTok"/>
-              </w:rPr>
-              <w:t xml:space="preserve">0.3</w:t>
-            </w:r>
-            <w:r>
-              <w:rPr>
-                <w:rStyle w:val="NormalTok"/>
-              </w:rPr>
-              <w:t xml:space="preserve">) </w:t>
-            </w:r>
-            <w:r>
-              <w:rPr>
-                <w:rStyle w:val="SpecialCharTok"/>
-              </w:rPr>
-              <w:t xml:space="preserve">+</w:t>
-            </w:r>
-            <w:r>
-              <w:br/>
-            </w:r>
-            <w:r>
-              <w:rPr>
-                <w:rStyle w:val="NormalTok"/>
-              </w:rPr>
-              <w:t xml:space="preserve">  ggplot2</w:t>
-            </w:r>
-            <w:r>
-              <w:rPr>
-                <w:rStyle w:val="SpecialCharTok"/>
-              </w:rPr>
-              <w:t xml:space="preserve">::</w:t>
-            </w:r>
-            <w:r>
-              <w:rPr>
-                <w:rStyle w:val="FunctionTok"/>
-              </w:rPr>
-              <w:t xml:space="preserve">geom_smooth</w:t>
-            </w:r>
-            <w:r>
-              <w:rPr>
-                <w:rStyle w:val="NormalTok"/>
-              </w:rPr>
-              <w:t xml:space="preserve">(</w:t>
-            </w:r>
-            <w:r>
-              <w:rPr>
-                <w:rStyle w:val="AttributeTok"/>
-              </w:rPr>
-              <w:t xml:space="preserve">method =</w:t>
-            </w:r>
-            <w:r>
-              <w:rPr>
-                <w:rStyle w:val="NormalTok"/>
-              </w:rPr>
-              <w:t xml:space="preserve"> </w:t>
-            </w:r>
-            <w:r>
-              <w:rPr>
                 <w:rStyle w:val="StringTok"/>
               </w:rPr>
-              <w:t xml:space="preserve">"lm"</w:t>
-            </w:r>
-            <w:r>
-              <w:rPr>
-                <w:rStyle w:val="NormalTok"/>
-              </w:rPr>
-              <w:t xml:space="preserve">, </w:t>
-            </w:r>
-            <w:r>
-              <w:rPr>
-                <w:rStyle w:val="AttributeTok"/>
-              </w:rPr>
-              <w:t xml:space="preserve">se =</w:t>
-            </w:r>
-            <w:r>
-              <w:rPr>
-                <w:rStyle w:val="NormalTok"/>
-              </w:rPr>
-              <w:t xml:space="preserve"> </w:t>
-            </w:r>
-            <w:r>
-              <w:rPr>
-                <w:rStyle w:val="ConstantTok"/>
-              </w:rPr>
-              <w:t xml:space="preserve">TRUE</w:t>
-            </w:r>
-            <w:r>
-              <w:rPr>
-                <w:rStyle w:val="NormalTok"/>
-              </w:rPr>
-              <w:t xml:space="preserve">, </w:t>
-            </w:r>
-            <w:r>
-              <w:rPr>
-                <w:rStyle w:val="AttributeTok"/>
-              </w:rPr>
-              <w:t xml:space="preserve">color =</w:t>
-            </w:r>
-            <w:r>
-              <w:rPr>
-                <w:rStyle w:val="NormalTok"/>
-              </w:rPr>
-              <w:t xml:space="preserve"> </w:t>
-            </w:r>
-            <w:r>
-              <w:rPr>
-                <w:rStyle w:val="StringTok"/>
-              </w:rPr>
-              <w:t xml:space="preserve">"red"</w:t>
-            </w:r>
-            <w:r>
-              <w:rPr>
-                <w:rStyle w:val="NormalTok"/>
-              </w:rPr>
-              <w:t xml:space="preserve">) </w:t>
-            </w:r>
-            <w:r>
-              <w:rPr>
-                <w:rStyle w:val="SpecialCharTok"/>
-              </w:rPr>
-              <w:t xml:space="preserve">+</w:t>
-            </w:r>
-            <w:r>
-              <w:br/>
-            </w:r>
-            <w:r>
-              <w:rPr>
-                <w:rStyle w:val="NormalTok"/>
-              </w:rPr>
-              <w:t xml:space="preserve">  ggplot2</w:t>
-            </w:r>
-            <w:r>
-              <w:rPr>
-                <w:rStyle w:val="SpecialCharTok"/>
-              </w:rPr>
-              <w:t xml:space="preserve">::</w:t>
-            </w:r>
-            <w:r>
-              <w:rPr>
-                <w:rStyle w:val="FunctionTok"/>
-              </w:rPr>
-              <w:t xml:space="preserve">labs</w:t>
-            </w:r>
-            <w:r>
-              <w:rPr>
-                <w:rStyle w:val="NormalTok"/>
-              </w:rPr>
-              <w:t xml:space="preserve">(</w:t>
-            </w:r>
-            <w:r>
-              <w:rPr>
-                <w:rStyle w:val="AttributeTok"/>
-              </w:rPr>
-              <w:t xml:space="preserve">x =</w:t>
-            </w:r>
-            <w:r>
-              <w:rPr>
-                <w:rStyle w:val="NormalTok"/>
-              </w:rPr>
-              <w:t xml:space="preserve"> </w:t>
-            </w:r>
-            <w:r>
-              <w:rPr>
-                <w:rStyle w:val="StringTok"/>
-              </w:rPr>
-              <w:t xml:space="preserve">"Systolic BP (mmHg)"</w:t>
+              <w:t xml:space="preserve">"Standard Gaussian quantiles"</w:t>
             </w:r>
             <w:r>
               <w:rPr>
@@ -10540,18 +10452,18 @@
                 <wp:inline>
                   <wp:extent cx="4620126" cy="3696101"/>
                   <wp:effectExtent b="0" l="0" r="0" t="0"/>
-                  <wp:docPr descr="" title="" id="85" name="Picture"/>
+                  <wp:docPr descr="" title="" id="86" name="Picture"/>
                   <a:graphic>
                     <a:graphicData uri="http://schemas.openxmlformats.org/drawingml/2006/picture">
                       <pic:pic>
                         <pic:nvPicPr>
-                          <pic:cNvPr descr="exploratory-descriptive_files/figure-docx/unnamed-chunk-13-1.png" id="86" name="Picture"/>
+                          <pic:cNvPr descr="exploratory-descriptive_files/figure-docx/unnamed-chunk-12-1.png" id="87" name="Picture"/>
                           <pic:cNvPicPr>
                             <a:picLocks noChangeArrowheads="1" noChangeAspect="1"/>
                           </pic:cNvPicPr>
                         </pic:nvPicPr>
                         <pic:blipFill>
-                          <a:blip r:embed="rId84"/>
+                          <a:blip r:embed="rId85"/>
                           <a:stretch>
                             <a:fillRect/>
                           </a:stretch>
@@ -10588,30 +10500,652 @@
               <w:pStyle w:val="ImageCaption"/>
             </w:pPr>
             <w:r>
-              <w:t xml:space="preserve">Figure 6: Cholesterol versus systolic blood pressure in the WCGS dataset,</w:t>
-            </w:r>
-            <w:r>
-              <w:t xml:space="preserve"> </w:t>
-            </w:r>
-            <w:r>
-              <w:t xml:space="preserve">with a least-squares line</w:t>
+              <w:t xml:space="preserve">Figure 5: Normal Q-Q plot for total cholesterol in the WCGS dataset</w:t>
             </w:r>
           </w:p>
-          <w:bookmarkEnd w:id="87"/>
+          <w:bookmarkEnd w:id="88"/>
         </w:tc>
       </w:tr>
     </w:tbl>
-    <w:bookmarkStart w:id="88" w:name="def-pearson-r"/>
     <w:p>
       <w:pPr>
         <w:pStyle w:val="BodyText"/>
+      </w:pPr>
+      <w:r>
+        <w:t xml:space="preserve">In</w:t>
+      </w:r>
+      <w:r>
+        <w:t xml:space="preserve"> </w:t>
+      </w:r>
+      <w:hyperlink w:anchor="fig-qq-chol">
+        <w:r>
+          <w:rPr>
+            <w:rStyle w:val="Hyperlink"/>
+          </w:rPr>
+          <w:t xml:space="preserve">Figure 5</w:t>
+        </w:r>
+      </w:hyperlink>
+      <w:r>
+        <w:t xml:space="preserve">, the points curve above the reference line at the right,</w:t>
+      </w:r>
+      <w:r>
+        <w:t xml:space="preserve"> </w:t>
+      </w:r>
+      <w:r>
+        <w:t xml:space="preserve">which matches the long right tail in</w:t>
+      </w:r>
+      <w:r>
+        <w:t xml:space="preserve"> </w:t>
+      </w:r>
+      <w:hyperlink w:anchor="fig-hist-chol">
+        <w:r>
+          <w:rPr>
+            <w:rStyle w:val="Hyperlink"/>
+          </w:rPr>
+          <w:t xml:space="preserve">Figure 1</w:t>
+        </w:r>
+      </w:hyperlink>
+      <w:r>
+        <w:t xml:space="preserve">.</w:t>
+      </w:r>
+    </w:p>
+    <w:p>
+      <w:pPr>
+        <w:pStyle w:val="Compact"/>
+        <w:numPr>
+          <w:ilvl w:val="0"/>
+          <w:numId w:val="1006"/>
+        </w:numPr>
+      </w:pPr>
+      <w:r>
+        <w:t xml:space="preserve">Hogg et al. [10, Sec. 6.2], pp. 245–255</w:t>
+      </w:r>
+      <w:r>
+        <w:t xml:space="preserve"> </w:t>
+      </w:r>
+      <w:r>
+        <w:t xml:space="preserve">covers exploratory data analysis.</w:t>
+      </w:r>
+    </w:p>
+    <w:p>
+      <w:pPr>
+        <w:pStyle w:val="Compact"/>
+        <w:numPr>
+          <w:ilvl w:val="0"/>
+          <w:numId w:val="1006"/>
+        </w:numPr>
+      </w:pPr>
+      <w:r>
+        <w:t xml:space="preserve">Rice [11, Sec. 10.2.3], pp. 385–388</w:t>
+      </w:r>
+      <w:r>
+        <w:t xml:space="preserve"> </w:t>
+      </w:r>
+      <w:r>
+        <w:t xml:space="preserve">covers quantile-quantile plots.</w:t>
+      </w:r>
+    </w:p>
+    <w:p>
+      <w:pPr>
+        <w:pStyle w:val="Compact"/>
+        <w:numPr>
+          <w:ilvl w:val="0"/>
+          <w:numId w:val="1006"/>
+        </w:numPr>
+      </w:pPr>
+      <w:r>
+        <w:t xml:space="preserve">Rice [11, Sec. 10.3], pp. 389–391</w:t>
+      </w:r>
+      <w:r>
+        <w:t xml:space="preserve"> </w:t>
+      </w:r>
+      <w:r>
+        <w:t xml:space="preserve">covers histograms, density curves and stem-and-leaf plots.</w:t>
+      </w:r>
+    </w:p>
+    <w:p>
+      <w:pPr>
+        <w:pStyle w:val="Compact"/>
+        <w:numPr>
+          <w:ilvl w:val="0"/>
+          <w:numId w:val="1006"/>
+        </w:numPr>
+      </w:pPr>
+      <w:r>
+        <w:t xml:space="preserve">Rice [11, Sec. 10.6], pp. 402–403</w:t>
+      </w:r>
+      <w:r>
+        <w:t xml:space="preserve"> </w:t>
+      </w:r>
+      <w:r>
+        <w:t xml:space="preserve">covers boxplots.</w:t>
+      </w:r>
+    </w:p>
+    <w:bookmarkEnd w:id="89"/>
+    <w:bookmarkEnd w:id="90"/>
+    <w:bookmarkStart w:id="120" w:name="bivariate-relationships"/>
+    <w:p>
+      <w:pPr>
+        <w:pStyle w:val="Heading2"/>
+      </w:pPr>
+      <w:r>
+        <w:t xml:space="preserve">4 Bivariate relationships</w:t>
+      </w:r>
+    </w:p>
+    <w:bookmarkStart w:id="104" w:name="two-continuous-variables"/>
+    <w:p>
+      <w:pPr>
+        <w:pStyle w:val="Heading3"/>
+      </w:pPr>
+      <w:r>
+        <w:t xml:space="preserve">4.1 Two continuous variables</w:t>
+      </w:r>
+    </w:p>
+    <w:bookmarkStart w:id="91" w:name="def-scatterplot"/>
+    <w:p>
+      <w:pPr>
+        <w:pStyle w:val="FirstParagraph"/>
       </w:pPr>
       <w:r>
         <w:rPr>
           <w:b/>
           <w:bCs/>
         </w:rPr>
-        <w:t xml:space="preserve">Definition 19 (Pearson correlation coefficient)</w:t>
+        <w:t xml:space="preserve">Definition 20 (Scatter plot)</w:t>
+      </w:r>
+      <w:r>
+        <w:t xml:space="preserve"> </w:t>
+      </w:r>
+      <w:r>
+        <w:t xml:space="preserve">A</w:t>
+      </w:r>
+      <w:r>
+        <w:t xml:space="preserve"> </w:t>
+      </w:r>
+      <w:r>
+        <w:rPr>
+          <w:b/>
+          <w:bCs/>
+        </w:rPr>
+        <w:t xml:space="preserve">scatter plot</w:t>
+      </w:r>
+      <w:r>
+        <w:t xml:space="preserve"> </w:t>
+      </w:r>
+      <w:r>
+        <w:t xml:space="preserve">displays the joint distribution of two continuous variables</w:t>
+      </w:r>
+      <w:r>
+        <w:t xml:space="preserve"> </w:t>
+      </w:r>
+      <w:r>
+        <w:t xml:space="preserve">by plotting each observation as a point,</w:t>
+      </w:r>
+      <w:r>
+        <w:t xml:space="preserve"> </w:t>
+      </w:r>
+      <w:r>
+        <w:t xml:space="preserve">with one variable on each axis.</w:t>
+      </w:r>
+    </w:p>
+    <w:p>
+      <w:pPr>
+        <w:pStyle w:val="BodyText"/>
+      </w:pPr>
+      <w:r>
+        <w:t xml:space="preserve">Source:</w:t>
+      </w:r>
+      <w:r>
+        <w:t xml:space="preserve"> </w:t>
+      </w:r>
+      <w:r>
+        <w:t xml:space="preserve">Wikipedia contributors [17]</w:t>
+      </w:r>
+      <w:r>
+        <w:t xml:space="preserve">.</w:t>
+      </w:r>
+    </w:p>
+    <w:bookmarkEnd w:id="91"/>
+    <w:tbl>
+      <w:tblPr>
+        <w:tblStyle w:val="Table"/>
+        <w:tblW w:type="pct" w:w="5000"/>
+        <w:tblLayout w:type="fixed"/>
+        <w:tblLook w:firstRow="0" w:lastRow="0" w:firstColumn="0" w:lastColumn="0" w:noHBand="0" w:noVBand="0" w:val="0000"/>
+      </w:tblPr>
+      <w:tblGrid>
+        <w:gridCol w:w="7920"/>
+      </w:tblGrid>
+      <w:tr>
+        <w:tc>
+          <w:tcPr/>
+          <w:bookmarkStart w:id="95" w:name="fig-scatter-chol-sbp"/>
+          <w:p>
+            <w:pPr>
+              <w:pStyle w:val="SourceCode"/>
+              <w:jc w:val="center"/>
+            </w:pPr>
+            <w:r>
+              <w:rPr>
+                <w:rStyle w:val="NormalTok"/>
+              </w:rPr>
+              <w:t xml:space="preserve">wcgs </w:t>
+            </w:r>
+            <w:r>
+              <w:rPr>
+                <w:rStyle w:val="SpecialCharTok"/>
+              </w:rPr>
+              <w:t xml:space="preserve">|&gt;</w:t>
+            </w:r>
+            <w:r>
+              <w:br/>
+            </w:r>
+            <w:r>
+              <w:rPr>
+                <w:rStyle w:val="NormalTok"/>
+              </w:rPr>
+              <w:t xml:space="preserve">  ggplot2</w:t>
+            </w:r>
+            <w:r>
+              <w:rPr>
+                <w:rStyle w:val="SpecialCharTok"/>
+              </w:rPr>
+              <w:t xml:space="preserve">::</w:t>
+            </w:r>
+            <w:r>
+              <w:rPr>
+                <w:rStyle w:val="FunctionTok"/>
+              </w:rPr>
+              <w:t xml:space="preserve">ggplot</w:t>
+            </w:r>
+            <w:r>
+              <w:rPr>
+                <w:rStyle w:val="NormalTok"/>
+              </w:rPr>
+              <w:t xml:space="preserve">() </w:t>
+            </w:r>
+            <w:r>
+              <w:rPr>
+                <w:rStyle w:val="SpecialCharTok"/>
+              </w:rPr>
+              <w:t xml:space="preserve">+</w:t>
+            </w:r>
+            <w:r>
+              <w:br/>
+            </w:r>
+            <w:r>
+              <w:rPr>
+                <w:rStyle w:val="NormalTok"/>
+              </w:rPr>
+              <w:t xml:space="preserve">  ggplot2</w:t>
+            </w:r>
+            <w:r>
+              <w:rPr>
+                <w:rStyle w:val="SpecialCharTok"/>
+              </w:rPr>
+              <w:t xml:space="preserve">::</w:t>
+            </w:r>
+            <w:r>
+              <w:rPr>
+                <w:rStyle w:val="FunctionTok"/>
+              </w:rPr>
+              <w:t xml:space="preserve">aes</w:t>
+            </w:r>
+            <w:r>
+              <w:rPr>
+                <w:rStyle w:val="NormalTok"/>
+              </w:rPr>
+              <w:t xml:space="preserve">(</w:t>
+            </w:r>
+            <w:r>
+              <w:rPr>
+                <w:rStyle w:val="AttributeTok"/>
+              </w:rPr>
+              <w:t xml:space="preserve">x =</w:t>
+            </w:r>
+            <w:r>
+              <w:rPr>
+                <w:rStyle w:val="NormalTok"/>
+              </w:rPr>
+              <w:t xml:space="preserve"> sbp, </w:t>
+            </w:r>
+            <w:r>
+              <w:rPr>
+                <w:rStyle w:val="AttributeTok"/>
+              </w:rPr>
+              <w:t xml:space="preserve">y =</w:t>
+            </w:r>
+            <w:r>
+              <w:rPr>
+                <w:rStyle w:val="NormalTok"/>
+              </w:rPr>
+              <w:t xml:space="preserve"> chol) </w:t>
+            </w:r>
+            <w:r>
+              <w:rPr>
+                <w:rStyle w:val="SpecialCharTok"/>
+              </w:rPr>
+              <w:t xml:space="preserve">+</w:t>
+            </w:r>
+            <w:r>
+              <w:br/>
+            </w:r>
+            <w:r>
+              <w:rPr>
+                <w:rStyle w:val="NormalTok"/>
+              </w:rPr>
+              <w:t xml:space="preserve">  ggplot2</w:t>
+            </w:r>
+            <w:r>
+              <w:rPr>
+                <w:rStyle w:val="SpecialCharTok"/>
+              </w:rPr>
+              <w:t xml:space="preserve">::</w:t>
+            </w:r>
+            <w:r>
+              <w:rPr>
+                <w:rStyle w:val="FunctionTok"/>
+              </w:rPr>
+              <w:t xml:space="preserve">geom_point</w:t>
+            </w:r>
+            <w:r>
+              <w:rPr>
+                <w:rStyle w:val="NormalTok"/>
+              </w:rPr>
+              <w:t xml:space="preserve">(</w:t>
+            </w:r>
+            <w:r>
+              <w:rPr>
+                <w:rStyle w:val="AttributeTok"/>
+              </w:rPr>
+              <w:t xml:space="preserve">alpha =</w:t>
+            </w:r>
+            <w:r>
+              <w:rPr>
+                <w:rStyle w:val="NormalTok"/>
+              </w:rPr>
+              <w:t xml:space="preserve"> </w:t>
+            </w:r>
+            <w:r>
+              <w:rPr>
+                <w:rStyle w:val="FloatTok"/>
+              </w:rPr>
+              <w:t xml:space="preserve">0.3</w:t>
+            </w:r>
+            <w:r>
+              <w:rPr>
+                <w:rStyle w:val="NormalTok"/>
+              </w:rPr>
+              <w:t xml:space="preserve">) </w:t>
+            </w:r>
+            <w:r>
+              <w:rPr>
+                <w:rStyle w:val="SpecialCharTok"/>
+              </w:rPr>
+              <w:t xml:space="preserve">+</w:t>
+            </w:r>
+            <w:r>
+              <w:br/>
+            </w:r>
+            <w:r>
+              <w:rPr>
+                <w:rStyle w:val="NormalTok"/>
+              </w:rPr>
+              <w:t xml:space="preserve">  ggplot2</w:t>
+            </w:r>
+            <w:r>
+              <w:rPr>
+                <w:rStyle w:val="SpecialCharTok"/>
+              </w:rPr>
+              <w:t xml:space="preserve">::</w:t>
+            </w:r>
+            <w:r>
+              <w:rPr>
+                <w:rStyle w:val="FunctionTok"/>
+              </w:rPr>
+              <w:t xml:space="preserve">geom_smooth</w:t>
+            </w:r>
+            <w:r>
+              <w:rPr>
+                <w:rStyle w:val="NormalTok"/>
+              </w:rPr>
+              <w:t xml:space="preserve">(</w:t>
+            </w:r>
+            <w:r>
+              <w:rPr>
+                <w:rStyle w:val="AttributeTok"/>
+              </w:rPr>
+              <w:t xml:space="preserve">method =</w:t>
+            </w:r>
+            <w:r>
+              <w:rPr>
+                <w:rStyle w:val="NormalTok"/>
+              </w:rPr>
+              <w:t xml:space="preserve"> </w:t>
+            </w:r>
+            <w:r>
+              <w:rPr>
+                <w:rStyle w:val="StringTok"/>
+              </w:rPr>
+              <w:t xml:space="preserve">"lm"</w:t>
+            </w:r>
+            <w:r>
+              <w:rPr>
+                <w:rStyle w:val="NormalTok"/>
+              </w:rPr>
+              <w:t xml:space="preserve">, </w:t>
+            </w:r>
+            <w:r>
+              <w:rPr>
+                <w:rStyle w:val="AttributeTok"/>
+              </w:rPr>
+              <w:t xml:space="preserve">se =</w:t>
+            </w:r>
+            <w:r>
+              <w:rPr>
+                <w:rStyle w:val="NormalTok"/>
+              </w:rPr>
+              <w:t xml:space="preserve"> </w:t>
+            </w:r>
+            <w:r>
+              <w:rPr>
+                <w:rStyle w:val="ConstantTok"/>
+              </w:rPr>
+              <w:t xml:space="preserve">TRUE</w:t>
+            </w:r>
+            <w:r>
+              <w:rPr>
+                <w:rStyle w:val="NormalTok"/>
+              </w:rPr>
+              <w:t xml:space="preserve">, </w:t>
+            </w:r>
+            <w:r>
+              <w:rPr>
+                <w:rStyle w:val="AttributeTok"/>
+              </w:rPr>
+              <w:t xml:space="preserve">color =</w:t>
+            </w:r>
+            <w:r>
+              <w:rPr>
+                <w:rStyle w:val="NormalTok"/>
+              </w:rPr>
+              <w:t xml:space="preserve"> </w:t>
+            </w:r>
+            <w:r>
+              <w:rPr>
+                <w:rStyle w:val="StringTok"/>
+              </w:rPr>
+              <w:t xml:space="preserve">"red"</w:t>
+            </w:r>
+            <w:r>
+              <w:rPr>
+                <w:rStyle w:val="NormalTok"/>
+              </w:rPr>
+              <w:t xml:space="preserve">) </w:t>
+            </w:r>
+            <w:r>
+              <w:rPr>
+                <w:rStyle w:val="SpecialCharTok"/>
+              </w:rPr>
+              <w:t xml:space="preserve">+</w:t>
+            </w:r>
+            <w:r>
+              <w:br/>
+            </w:r>
+            <w:r>
+              <w:rPr>
+                <w:rStyle w:val="NormalTok"/>
+              </w:rPr>
+              <w:t xml:space="preserve">  ggplot2</w:t>
+            </w:r>
+            <w:r>
+              <w:rPr>
+                <w:rStyle w:val="SpecialCharTok"/>
+              </w:rPr>
+              <w:t xml:space="preserve">::</w:t>
+            </w:r>
+            <w:r>
+              <w:rPr>
+                <w:rStyle w:val="FunctionTok"/>
+              </w:rPr>
+              <w:t xml:space="preserve">labs</w:t>
+            </w:r>
+            <w:r>
+              <w:rPr>
+                <w:rStyle w:val="NormalTok"/>
+              </w:rPr>
+              <w:t xml:space="preserve">(</w:t>
+            </w:r>
+            <w:r>
+              <w:rPr>
+                <w:rStyle w:val="AttributeTok"/>
+              </w:rPr>
+              <w:t xml:space="preserve">x =</w:t>
+            </w:r>
+            <w:r>
+              <w:rPr>
+                <w:rStyle w:val="NormalTok"/>
+              </w:rPr>
+              <w:t xml:space="preserve"> </w:t>
+            </w:r>
+            <w:r>
+              <w:rPr>
+                <w:rStyle w:val="StringTok"/>
+              </w:rPr>
+              <w:t xml:space="preserve">"Systolic BP (mmHg)"</w:t>
+            </w:r>
+            <w:r>
+              <w:rPr>
+                <w:rStyle w:val="NormalTok"/>
+              </w:rPr>
+              <w:t xml:space="preserve">, </w:t>
+            </w:r>
+            <w:r>
+              <w:rPr>
+                <w:rStyle w:val="AttributeTok"/>
+              </w:rPr>
+              <w:t xml:space="preserve">y =</w:t>
+            </w:r>
+            <w:r>
+              <w:rPr>
+                <w:rStyle w:val="NormalTok"/>
+              </w:rPr>
+              <w:t xml:space="preserve"> </w:t>
+            </w:r>
+            <w:r>
+              <w:rPr>
+                <w:rStyle w:val="StringTok"/>
+              </w:rPr>
+              <w:t xml:space="preserve">"Cholesterol (mg/dL)"</w:t>
+            </w:r>
+            <w:r>
+              <w:rPr>
+                <w:rStyle w:val="NormalTok"/>
+              </w:rPr>
+              <w:t xml:space="preserve">)</w:t>
+            </w:r>
+          </w:p>
+          <w:p>
+            <w:pPr>
+              <w:jc w:val="center"/>
+            </w:pPr>
+            <w:r>
+              <w:drawing>
+                <wp:inline>
+                  <wp:extent cx="4620126" cy="3696101"/>
+                  <wp:effectExtent b="0" l="0" r="0" t="0"/>
+                  <wp:docPr descr="" title="" id="93" name="Picture"/>
+                  <a:graphic>
+                    <a:graphicData uri="http://schemas.openxmlformats.org/drawingml/2006/picture">
+                      <pic:pic>
+                        <pic:nvPicPr>
+                          <pic:cNvPr descr="exploratory-descriptive_files/figure-docx/unnamed-chunk-13-1.png" id="94" name="Picture"/>
+                          <pic:cNvPicPr>
+                            <a:picLocks noChangeArrowheads="1" noChangeAspect="1"/>
+                          </pic:cNvPicPr>
+                        </pic:nvPicPr>
+                        <pic:blipFill>
+                          <a:blip r:embed="rId92"/>
+                          <a:stretch>
+                            <a:fillRect/>
+                          </a:stretch>
+                        </pic:blipFill>
+                        <pic:spPr bwMode="auto">
+                          <a:xfrm>
+                            <a:off x="0" y="0"/>
+                            <a:ext cx="4620126" cy="3696101"/>
+                          </a:xfrm>
+                          <a:prstGeom prst="rect">
+                            <a:avLst/>
+                          </a:prstGeom>
+                          <a:noFill/>
+                          <a:ln w="9525">
+                            <a:noFill/>
+                            <a:headEnd/>
+                            <a:tailEnd/>
+                          </a:ln>
+                        </pic:spPr>
+                      </pic:pic>
+                    </a:graphicData>
+                  </a:graphic>
+                </wp:inline>
+              </w:drawing>
+            </w:r>
+          </w:p>
+          <w:p>
+            <w:pPr>
+              <w:jc w:val="center"/>
+            </w:pPr>
+            <w:pPr>
+              <w:jc w:val="left"/>
+              <w:spacing w:before="200"/>
+              <w:pStyle w:val="ImageCaption"/>
+            </w:pPr>
+            <w:r>
+              <w:t xml:space="preserve">Figure 6: Cholesterol versus systolic blood pressure in the WCGS dataset,</w:t>
+            </w:r>
+            <w:r>
+              <w:t xml:space="preserve"> </w:t>
+            </w:r>
+            <w:r>
+              <w:t xml:space="preserve">with a least-squares line</w:t>
+            </w:r>
+          </w:p>
+          <w:bookmarkEnd w:id="95"/>
+        </w:tc>
+      </w:tr>
+    </w:tbl>
+    <w:bookmarkStart w:id="96" w:name="def-pearson-r"/>
+    <w:p>
+      <w:pPr>
+        <w:pStyle w:val="BodyText"/>
+      </w:pPr>
+      <w:r>
+        <w:rPr>
+          <w:b/>
+          <w:bCs/>
+        </w:rPr>
+        <w:t xml:space="preserve">Definition 21 (Pearson correlation coefficient)</w:t>
       </w:r>
       <w:r>
         <w:t xml:space="preserve"> </w:t>
@@ -11118,8 +11652,8 @@
         <w:t xml:space="preserve">.</w:t>
       </w:r>
     </w:p>
-    <w:bookmarkEnd w:id="88"/>
-    <w:bookmarkStart w:id="90" w:name="rem-pearson-r-estimates-population"/>
+    <w:bookmarkEnd w:id="96"/>
+    <w:bookmarkStart w:id="98" w:name="rem-pearson-r-estimates-population"/>
     <w:p>
       <w:pPr>
         <w:pStyle w:val="BodyText"/>
@@ -11129,7 +11663,7 @@
           <w:i/>
           <w:iCs/>
         </w:rPr>
-        <w:t xml:space="preserve">Remark 4</w:t>
+        <w:t xml:space="preserve">Remark 5</w:t>
       </w:r>
       <w:r>
         <w:t xml:space="preserve"> (The Pearson correlation coefficient estimates the population correlation). </w:t>
@@ -11140,7 +11674,7 @@
       <w:r>
         <w:t xml:space="preserve"> </w:t>
       </w:r>
-      <w:hyperlink r:id="rId89">
+      <w:hyperlink r:id="rId97">
         <w:r>
           <w:rPr>
             <w:rStyle w:val="Hyperlink"/>
@@ -11152,8 +11686,8 @@
         <w:t xml:space="preserve">.</w:t>
       </w:r>
     </w:p>
-    <w:bookmarkEnd w:id="90"/>
-    <w:bookmarkStart w:id="91" w:name="thm-pearson-r-range"/>
+    <w:bookmarkEnd w:id="98"/>
+    <w:bookmarkStart w:id="99" w:name="thm-pearson-r-range"/>
     <w:p>
       <w:pPr>
         <w:pStyle w:val="BodyText"/>
@@ -11324,7 +11858,7 @@
         <w:t xml:space="preserve">if and only if they lie on a straight line with negative slope.</w:t>
       </w:r>
     </w:p>
-    <w:bookmarkEnd w:id="91"/>
+    <w:bookmarkEnd w:id="99"/>
     <w:p>
       <w:pPr>
         <w:pStyle w:val="BodyText"/>
@@ -12468,7 +13002,7 @@
         <w:t xml:space="preserve">.</w:t>
       </w:r>
     </w:p>
-    <w:bookmarkStart w:id="92" w:name="exm-pearson-r"/>
+    <w:bookmarkStart w:id="100" w:name="exm-pearson-r"/>
     <w:p>
       <w:pPr>
         <w:pStyle w:val="BodyText"/>
@@ -12478,7 +13012,7 @@
           <w:b/>
           <w:bCs/>
         </w:rPr>
-        <w:t xml:space="preserve">Example 7 (Correlation between cholesterol and blood pressure in the WCGS)</w:t>
+        <w:t xml:space="preserve">Example 10 (Correlation between cholesterol and blood pressure in the WCGS)</w:t>
       </w:r>
       <w:r>
         <w:t xml:space="preserve"> </w:t>
@@ -12607,7 +13141,7 @@
         <w:t xml:space="preserve">.</w:t>
       </w:r>
     </w:p>
-    <w:bookmarkEnd w:id="92"/>
+    <w:bookmarkEnd w:id="100"/>
     <w:tbl>
       <w:tblPr>
         <w:tblStyle w:val="Table"/>
@@ -12649,18 +13183,18 @@
                 <wp:inline>
                   <wp:extent cx="152400" cy="152400"/>
                   <wp:effectExtent b="0" l="0" r="0" t="0"/>
-                  <wp:docPr descr="" title="" id="94" name="Picture"/>
+                  <wp:docPr descr="" title="" id="102" name="Picture"/>
                   <a:graphic>
                     <a:graphicData uri="http://schemas.openxmlformats.org/drawingml/2006/picture">
                       <pic:pic>
                         <pic:nvPicPr>
-                          <pic:cNvPr descr="/opt/quarto/share/formats/docx/caution.png" id="95" name="Picture"/>
+                          <pic:cNvPr descr="/opt/quarto/share/formats/docx/caution.png" id="103" name="Picture"/>
                           <pic:cNvPicPr>
                             <a:picLocks noChangeArrowheads="1" noChangeAspect="1"/>
                           </pic:cNvPicPr>
                         </pic:nvPicPr>
                         <pic:blipFill>
-                          <a:blip r:embed="rId93"/>
+                          <a:blip r:embed="rId101"/>
                           <a:stretch>
                             <a:fillRect/>
                           </a:stretch>
@@ -12930,8 +13464,8 @@
         <w:t xml:space="preserve">covers scatterplots.</w:t>
       </w:r>
     </w:p>
-    <w:bookmarkEnd w:id="96"/>
-    <w:bookmarkStart w:id="106" w:name="X276b94a7d03810956e9ce51874e5dad5aed6d75"/>
+    <w:bookmarkEnd w:id="104"/>
+    <w:bookmarkStart w:id="114" w:name="X276b94a7d03810956e9ce51874e5dad5aed6d75"/>
     <w:p>
       <w:pPr>
         <w:pStyle w:val="Heading3"/>
@@ -13018,7 +13552,7 @@
       <w:tr>
         <w:tc>
           <w:tcPr/>
-          <w:bookmarkStart w:id="100" w:name="fig-box-chol-by-smoke"/>
+          <w:bookmarkStart w:id="108" w:name="fig-box-chol-by-smoke"/>
           <w:p>
             <w:pPr>
               <w:pStyle w:val="SourceCode"/>
@@ -13313,18 +13847,18 @@
                 <wp:inline>
                   <wp:extent cx="4620126" cy="3696101"/>
                   <wp:effectExtent b="0" l="0" r="0" t="0"/>
-                  <wp:docPr descr="" title="" id="98" name="Picture"/>
+                  <wp:docPr descr="" title="" id="106" name="Picture"/>
                   <a:graphic>
                     <a:graphicData uri="http://schemas.openxmlformats.org/drawingml/2006/picture">
                       <pic:pic>
                         <pic:nvPicPr>
-                          <pic:cNvPr descr="exploratory-descriptive_files/figure-docx/unnamed-chunk-14-1.png" id="99" name="Picture"/>
+                          <pic:cNvPr descr="exploratory-descriptive_files/figure-docx/unnamed-chunk-14-1.png" id="107" name="Picture"/>
                           <pic:cNvPicPr>
                             <a:picLocks noChangeArrowheads="1" noChangeAspect="1"/>
                           </pic:cNvPicPr>
                         </pic:nvPicPr>
                         <pic:blipFill>
-                          <a:blip r:embed="rId97"/>
+                          <a:blip r:embed="rId105"/>
                           <a:stretch>
                             <a:fillRect/>
                           </a:stretch>
@@ -13364,7 +13898,7 @@
               <w:t xml:space="preserve">Figure 7: Box plots of cholesterol by smoking status in the WCGS dataset</w:t>
             </w:r>
           </w:p>
-          <w:bookmarkEnd w:id="100"/>
+          <w:bookmarkEnd w:id="108"/>
         </w:tc>
       </w:tr>
     </w:tbl>
@@ -13382,7 +13916,7 @@
       <w:tr>
         <w:tc>
           <w:tcPr/>
-          <w:bookmarkStart w:id="104" w:name="fig-box-chol-by-behpat"/>
+          <w:bookmarkStart w:id="112" w:name="fig-box-chol-by-behpat"/>
           <w:p>
             <w:pPr>
               <w:pStyle w:val="SourceCode"/>
@@ -13677,18 +14211,18 @@
                 <wp:inline>
                   <wp:extent cx="4620126" cy="3696101"/>
                   <wp:effectExtent b="0" l="0" r="0" t="0"/>
-                  <wp:docPr descr="" title="" id="102" name="Picture"/>
+                  <wp:docPr descr="" title="" id="110" name="Picture"/>
                   <a:graphic>
                     <a:graphicData uri="http://schemas.openxmlformats.org/drawingml/2006/picture">
                       <pic:pic>
                         <pic:nvPicPr>
-                          <pic:cNvPr descr="exploratory-descriptive_files/figure-docx/unnamed-chunk-15-1.png" id="103" name="Picture"/>
+                          <pic:cNvPr descr="exploratory-descriptive_files/figure-docx/unnamed-chunk-15-1.png" id="111" name="Picture"/>
                           <pic:cNvPicPr>
                             <a:picLocks noChangeArrowheads="1" noChangeAspect="1"/>
                           </pic:cNvPicPr>
                         </pic:nvPicPr>
                         <pic:blipFill>
-                          <a:blip r:embed="rId101"/>
+                          <a:blip r:embed="rId109"/>
                           <a:stretch>
                             <a:fillRect/>
                           </a:stretch>
@@ -13728,7 +14262,7 @@
               <w:t xml:space="preserve">Figure 8: Box plots of cholesterol by behavioral pattern in the WCGS dataset</w:t>
             </w:r>
           </w:p>
-          <w:bookmarkEnd w:id="104"/>
+          <w:bookmarkEnd w:id="112"/>
         </w:tc>
       </w:tr>
     </w:tbl>
@@ -13764,7 +14298,7 @@
       <w:tr>
         <w:tc>
           <w:tcPr/>
-          <w:bookmarkStart w:id="105" w:name="tbl-chol-by-chd"/>
+          <w:bookmarkStart w:id="113" w:name="tbl-chol-by-chd"/>
           <w:p>
             <w:pPr>
               <w:jc w:val="center"/>
@@ -14705,12 +15239,12 @@
               </w:tc>
             </w:tr>
           </w:tbl>
-          <w:bookmarkEnd w:id="105"/>
+          <w:bookmarkEnd w:id="113"/>
         </w:tc>
       </w:tr>
     </w:tbl>
-    <w:bookmarkEnd w:id="106"/>
-    <w:bookmarkStart w:id="111" w:name="two-categorical-variables"/>
+    <w:bookmarkEnd w:id="114"/>
+    <w:bookmarkStart w:id="119" w:name="two-categorical-variables"/>
     <w:p>
       <w:pPr>
         <w:pStyle w:val="Heading3"/>
@@ -14719,7 +15253,7 @@
         <w:t xml:space="preserve">4.3 Two categorical variables</w:t>
       </w:r>
     </w:p>
-    <w:bookmarkStart w:id="108" w:name="def-contingency-table"/>
+    <w:bookmarkStart w:id="116" w:name="def-contingency-table"/>
     <w:p>
       <w:pPr>
         <w:pStyle w:val="FirstParagraph"/>
@@ -14729,7 +15263,7 @@
           <w:b/>
           <w:bCs/>
         </w:rPr>
-        <w:t xml:space="preserve">Definition 20 (Contingency table (cross-tabulation))</w:t>
+        <w:t xml:space="preserve">Definition 22 (Contingency table (cross-tabulation))</w:t>
       </w:r>
       <w:r>
         <w:t xml:space="preserve"> </w:t>
@@ -14775,7 +15309,7 @@
       <w:r>
         <w:t xml:space="preserve"> </w:t>
       </w:r>
-      <w:hyperlink r:id="rId107">
+      <w:hyperlink r:id="rId115">
         <w:r>
           <w:rPr>
             <w:rStyle w:val="Hyperlink"/>
@@ -15179,8 +15713,8 @@
         <w:t xml:space="preserve">.</w:t>
       </w:r>
     </w:p>
-    <w:bookmarkEnd w:id="108"/>
-    <w:bookmarkStart w:id="110" w:name="exm-contingency-table"/>
+    <w:bookmarkEnd w:id="116"/>
+    <w:bookmarkStart w:id="118" w:name="exm-contingency-table"/>
     <w:p>
       <w:pPr>
         <w:pStyle w:val="BodyText"/>
@@ -15190,7 +15724,7 @@
           <w:b/>
           <w:bCs/>
         </w:rPr>
-        <w:t xml:space="preserve">Example 8 (Smoking and CHD in the WCGS)</w:t>
+        <w:t xml:space="preserve">Example 11 (Smoking and CHD in the WCGS)</w:t>
       </w:r>
       <w:r>
         <w:t xml:space="preserve"> </w:t>
@@ -15504,7 +16038,7 @@
       <w:tr>
         <w:tc>
           <w:tcPr/>
-          <w:bookmarkStart w:id="109" w:name="tbl-gtsummary-smoke-chd"/>
+          <w:bookmarkStart w:id="117" w:name="tbl-gtsummary-smoke-chd"/>
           <w:p>
             <w:pPr>
               <w:jc w:val="center"/>
@@ -15977,14 +16511,14 @@
               </w:tc>
             </w:tr>
           </w:tbl>
-          <w:bookmarkEnd w:id="109"/>
+          <w:bookmarkEnd w:id="117"/>
         </w:tc>
       </w:tr>
     </w:tbl>
-    <w:bookmarkEnd w:id="110"/>
-    <w:bookmarkEnd w:id="111"/>
-    <w:bookmarkEnd w:id="112"/>
-    <w:bookmarkStart w:id="134" w:name="data-transformations"/>
+    <w:bookmarkEnd w:id="118"/>
+    <w:bookmarkEnd w:id="119"/>
+    <w:bookmarkEnd w:id="120"/>
+    <w:bookmarkStart w:id="142" w:name="data-transformations"/>
     <w:p>
       <w:pPr>
         <w:pStyle w:val="Heading2"/>
@@ -16293,7 +16827,7 @@
         <w:t xml:space="preserve">.</w:t>
       </w:r>
     </w:p>
-    <w:bookmarkStart w:id="121" w:name="fig-hist-sbp-log"/>
+    <w:bookmarkStart w:id="129" w:name="fig-hist-sbp-log"/>
     <w:tbl>
       <w:tblPr>
         <w:tblStyle w:val="Table"/>
@@ -16321,7 +16855,7 @@
             <w:tr>
               <w:tc>
                 <w:tcPr/>
-                <w:bookmarkStart w:id="116" w:name="fig-hist-sbp-raw"/>
+                <w:bookmarkStart w:id="124" w:name="fig-hist-sbp-raw"/>
                 <w:p>
                   <w:pPr>
                     <w:pStyle w:val="SourceCode"/>
@@ -16609,18 +17143,18 @@
                       <wp:inline>
                         <wp:extent cx="2971800" cy="2377440"/>
                         <wp:effectExtent b="0" l="0" r="0" t="0"/>
-                        <wp:docPr descr="" title="" id="114" name="Picture"/>
+                        <wp:docPr descr="" title="" id="122" name="Picture"/>
                         <a:graphic>
                           <a:graphicData uri="http://schemas.openxmlformats.org/drawingml/2006/picture">
                             <pic:pic>
                               <pic:nvPicPr>
-                                <pic:cNvPr descr="exploratory-descriptive_files/figure-docx/unnamed-chunk-18-1.png" id="115" name="Picture"/>
+                                <pic:cNvPr descr="exploratory-descriptive_files/figure-docx/unnamed-chunk-18-1.png" id="123" name="Picture"/>
                                 <pic:cNvPicPr>
                                   <a:picLocks noChangeArrowheads="1" noChangeAspect="1"/>
                                 </pic:cNvPicPr>
                               </pic:nvPicPr>
                               <pic:blipFill>
-                                <a:blip r:embed="rId113"/>
+                                <a:blip r:embed="rId121"/>
                                 <a:stretch>
                                   <a:fillRect/>
                                 </a:stretch>
@@ -16661,7 +17195,7 @@
                     <w:t xml:space="preserve">(a) Raw scale</w:t>
                   </w:r>
                 </w:p>
-                <w:bookmarkEnd w:id="116"/>
+                <w:bookmarkEnd w:id="124"/>
               </w:tc>
             </w:tr>
           </w:tbl>
@@ -16711,7 +17245,7 @@
             <w:tr>
               <w:tc>
                 <w:tcPr/>
-                <w:bookmarkStart w:id="120" w:name="fig-hist-sbp-logscale"/>
+                <w:bookmarkStart w:id="128" w:name="fig-hist-sbp-logscale"/>
                 <w:p>
                   <w:pPr>
                     <w:pStyle w:val="SourceCode"/>
@@ -17092,18 +17626,18 @@
                       <wp:inline>
                         <wp:extent cx="2971800" cy="2377440"/>
                         <wp:effectExtent b="0" l="0" r="0" t="0"/>
-                        <wp:docPr descr="" title="" id="118" name="Picture"/>
+                        <wp:docPr descr="" title="" id="126" name="Picture"/>
                         <a:graphic>
                           <a:graphicData uri="http://schemas.openxmlformats.org/drawingml/2006/picture">
                             <pic:pic>
                               <pic:nvPicPr>
-                                <pic:cNvPr descr="exploratory-descriptive_files/figure-docx/unnamed-chunk-19-1.png" id="119" name="Picture"/>
+                                <pic:cNvPr descr="exploratory-descriptive_files/figure-docx/unnamed-chunk-19-1.png" id="127" name="Picture"/>
                                 <pic:cNvPicPr>
                                   <a:picLocks noChangeArrowheads="1" noChangeAspect="1"/>
                                 </pic:cNvPicPr>
                               </pic:nvPicPr>
                               <pic:blipFill>
-                                <a:blip r:embed="rId117"/>
+                                <a:blip r:embed="rId125"/>
                                 <a:stretch>
                                   <a:fillRect/>
                                 </a:stretch>
@@ -17144,7 +17678,7 @@
                     <w:t xml:space="preserve">(b) Log scale</w:t>
                   </w:r>
                 </w:p>
-                <w:bookmarkEnd w:id="120"/>
+                <w:bookmarkEnd w:id="128"/>
               </w:tc>
             </w:tr>
           </w:tbl>
@@ -17194,7 +17728,7 @@
         <w:t xml:space="preserve">.</w:t>
       </w:r>
     </w:p>
-    <w:bookmarkEnd w:id="121"/>
+    <w:bookmarkEnd w:id="129"/>
     <w:p>
       <w:pPr>
         <w:pStyle w:val="SourceCode"/>
@@ -17583,7 +18117,7 @@
         <w:t xml:space="preserve">the assumptions of that model and on the scientific question.</w:t>
       </w:r>
     </w:p>
-    <w:bookmarkStart w:id="133" w:name="sec-rescaling"/>
+    <w:bookmarkStart w:id="141" w:name="sec-rescaling"/>
     <w:p>
       <w:pPr>
         <w:pStyle w:val="Heading3"/>
@@ -17592,7 +18126,7 @@
         <w:t xml:space="preserve">5.1 Rescaling a variable</w:t>
       </w:r>
     </w:p>
-    <w:bookmarkStart w:id="122" w:name="exr-standardize"/>
+    <w:bookmarkStart w:id="130" w:name="exr-standardize"/>
     <w:p>
       <w:pPr>
         <w:pStyle w:val="FirstParagraph"/>
@@ -17701,8 +18235,8 @@
         <w:t xml:space="preserve">What are the units of your answer to part 2?</w:t>
       </w:r>
     </w:p>
-    <w:bookmarkEnd w:id="122"/>
-    <w:bookmarkStart w:id="123" w:name="sol-standardize"/>
+    <w:bookmarkEnd w:id="130"/>
+    <w:bookmarkStart w:id="131" w:name="sol-standardize"/>
     <w:p>
       <w:pPr>
         <w:pStyle w:val="FirstParagraph"/>
@@ -18086,8 +18620,8 @@
         <w:t xml:space="preserve">so the answer has no units.</w:t>
       </w:r>
     </w:p>
-    <w:bookmarkEnd w:id="123"/>
-    <w:bookmarkStart w:id="124" w:name="def-standardization"/>
+    <w:bookmarkEnd w:id="131"/>
+    <w:bookmarkStart w:id="132" w:name="def-standardization"/>
     <w:p>
       <w:pPr>
         <w:pStyle w:val="FirstParagraph"/>
@@ -18097,7 +18631,7 @@
           <w:b/>
           <w:bCs/>
         </w:rPr>
-        <w:t xml:space="preserve">Definition 21 (Standardization (z-scoring, standard scaling))</w:t>
+        <w:t xml:space="preserve">Definition 23 (Standardization (z-scoring, standard scaling))</w:t>
       </w:r>
       <w:r>
         <w:t xml:space="preserve"> </w:t>
@@ -18433,8 +18967,8 @@
         <w:t xml:space="preserve">.</w:t>
       </w:r>
     </w:p>
-    <w:bookmarkEnd w:id="124"/>
-    <w:bookmarkStart w:id="125" w:name="rem-source-standardization"/>
+    <w:bookmarkEnd w:id="132"/>
+    <w:bookmarkStart w:id="133" w:name="rem-source-standardization"/>
     <w:p>
       <w:pPr>
         <w:pStyle w:val="BodyText"/>
@@ -18444,7 +18978,7 @@
           <w:i/>
           <w:iCs/>
         </w:rPr>
-        <w:t xml:space="preserve">Remark 5</w:t>
+        <w:t xml:space="preserve">Remark 6</w:t>
       </w:r>
       <w:r>
         <w:t xml:space="preserve"> (Source: Standardization). </w:t>
@@ -18483,8 +19017,8 @@
         <w:t xml:space="preserve">.</w:t>
       </w:r>
     </w:p>
-    <w:bookmarkEnd w:id="125"/>
-    <w:bookmarkStart w:id="126" w:name="rem-standardization-units"/>
+    <w:bookmarkEnd w:id="133"/>
+    <w:bookmarkStart w:id="134" w:name="rem-standardization-units"/>
     <w:p>
       <w:pPr>
         <w:pStyle w:val="BodyText"/>
@@ -18494,7 +19028,7 @@
           <w:i/>
           <w:iCs/>
         </w:rPr>
-        <w:t xml:space="preserve">Remark 6</w:t>
+        <w:t xml:space="preserve">Remark 7</w:t>
       </w:r>
       <w:r>
         <w:t xml:space="preserve"> (Standardized values have no units). </w:t>
@@ -18559,8 +19093,8 @@
         <w:t xml:space="preserve">both become unitless numbers of standard deviations.</w:t>
       </w:r>
     </w:p>
-    <w:bookmarkEnd w:id="126"/>
-    <w:bookmarkStart w:id="127" w:name="thm-standardized-mean-sd"/>
+    <w:bookmarkEnd w:id="134"/>
+    <w:bookmarkStart w:id="135" w:name="thm-standardized-mean-sd"/>
     <w:p>
       <w:pPr>
         <w:pStyle w:val="BodyText"/>
@@ -18717,7 +19251,7 @@
         <w:t xml:space="preserve">.</w:t>
       </w:r>
     </w:p>
-    <w:bookmarkEnd w:id="127"/>
+    <w:bookmarkEnd w:id="135"/>
     <w:p>
       <w:pPr>
         <w:pStyle w:val="BodyText"/>
@@ -19430,7 +19964,7 @@
         <w:t xml:space="preserve">.</w:t>
       </w:r>
     </w:p>
-    <w:bookmarkStart w:id="128" w:name="rem-source-standardized-mean-sd"/>
+    <w:bookmarkStart w:id="136" w:name="rem-source-standardized-mean-sd"/>
     <w:p>
       <w:pPr>
         <w:pStyle w:val="BodyText"/>
@@ -19440,7 +19974,7 @@
           <w:i/>
           <w:iCs/>
         </w:rPr>
-        <w:t xml:space="preserve">Remark 7</w:t>
+        <w:t xml:space="preserve">Remark 8</w:t>
       </w:r>
       <w:r>
         <w:t xml:space="preserve"> (Source: Standardized values have sample mean 0 and sample standard deviation 1). </w:t>
@@ -19464,8 +19998,8 @@
         <w:t xml:space="preserve">the proof is the elementary calculation.</w:t>
       </w:r>
     </w:p>
-    <w:bookmarkEnd w:id="128"/>
-    <w:bookmarkStart w:id="129" w:name="exm-scale-wcgs"/>
+    <w:bookmarkEnd w:id="136"/>
+    <w:bookmarkStart w:id="137" w:name="exm-scale-wcgs"/>
     <w:p>
       <w:pPr>
         <w:pStyle w:val="BodyText"/>
@@ -19475,7 +20009,7 @@
           <w:b/>
           <w:bCs/>
         </w:rPr>
-        <w:t xml:space="preserve">Example 9 (Standardizing cholesterol in R)</w:t>
+        <w:t xml:space="preserve">Example 12 (Standardizing cholesterol in R)</w:t>
       </w:r>
       <w:r>
         <w:t xml:space="preserve"> </w:t>
@@ -19743,8 +20277,8 @@
         <w:t xml:space="preserve">is needed because 12 of the cholesterol values are missing.</w:t>
       </w:r>
     </w:p>
-    <w:bookmarkEnd w:id="129"/>
-    <w:bookmarkStart w:id="130" w:name="def-min-max-scaling"/>
+    <w:bookmarkEnd w:id="137"/>
+    <w:bookmarkStart w:id="138" w:name="def-min-max-scaling"/>
     <w:p>
       <w:pPr>
         <w:pStyle w:val="BodyText"/>
@@ -19754,7 +20288,7 @@
           <w:b/>
           <w:bCs/>
         </w:rPr>
-        <w:t xml:space="preserve">Definition 22 (Min-max scaling)</w:t>
+        <w:t xml:space="preserve">Definition 24 (Min-max scaling)</w:t>
       </w:r>
       <w:r>
         <w:t xml:space="preserve"> </w:t>
@@ -20053,8 +20587,8 @@
         <w:t xml:space="preserve">.</w:t>
       </w:r>
     </w:p>
-    <w:bookmarkEnd w:id="130"/>
-    <w:bookmarkStart w:id="131" w:name="rem-min-max-outliers"/>
+    <w:bookmarkEnd w:id="138"/>
+    <w:bookmarkStart w:id="139" w:name="rem-min-max-outliers"/>
     <w:p>
       <w:pPr>
         <w:pStyle w:val="BodyText"/>
@@ -20064,7 +20598,7 @@
           <w:i/>
           <w:iCs/>
         </w:rPr>
-        <w:t xml:space="preserve">Remark 8</w:t>
+        <w:t xml:space="preserve">Remark 9</w:t>
       </w:r>
       <w:r>
         <w:t xml:space="preserve"> (Min-max scaling and outliers). </w:t>
@@ -20260,8 +20794,8 @@
         <w:t xml:space="preserve">.</w:t>
       </w:r>
     </w:p>
-    <w:bookmarkEnd w:id="131"/>
-    <w:bookmarkStart w:id="132" w:name="exm-min-max-wcgs"/>
+    <w:bookmarkEnd w:id="139"/>
+    <w:bookmarkStart w:id="140" w:name="exm-min-max-wcgs"/>
     <w:p>
       <w:pPr>
         <w:pStyle w:val="BodyText"/>
@@ -20271,7 +20805,7 @@
           <w:b/>
           <w:bCs/>
         </w:rPr>
-        <w:t xml:space="preserve">Example 10 (Min-max scaling of cholesterol in the WCGS)</w:t>
+        <w:t xml:space="preserve">Example 13 (Min-max scaling of cholesterol in the WCGS)</w:t>
       </w:r>
       <w:r>
         <w:t xml:space="preserve"> </w:t>
@@ -20500,10 +21034,10 @@
         <w:t xml:space="preserve">but have no units.</w:t>
       </w:r>
     </w:p>
-    <w:bookmarkEnd w:id="132"/>
-    <w:bookmarkEnd w:id="133"/>
-    <w:bookmarkEnd w:id="134"/>
-    <w:bookmarkStart w:id="136" w:name="an-exploratory-data-analysis-workflow"/>
+    <w:bookmarkEnd w:id="140"/>
+    <w:bookmarkEnd w:id="141"/>
+    <w:bookmarkEnd w:id="142"/>
+    <w:bookmarkStart w:id="144" w:name="an-exploratory-data-analysis-workflow"/>
     <w:p>
       <w:pPr>
         <w:pStyle w:val="Heading2"/>
@@ -20731,7 +21265,7 @@
       <w:tr>
         <w:tc>
           <w:tcPr/>
-          <w:bookmarkStart w:id="135" w:name="tbl-wcgs-all-summary"/>
+          <w:bookmarkStart w:id="143" w:name="tbl-wcgs-all-summary"/>
           <w:p>
             <w:pPr>
               <w:jc w:val="center"/>
@@ -21912,12 +22446,12 @@
               </w:tc>
             </w:tr>
           </w:tbl>
-          <w:bookmarkEnd w:id="135"/>
+          <w:bookmarkEnd w:id="143"/>
         </w:tc>
       </w:tr>
     </w:tbl>
-    <w:bookmarkEnd w:id="136"/>
-    <w:bookmarkStart w:id="140" w:name="further-reading"/>
+    <w:bookmarkEnd w:id="144"/>
+    <w:bookmarkStart w:id="148" w:name="further-reading"/>
     <w:p>
       <w:pPr>
         <w:pStyle w:val="Heading2"/>
@@ -21930,7 +22464,7 @@
       <w:pPr>
         <w:pStyle w:val="FirstParagraph"/>
       </w:pPr>
-      <w:hyperlink r:id="rId137">
+      <w:hyperlink r:id="rId145">
         <w:r>
           <w:rPr>
             <w:rStyle w:val="Hyperlink"/>
@@ -21947,7 +22481,7 @@
       <w:r>
         <w:t xml:space="preserve"> </w:t>
       </w:r>
-      <w:hyperlink r:id="rId62">
+      <w:hyperlink r:id="rId70">
         <w:r>
           <w:rPr>
             <w:rStyle w:val="Hyperlink"/>
@@ -21970,7 +22504,7 @@
       <w:r>
         <w:t xml:space="preserve"> </w:t>
       </w:r>
-      <w:hyperlink r:id="rId138">
+      <w:hyperlink r:id="rId146">
         <w:r>
           <w:rPr>
             <w:rStyle w:val="Hyperlink"/>
@@ -21993,7 +22527,7 @@
       <w:r>
         <w:t xml:space="preserve"> </w:t>
       </w:r>
-      <w:hyperlink r:id="rId139">
+      <w:hyperlink r:id="rId147">
         <w:r>
           <w:rPr>
             <w:rStyle w:val="Hyperlink"/>
@@ -22008,8 +22542,8 @@
         <w:t xml:space="preserve">of the WCGS data, in R and Python.</w:t>
       </w:r>
     </w:p>
-    <w:bookmarkEnd w:id="140"/>
-    <w:bookmarkStart w:id="185" w:name="references"/>
+    <w:bookmarkEnd w:id="148"/>
+    <w:bookmarkStart w:id="193" w:name="references"/>
     <w:p>
       <w:pPr>
         <w:pStyle w:val="Heading2"/>
@@ -22018,8 +22552,8 @@
         <w:t xml:space="preserve">References</w:t>
       </w:r>
     </w:p>
-    <w:bookmarkStart w:id="184" w:name="refs"/>
-    <w:bookmarkStart w:id="142" w:name="ref-vittinghoff2e"/>
+    <w:bookmarkStart w:id="192" w:name="refs"/>
+    <w:bookmarkStart w:id="150" w:name="ref-vittinghoff2e"/>
     <w:p>
       <w:pPr>
         <w:pStyle w:val="Bibliography"/>
@@ -22052,7 +22586,7 @@
       <w:r>
         <w:t xml:space="preserve"> </w:t>
       </w:r>
-      <w:hyperlink r:id="rId141">
+      <w:hyperlink r:id="rId149">
         <w:r>
           <w:rPr>
             <w:rStyle w:val="Hyperlink"/>
@@ -22064,8 +22598,8 @@
         <w:t xml:space="preserve">.</w:t>
       </w:r>
     </w:p>
-    <w:bookmarkEnd w:id="142"/>
-    <w:bookmarkStart w:id="144" w:name="ref-rosenman1975coronary"/>
+    <w:bookmarkEnd w:id="150"/>
+    <w:bookmarkStart w:id="152" w:name="ref-rosenman1975coronary"/>
     <w:p>
       <w:pPr>
         <w:pStyle w:val="Bibliography"/>
@@ -22113,7 +22647,7 @@
       <w:r>
         <w:t xml:space="preserve"> </w:t>
       </w:r>
-      <w:hyperlink r:id="rId143">
+      <w:hyperlink r:id="rId151">
         <w:r>
           <w:rPr>
             <w:rStyle w:val="Hyperlink"/>
@@ -22125,8 +22659,8 @@
         <w:t xml:space="preserve">.</w:t>
       </w:r>
     </w:p>
-    <w:bookmarkEnd w:id="144"/>
-    <w:bookmarkStart w:id="146" w:name="ref-wikipedia_statistical_population"/>
+    <w:bookmarkEnd w:id="152"/>
+    <w:bookmarkStart w:id="154" w:name="ref-wikipedia_statistical_population"/>
     <w:p>
       <w:pPr>
         <w:pStyle w:val="Bibliography"/>
@@ -22173,7 +22707,7 @@
       <w:r>
         <w:t xml:space="preserve"> </w:t>
       </w:r>
-      <w:hyperlink r:id="rId145">
+      <w:hyperlink r:id="rId153">
         <w:r>
           <w:rPr>
             <w:rStyle w:val="Hyperlink"/>
@@ -22182,8 +22716,8 @@
         </w:r>
       </w:hyperlink>
     </w:p>
-    <w:bookmarkEnd w:id="146"/>
-    <w:bookmarkStart w:id="148" w:name="ref-wikipedia_simple_random_sample"/>
+    <w:bookmarkEnd w:id="154"/>
+    <w:bookmarkStart w:id="156" w:name="ref-wikipedia_simple_random_sample"/>
     <w:p>
       <w:pPr>
         <w:pStyle w:val="Bibliography"/>
@@ -22230,7 +22764,7 @@
       <w:r>
         <w:t xml:space="preserve"> </w:t>
       </w:r>
-      <w:hyperlink r:id="rId147">
+      <w:hyperlink r:id="rId155">
         <w:r>
           <w:rPr>
             <w:rStyle w:val="Hyperlink"/>
@@ -22239,8 +22773,8 @@
         </w:r>
       </w:hyperlink>
     </w:p>
-    <w:bookmarkEnd w:id="148"/>
-    <w:bookmarkStart w:id="150" w:name="ref-wikipedia_median"/>
+    <w:bookmarkEnd w:id="156"/>
+    <w:bookmarkStart w:id="158" w:name="ref-wikipedia_median"/>
     <w:p>
       <w:pPr>
         <w:pStyle w:val="Bibliography"/>
@@ -22287,7 +22821,7 @@
       <w:r>
         <w:t xml:space="preserve"> </w:t>
       </w:r>
-      <w:hyperlink r:id="rId149">
+      <w:hyperlink r:id="rId157">
         <w:r>
           <w:rPr>
             <w:rStyle w:val="Hyperlink"/>
@@ -22296,8 +22830,8 @@
         </w:r>
       </w:hyperlink>
     </w:p>
-    <w:bookmarkEnd w:id="150"/>
-    <w:bookmarkStart w:id="152" w:name="ref-wikipedia_variance"/>
+    <w:bookmarkEnd w:id="158"/>
+    <w:bookmarkStart w:id="160" w:name="ref-wikipedia_variance"/>
     <w:p>
       <w:pPr>
         <w:pStyle w:val="Bibliography"/>
@@ -22344,7 +22878,7 @@
       <w:r>
         <w:t xml:space="preserve"> </w:t>
       </w:r>
-      <w:hyperlink r:id="rId151">
+      <w:hyperlink r:id="rId159">
         <w:r>
           <w:rPr>
             <w:rStyle w:val="Hyperlink"/>
@@ -22353,8 +22887,8 @@
         </w:r>
       </w:hyperlink>
     </w:p>
-    <w:bookmarkEnd w:id="152"/>
-    <w:bookmarkStart w:id="154" w:name="ref-wikipedia_standard_deviation"/>
+    <w:bookmarkEnd w:id="160"/>
+    <w:bookmarkStart w:id="162" w:name="ref-wikipedia_standard_deviation"/>
     <w:p>
       <w:pPr>
         <w:pStyle w:val="Bibliography"/>
@@ -22401,7 +22935,7 @@
       <w:r>
         <w:t xml:space="preserve"> </w:t>
       </w:r>
-      <w:hyperlink r:id="rId153">
+      <w:hyperlink r:id="rId161">
         <w:r>
           <w:rPr>
             <w:rStyle w:val="Hyperlink"/>
@@ -22410,8 +22944,8 @@
         </w:r>
       </w:hyperlink>
     </w:p>
-    <w:bookmarkEnd w:id="154"/>
-    <w:bookmarkStart w:id="156" w:name="ref-wikipedia_quartile"/>
+    <w:bookmarkEnd w:id="162"/>
+    <w:bookmarkStart w:id="164" w:name="ref-wikipedia_quartile"/>
     <w:p>
       <w:pPr>
         <w:pStyle w:val="Bibliography"/>
@@ -22458,7 +22992,7 @@
       <w:r>
         <w:t xml:space="preserve"> </w:t>
       </w:r>
-      <w:hyperlink r:id="rId155">
+      <w:hyperlink r:id="rId163">
         <w:r>
           <w:rPr>
             <w:rStyle w:val="Hyperlink"/>
@@ -22467,8 +23001,8 @@
         </w:r>
       </w:hyperlink>
     </w:p>
-    <w:bookmarkEnd w:id="156"/>
-    <w:bookmarkStart w:id="158" w:name="ref-wikipedia_interquartile_range"/>
+    <w:bookmarkEnd w:id="164"/>
+    <w:bookmarkStart w:id="166" w:name="ref-wikipedia_interquartile_range"/>
     <w:p>
       <w:pPr>
         <w:pStyle w:val="Bibliography"/>
@@ -22515,7 +23049,7 @@
       <w:r>
         <w:t xml:space="preserve"> </w:t>
       </w:r>
-      <w:hyperlink r:id="rId157">
+      <w:hyperlink r:id="rId165">
         <w:r>
           <w:rPr>
             <w:rStyle w:val="Hyperlink"/>
@@ -22524,8 +23058,8 @@
         </w:r>
       </w:hyperlink>
     </w:p>
-    <w:bookmarkEnd w:id="158"/>
-    <w:bookmarkStart w:id="159" w:name="ref-hoggtanis2015"/>
+    <w:bookmarkEnd w:id="166"/>
+    <w:bookmarkStart w:id="167" w:name="ref-hoggtanis2015"/>
     <w:p>
       <w:pPr>
         <w:pStyle w:val="Bibliography"/>
@@ -22556,8 +23090,8 @@
         <w:t xml:space="preserve">, Tenth edition. Boston: Pearson, 2019.</w:t>
       </w:r>
     </w:p>
-    <w:bookmarkEnd w:id="159"/>
-    <w:bookmarkStart w:id="160" w:name="ref-rice2007mathematical"/>
+    <w:bookmarkEnd w:id="167"/>
+    <w:bookmarkStart w:id="168" w:name="ref-rice2007mathematical"/>
     <w:p>
       <w:pPr>
         <w:pStyle w:val="Bibliography"/>
@@ -22588,8 +23122,8 @@
         <w:t xml:space="preserve">, 3rd ed. Belmont, CA: Cengage Learning, 2007.</w:t>
       </w:r>
     </w:p>
-    <w:bookmarkEnd w:id="160"/>
-    <w:bookmarkStart w:id="162" w:name="ref-wikipedia_histogram"/>
+    <w:bookmarkEnd w:id="168"/>
+    <w:bookmarkStart w:id="170" w:name="ref-wikipedia_histogram"/>
     <w:p>
       <w:pPr>
         <w:pStyle w:val="Bibliography"/>
@@ -22636,7 +23170,7 @@
       <w:r>
         <w:t xml:space="preserve"> </w:t>
       </w:r>
-      <w:hyperlink r:id="rId161">
+      <w:hyperlink r:id="rId169">
         <w:r>
           <w:rPr>
             <w:rStyle w:val="Hyperlink"/>
@@ -22645,8 +23179,8 @@
         </w:r>
       </w:hyperlink>
     </w:p>
-    <w:bookmarkEnd w:id="162"/>
-    <w:bookmarkStart w:id="164" w:name="ref-wikipedia_kernel_density_estimation"/>
+    <w:bookmarkEnd w:id="170"/>
+    <w:bookmarkStart w:id="172" w:name="ref-wikipedia_kernel_density_estimation"/>
     <w:p>
       <w:pPr>
         <w:pStyle w:val="Bibliography"/>
@@ -22693,7 +23227,7 @@
       <w:r>
         <w:t xml:space="preserve"> </w:t>
       </w:r>
-      <w:hyperlink r:id="rId163">
+      <w:hyperlink r:id="rId171">
         <w:r>
           <w:rPr>
             <w:rStyle w:val="Hyperlink"/>
@@ -22702,8 +23236,8 @@
         </w:r>
       </w:hyperlink>
     </w:p>
-    <w:bookmarkEnd w:id="164"/>
-    <w:bookmarkStart w:id="166" w:name="ref-wikipedia_box_plot"/>
+    <w:bookmarkEnd w:id="172"/>
+    <w:bookmarkStart w:id="174" w:name="ref-wikipedia_box_plot"/>
     <w:p>
       <w:pPr>
         <w:pStyle w:val="Bibliography"/>
@@ -22750,7 +23284,7 @@
       <w:r>
         <w:t xml:space="preserve"> </w:t>
       </w:r>
-      <w:hyperlink r:id="rId165">
+      <w:hyperlink r:id="rId173">
         <w:r>
           <w:rPr>
             <w:rStyle w:val="Hyperlink"/>
@@ -22759,8 +23293,8 @@
         </w:r>
       </w:hyperlink>
     </w:p>
-    <w:bookmarkEnd w:id="166"/>
-    <w:bookmarkStart w:id="168" w:name="ref-wikipedia_bar_chart"/>
+    <w:bookmarkEnd w:id="174"/>
+    <w:bookmarkStart w:id="176" w:name="ref-wikipedia_bar_chart"/>
     <w:p>
       <w:pPr>
         <w:pStyle w:val="Bibliography"/>
@@ -22807,7 +23341,7 @@
       <w:r>
         <w:t xml:space="preserve"> </w:t>
       </w:r>
-      <w:hyperlink r:id="rId167">
+      <w:hyperlink r:id="rId175">
         <w:r>
           <w:rPr>
             <w:rStyle w:val="Hyperlink"/>
@@ -22816,8 +23350,8 @@
         </w:r>
       </w:hyperlink>
     </w:p>
-    <w:bookmarkEnd w:id="168"/>
-    <w:bookmarkStart w:id="170" w:name="ref-wikipedia_q_q_plot"/>
+    <w:bookmarkEnd w:id="176"/>
+    <w:bookmarkStart w:id="178" w:name="ref-wikipedia_q_q_plot"/>
     <w:p>
       <w:pPr>
         <w:pStyle w:val="Bibliography"/>
@@ -22864,7 +23398,7 @@
       <w:r>
         <w:t xml:space="preserve"> </w:t>
       </w:r>
-      <w:hyperlink r:id="rId169">
+      <w:hyperlink r:id="rId177">
         <w:r>
           <w:rPr>
             <w:rStyle w:val="Hyperlink"/>
@@ -22873,8 +23407,8 @@
         </w:r>
       </w:hyperlink>
     </w:p>
-    <w:bookmarkEnd w:id="170"/>
-    <w:bookmarkStart w:id="172" w:name="ref-wikipedia_scatter_plot"/>
+    <w:bookmarkEnd w:id="178"/>
+    <w:bookmarkStart w:id="180" w:name="ref-wikipedia_scatter_plot"/>
     <w:p>
       <w:pPr>
         <w:pStyle w:val="Bibliography"/>
@@ -22921,7 +23455,7 @@
       <w:r>
         <w:t xml:space="preserve"> </w:t>
       </w:r>
-      <w:hyperlink r:id="rId171">
+      <w:hyperlink r:id="rId179">
         <w:r>
           <w:rPr>
             <w:rStyle w:val="Hyperlink"/>
@@ -22930,8 +23464,8 @@
         </w:r>
       </w:hyperlink>
     </w:p>
-    <w:bookmarkEnd w:id="172"/>
-    <w:bookmarkStart w:id="174" w:name="X9c68751dcff429bb8eebfb08e71b6f746222990"/>
+    <w:bookmarkEnd w:id="180"/>
+    <w:bookmarkStart w:id="182" w:name="X9c68751dcff429bb8eebfb08e71b6f746222990"/>
     <w:p>
       <w:pPr>
         <w:pStyle w:val="Bibliography"/>
@@ -22978,7 +23512,7 @@
       <w:r>
         <w:t xml:space="preserve"> </w:t>
       </w:r>
-      <w:hyperlink r:id="rId173">
+      <w:hyperlink r:id="rId181">
         <w:r>
           <w:rPr>
             <w:rStyle w:val="Hyperlink"/>
@@ -22987,8 +23521,8 @@
         </w:r>
       </w:hyperlink>
     </w:p>
-    <w:bookmarkEnd w:id="174"/>
-    <w:bookmarkStart w:id="176" w:name="ref-wikipedia_contingency_table"/>
+    <w:bookmarkEnd w:id="182"/>
+    <w:bookmarkStart w:id="184" w:name="ref-wikipedia_contingency_table"/>
     <w:p>
       <w:pPr>
         <w:pStyle w:val="Bibliography"/>
@@ -23035,7 +23569,7 @@
       <w:r>
         <w:t xml:space="preserve"> </w:t>
       </w:r>
-      <w:hyperlink r:id="rId175">
+      <w:hyperlink r:id="rId183">
         <w:r>
           <w:rPr>
             <w:rStyle w:val="Hyperlink"/>
@@ -23044,8 +23578,8 @@
         </w:r>
       </w:hyperlink>
     </w:p>
-    <w:bookmarkEnd w:id="176"/>
-    <w:bookmarkStart w:id="178" w:name="ref-wikipedia_standard_score"/>
+    <w:bookmarkEnd w:id="184"/>
+    <w:bookmarkStart w:id="186" w:name="ref-wikipedia_standard_score"/>
     <w:p>
       <w:pPr>
         <w:pStyle w:val="Bibliography"/>
@@ -23092,7 +23626,7 @@
       <w:r>
         <w:t xml:space="preserve"> </w:t>
       </w:r>
-      <w:hyperlink r:id="rId177">
+      <w:hyperlink r:id="rId185">
         <w:r>
           <w:rPr>
             <w:rStyle w:val="Hyperlink"/>
@@ -23101,8 +23635,8 @@
         </w:r>
       </w:hyperlink>
     </w:p>
-    <w:bookmarkEnd w:id="178"/>
-    <w:bookmarkStart w:id="180" w:name="ref-james2021islr2e"/>
+    <w:bookmarkEnd w:id="186"/>
+    <w:bookmarkStart w:id="188" w:name="ref-james2021islr2e"/>
     <w:p>
       <w:pPr>
         <w:pStyle w:val="Bibliography"/>
@@ -23149,7 +23683,7 @@
       <w:r>
         <w:t xml:space="preserve"> </w:t>
       </w:r>
-      <w:hyperlink r:id="rId179">
+      <w:hyperlink r:id="rId187">
         <w:r>
           <w:rPr>
             <w:rStyle w:val="Hyperlink"/>
@@ -23161,8 +23695,8 @@
         <w:t xml:space="preserve">.</w:t>
       </w:r>
     </w:p>
-    <w:bookmarkEnd w:id="180"/>
-    <w:bookmarkStart w:id="181" w:name="ref-geron2017hands"/>
+    <w:bookmarkEnd w:id="188"/>
+    <w:bookmarkStart w:id="189" w:name="ref-geron2017hands"/>
     <w:p>
       <w:pPr>
         <w:pStyle w:val="Bibliography"/>
@@ -23235,8 +23769,8 @@
         <w:t xml:space="preserve">, 1st ed. O’Reilly Media, 2017.</w:t>
       </w:r>
     </w:p>
-    <w:bookmarkEnd w:id="181"/>
-    <w:bookmarkStart w:id="183" w:name="ref-wikipedia_feature_scaling"/>
+    <w:bookmarkEnd w:id="189"/>
+    <w:bookmarkStart w:id="191" w:name="ref-wikipedia_feature_scaling"/>
     <w:p>
       <w:pPr>
         <w:pStyle w:val="Bibliography"/>
@@ -23283,7 +23817,7 @@
       <w:r>
         <w:t xml:space="preserve"> </w:t>
       </w:r>
-      <w:hyperlink r:id="rId182">
+      <w:hyperlink r:id="rId190">
         <w:r>
           <w:rPr>
             <w:rStyle w:val="Hyperlink"/>
@@ -23292,9 +23826,9 @@
         </w:r>
       </w:hyperlink>
     </w:p>
-    <w:bookmarkEnd w:id="183"/>
-    <w:bookmarkEnd w:id="184"/>
-    <w:bookmarkEnd w:id="185"/>
+    <w:bookmarkEnd w:id="191"/>
+    <w:bookmarkEnd w:id="192"/>
+    <w:bookmarkEnd w:id="193"/>
     <w:sectPr>
       <w:footnotePr>
         <w:numRestart w:val="eachSect"/>
